--- a/p2/Práctica 2.docx
+++ b/p2/Práctica 2.docx
@@ -1,34 +1,26 @@
 
 <file path=word/document.xml><?xml version="1.0" encoding="utf-8"?>
-<w:document xmlns:wpc="http://schemas.microsoft.com/office/word/2010/wordprocessingCanvas" xmlns:mc="http://schemas.openxmlformats.org/markup-compatibility/2006" xmlns:o="urn:schemas-microsoft-com:office:office" xmlns:r="http://schemas.openxmlformats.org/officeDocument/2006/relationships" xmlns:m="http://schemas.openxmlformats.org/officeDocument/2006/math" xmlns:v="urn:schemas-microsoft-com:vml" xmlns:wp14="http://schemas.microsoft.com/office/word/2010/wordprocessingDrawing" xmlns:wp="http://schemas.openxmlformats.org/drawingml/2006/wordprocessingDrawing" xmlns:w10="urn:schemas-microsoft-com:office:word" xmlns:w="http://schemas.openxmlformats.org/wordprocessingml/2006/main" xmlns:w14="http://schemas.microsoft.com/office/word/2010/wordml" xmlns:w15="http://schemas.microsoft.com/office/word/2012/wordml" xmlns:wpg="http://schemas.microsoft.com/office/word/2010/wordprocessingGroup" xmlns:wpi="http://schemas.microsoft.com/office/word/2010/wordprocessingInk" xmlns:wne="http://schemas.microsoft.com/office/word/2006/wordml" xmlns:wps="http://schemas.microsoft.com/office/word/2010/wordprocessingShape" xmlns:w16se="http://schemas.microsoft.com/office/word/2015/wordml/symex" xmlns:w16cid="http://schemas.microsoft.com/office/word/2016/wordml/cid" xmlns:w16="http://schemas.microsoft.com/office/word/2018/wordml" xmlns:w16cex="http://schemas.microsoft.com/office/word/2018/wordml/cex" xmlns:w16sdtdh="http://schemas.microsoft.com/office/word/2020/wordml/sdtdatahash" xmlns:w16sdtfl="http://schemas.microsoft.com/office/word/2024/wordml/sdtformatlock" mc:Ignorable="w14 w15 wp14 w16se w16cid w16 w16cex w16sdtdh w16sdtfl">
+<w:document xmlns:wpc="http://schemas.microsoft.com/office/word/2010/wordprocessingCanvas" xmlns:cx="http://schemas.microsoft.com/office/drawing/2014/chartex" xmlns:cx1="http://schemas.microsoft.com/office/drawing/2015/9/8/chartex" xmlns:cx2="http://schemas.microsoft.com/office/drawing/2015/10/21/chartex" xmlns:cx3="http://schemas.microsoft.com/office/drawing/2016/5/9/chartex" xmlns:cx4="http://schemas.microsoft.com/office/drawing/2016/5/10/chartex" xmlns:cx5="http://schemas.microsoft.com/office/drawing/2016/5/11/chartex" xmlns:cx6="http://schemas.microsoft.com/office/drawing/2016/5/12/chartex" xmlns:cx7="http://schemas.microsoft.com/office/drawing/2016/5/13/chartex" xmlns:cx8="http://schemas.microsoft.com/office/drawing/2016/5/14/chartex" xmlns:mc="http://schemas.openxmlformats.org/markup-compatibility/2006" xmlns:aink="http://schemas.microsoft.com/office/drawing/2016/ink" xmlns:am3d="http://schemas.microsoft.com/office/drawing/2017/model3d" xmlns:o="urn:schemas-microsoft-com:office:office" xmlns:oel="http://schemas.microsoft.com/office/2019/extlst" xmlns:r="http://schemas.openxmlformats.org/officeDocument/2006/relationships" xmlns:m="http://schemas.openxmlformats.org/officeDocument/2006/math" xmlns:v="urn:schemas-microsoft-com:vml" xmlns:wp14="http://schemas.microsoft.com/office/word/2010/wordprocessingDrawing" xmlns:wp="http://schemas.openxmlformats.org/drawingml/2006/wordprocessingDrawing" xmlns:w10="urn:schemas-microsoft-com:office:word" xmlns:w="http://schemas.openxmlformats.org/wordprocessingml/2006/main" xmlns:w14="http://schemas.microsoft.com/office/word/2010/wordml" xmlns:w15="http://schemas.microsoft.com/office/word/2012/wordml" xmlns:w16cex="http://schemas.microsoft.com/office/word/2018/wordml/cex" xmlns:w16cid="http://schemas.microsoft.com/office/word/2016/wordml/cid" xmlns:w16="http://schemas.microsoft.com/office/word/2018/wordml" xmlns:w16du="http://schemas.microsoft.com/office/word/2023/wordml/word16du" xmlns:w16sdtdh="http://schemas.microsoft.com/office/word/2020/wordml/sdtdatahash" xmlns:w16sdtfl="http://schemas.microsoft.com/office/word/2024/wordml/sdtformatlock" xmlns:w16se="http://schemas.microsoft.com/office/word/2015/wordml/symex" xmlns:wpg="http://schemas.microsoft.com/office/word/2010/wordprocessingGroup" xmlns:wpi="http://schemas.microsoft.com/office/word/2010/wordprocessingInk" xmlns:wne="http://schemas.microsoft.com/office/word/2006/wordml" xmlns:wps="http://schemas.microsoft.com/office/word/2010/wordprocessingShape" mc:Ignorable="w14 w15 w16se w16cid w16 w16cex w16sdtdh w16sdtfl w16du wp14">
   <w:body>
-    <w:p xmlns:wp14="http://schemas.microsoft.com/office/word/2010/wordml" wp14:paraId="5C1A07E2" wp14:textId="4A01C671">
+    <w:p>
       <w:pPr>
-        <w:pStyle w:val="Heading2"/>
+        <w:pStyle w:val="Ttulo2"/>
       </w:pPr>
       <w:r>
-        <w:rPr/>
         <w:t>Práctica 2</w:t>
       </w:r>
     </w:p>
     <w:p>
       <w:pPr>
-        <w:pStyle w:val="Heading3"/>
+        <w:pStyle w:val="Ttulo3"/>
       </w:pPr>
       <w:r>
-        <w:rPr/>
         <w:t>Burbuja</w:t>
       </w:r>
     </w:p>
-    <w:p>
-      <w:pPr>
-        <w:pStyle w:val="Normal"/>
-      </w:pPr>
-    </w:p>
+    <w:p/>
     <w:tbl>
       <w:tblPr>
-        <w:tblStyle w:val="TableNormal"/>
-        <w:bidiVisual w:val="0"/>
         <w:tblW w:w="0" w:type="auto"/>
         <w:jc w:val="center"/>
         <w:tblLook w:val="06A0" w:firstRow="1" w:lastRow="0" w:firstColumn="1" w:lastColumn="0" w:noHBand="1" w:noVBand="1"/>
@@ -42,6 +34,7 @@
       <w:tr>
         <w:trPr>
           <w:trHeight w:val="300"/>
+          <w:jc w:val="center"/>
         </w:trPr>
         <w:tc>
           <w:tcPr>
@@ -61,22 +54,15 @@
           </w:tcPr>
           <w:p>
             <w:pPr>
-              <w:spacing w:before="0" w:beforeAutospacing="off" w:after="0" w:afterAutospacing="off"/>
-              <w:jc w:val="center"/>
-            </w:pPr>
-            <w:r>
-              <w:rPr>
-                <w:rFonts w:ascii="Calibri" w:hAnsi="Calibri" w:eastAsia="Calibri" w:cs="Calibri"/>
-                <w:b w:val="0"/>
-                <w:bCs w:val="0"/>
-                <w:i w:val="0"/>
-                <w:iCs w:val="0"/>
-                <w:strike w:val="0"/>
-                <w:dstrike w:val="0"/>
-                <w:color w:val="000000" w:themeColor="text1" w:themeTint="FF" w:themeShade="FF"/>
-                <w:sz w:val="22"/>
-                <w:szCs w:val="22"/>
-                <w:u w:val="none"/>
+              <w:spacing w:after="0"/>
+              <w:jc w:val="center"/>
+            </w:pPr>
+            <w:r>
+              <w:rPr>
+                <w:rFonts w:ascii="Calibri" w:eastAsia="Calibri" w:hAnsi="Calibri" w:cs="Calibri"/>
+                <w:color w:val="000000" w:themeColor="text1"/>
+                <w:sz w:val="22"/>
+                <w:szCs w:val="22"/>
               </w:rPr>
               <w:t>n</w:t>
             </w:r>
@@ -100,22 +86,15 @@
           </w:tcPr>
           <w:p>
             <w:pPr>
-              <w:spacing w:before="0" w:beforeAutospacing="off" w:after="0" w:afterAutospacing="off"/>
-              <w:jc w:val="center"/>
-            </w:pPr>
-            <w:r>
-              <w:rPr>
-                <w:rFonts w:ascii="Calibri" w:hAnsi="Calibri" w:eastAsia="Calibri" w:cs="Calibri"/>
-                <w:b w:val="0"/>
-                <w:bCs w:val="0"/>
-                <w:i w:val="0"/>
-                <w:iCs w:val="0"/>
-                <w:strike w:val="0"/>
-                <w:dstrike w:val="0"/>
-                <w:color w:val="000000" w:themeColor="text1" w:themeTint="FF" w:themeShade="FF"/>
-                <w:sz w:val="22"/>
-                <w:szCs w:val="22"/>
-                <w:u w:val="none"/>
+              <w:spacing w:after="0"/>
+              <w:jc w:val="center"/>
+            </w:pPr>
+            <w:r>
+              <w:rPr>
+                <w:rFonts w:ascii="Calibri" w:eastAsia="Calibri" w:hAnsi="Calibri" w:cs="Calibri"/>
+                <w:color w:val="000000" w:themeColor="text1"/>
+                <w:sz w:val="22"/>
+                <w:szCs w:val="22"/>
               </w:rPr>
               <w:t>t ordenado</w:t>
             </w:r>
@@ -139,22 +118,15 @@
           </w:tcPr>
           <w:p>
             <w:pPr>
-              <w:spacing w:before="0" w:beforeAutospacing="off" w:after="0" w:afterAutospacing="off"/>
-              <w:jc w:val="center"/>
-            </w:pPr>
-            <w:r>
-              <w:rPr>
-                <w:rFonts w:ascii="Calibri" w:hAnsi="Calibri" w:eastAsia="Calibri" w:cs="Calibri"/>
-                <w:b w:val="0"/>
-                <w:bCs w:val="0"/>
-                <w:i w:val="0"/>
-                <w:iCs w:val="0"/>
-                <w:strike w:val="0"/>
-                <w:dstrike w:val="0"/>
-                <w:color w:val="000000" w:themeColor="text1" w:themeTint="FF" w:themeShade="FF"/>
-                <w:sz w:val="22"/>
-                <w:szCs w:val="22"/>
-                <w:u w:val="none"/>
+              <w:spacing w:after="0"/>
+              <w:jc w:val="center"/>
+            </w:pPr>
+            <w:r>
+              <w:rPr>
+                <w:rFonts w:ascii="Calibri" w:eastAsia="Calibri" w:hAnsi="Calibri" w:cs="Calibri"/>
+                <w:color w:val="000000" w:themeColor="text1"/>
+                <w:sz w:val="22"/>
+                <w:szCs w:val="22"/>
               </w:rPr>
               <w:t>t inverso</w:t>
             </w:r>
@@ -178,22 +150,15 @@
           </w:tcPr>
           <w:p>
             <w:pPr>
-              <w:spacing w:before="0" w:beforeAutospacing="off" w:after="0" w:afterAutospacing="off"/>
-              <w:jc w:val="center"/>
-            </w:pPr>
-            <w:r>
-              <w:rPr>
-                <w:rFonts w:ascii="Calibri" w:hAnsi="Calibri" w:eastAsia="Calibri" w:cs="Calibri"/>
-                <w:b w:val="0"/>
-                <w:bCs w:val="0"/>
-                <w:i w:val="0"/>
-                <w:iCs w:val="0"/>
-                <w:strike w:val="0"/>
-                <w:dstrike w:val="0"/>
-                <w:color w:val="000000" w:themeColor="text1" w:themeTint="FF" w:themeShade="FF"/>
-                <w:sz w:val="22"/>
-                <w:szCs w:val="22"/>
-                <w:u w:val="none"/>
+              <w:spacing w:after="0"/>
+              <w:jc w:val="center"/>
+            </w:pPr>
+            <w:r>
+              <w:rPr>
+                <w:rFonts w:ascii="Calibri" w:eastAsia="Calibri" w:hAnsi="Calibri" w:cs="Calibri"/>
+                <w:color w:val="000000" w:themeColor="text1"/>
+                <w:sz w:val="22"/>
+                <w:szCs w:val="22"/>
               </w:rPr>
               <w:t>t aleatorio</w:t>
             </w:r>
@@ -203,6 +168,7 @@
       <w:tr>
         <w:trPr>
           <w:trHeight w:val="300"/>
+          <w:jc w:val="center"/>
         </w:trPr>
         <w:tc>
           <w:tcPr>
@@ -222,22 +188,15 @@
           </w:tcPr>
           <w:p>
             <w:pPr>
-              <w:spacing w:before="0" w:beforeAutospacing="off" w:after="0" w:afterAutospacing="off"/>
-              <w:jc w:val="center"/>
-            </w:pPr>
-            <w:r>
-              <w:rPr>
-                <w:rFonts w:ascii="Calibri" w:hAnsi="Calibri" w:eastAsia="Calibri" w:cs="Calibri"/>
-                <w:b w:val="0"/>
-                <w:bCs w:val="0"/>
-                <w:i w:val="0"/>
-                <w:iCs w:val="0"/>
-                <w:strike w:val="0"/>
-                <w:dstrike w:val="0"/>
-                <w:color w:val="000000" w:themeColor="text1" w:themeTint="FF" w:themeShade="FF"/>
-                <w:sz w:val="22"/>
-                <w:szCs w:val="22"/>
-                <w:u w:val="none"/>
+              <w:spacing w:after="0"/>
+              <w:jc w:val="center"/>
+            </w:pPr>
+            <w:r>
+              <w:rPr>
+                <w:rFonts w:ascii="Calibri" w:eastAsia="Calibri" w:hAnsi="Calibri" w:cs="Calibri"/>
+                <w:color w:val="000000" w:themeColor="text1"/>
+                <w:sz w:val="22"/>
+                <w:szCs w:val="22"/>
               </w:rPr>
               <w:t>10000</w:t>
             </w:r>
@@ -261,22 +220,15 @@
           </w:tcPr>
           <w:p>
             <w:pPr>
-              <w:spacing w:before="0" w:beforeAutospacing="off" w:after="0" w:afterAutospacing="off"/>
-              <w:jc w:val="center"/>
-            </w:pPr>
-            <w:r>
-              <w:rPr>
-                <w:rFonts w:ascii="Calibri" w:hAnsi="Calibri" w:eastAsia="Calibri" w:cs="Calibri"/>
-                <w:b w:val="0"/>
-                <w:bCs w:val="0"/>
-                <w:i w:val="0"/>
-                <w:iCs w:val="0"/>
-                <w:strike w:val="0"/>
-                <w:dstrike w:val="0"/>
-                <w:color w:val="000000" w:themeColor="text1" w:themeTint="FF" w:themeShade="FF"/>
-                <w:sz w:val="22"/>
-                <w:szCs w:val="22"/>
-                <w:u w:val="none"/>
+              <w:spacing w:after="0"/>
+              <w:jc w:val="center"/>
+            </w:pPr>
+            <w:r>
+              <w:rPr>
+                <w:rFonts w:ascii="Calibri" w:eastAsia="Calibri" w:hAnsi="Calibri" w:cs="Calibri"/>
+                <w:color w:val="000000" w:themeColor="text1"/>
+                <w:sz w:val="22"/>
+                <w:szCs w:val="22"/>
               </w:rPr>
               <w:t>313</w:t>
             </w:r>
@@ -300,22 +252,15 @@
           </w:tcPr>
           <w:p>
             <w:pPr>
-              <w:spacing w:before="0" w:beforeAutospacing="off" w:after="0" w:afterAutospacing="off"/>
-              <w:jc w:val="center"/>
-            </w:pPr>
-            <w:r>
-              <w:rPr>
-                <w:rFonts w:ascii="Calibri" w:hAnsi="Calibri" w:eastAsia="Calibri" w:cs="Calibri"/>
-                <w:b w:val="0"/>
-                <w:bCs w:val="0"/>
-                <w:i w:val="0"/>
-                <w:iCs w:val="0"/>
-                <w:strike w:val="0"/>
-                <w:dstrike w:val="0"/>
-                <w:color w:val="000000" w:themeColor="text1" w:themeTint="FF" w:themeShade="FF"/>
-                <w:sz w:val="22"/>
-                <w:szCs w:val="22"/>
-                <w:u w:val="none"/>
+              <w:spacing w:after="0"/>
+              <w:jc w:val="center"/>
+            </w:pPr>
+            <w:r>
+              <w:rPr>
+                <w:rFonts w:ascii="Calibri" w:eastAsia="Calibri" w:hAnsi="Calibri" w:cs="Calibri"/>
+                <w:color w:val="000000" w:themeColor="text1"/>
+                <w:sz w:val="22"/>
+                <w:szCs w:val="22"/>
               </w:rPr>
               <w:t>1097</w:t>
             </w:r>
@@ -339,22 +284,15 @@
           </w:tcPr>
           <w:p>
             <w:pPr>
-              <w:spacing w:before="0" w:beforeAutospacing="off" w:after="0" w:afterAutospacing="off"/>
-              <w:jc w:val="center"/>
-            </w:pPr>
-            <w:r>
-              <w:rPr>
-                <w:rFonts w:ascii="Calibri" w:hAnsi="Calibri" w:eastAsia="Calibri" w:cs="Calibri"/>
-                <w:b w:val="0"/>
-                <w:bCs w:val="0"/>
-                <w:i w:val="0"/>
-                <w:iCs w:val="0"/>
-                <w:strike w:val="0"/>
-                <w:dstrike w:val="0"/>
-                <w:color w:val="000000" w:themeColor="text1" w:themeTint="FF" w:themeShade="FF"/>
-                <w:sz w:val="22"/>
-                <w:szCs w:val="22"/>
-                <w:u w:val="none"/>
+              <w:spacing w:after="0"/>
+              <w:jc w:val="center"/>
+            </w:pPr>
+            <w:r>
+              <w:rPr>
+                <w:rFonts w:ascii="Calibri" w:eastAsia="Calibri" w:hAnsi="Calibri" w:cs="Calibri"/>
+                <w:color w:val="000000" w:themeColor="text1"/>
+                <w:sz w:val="22"/>
+                <w:szCs w:val="22"/>
               </w:rPr>
               <w:t>866</w:t>
             </w:r>
@@ -364,6 +302,7 @@
       <w:tr>
         <w:trPr>
           <w:trHeight w:val="300"/>
+          <w:jc w:val="center"/>
         </w:trPr>
         <w:tc>
           <w:tcPr>
@@ -383,22 +322,15 @@
           </w:tcPr>
           <w:p>
             <w:pPr>
-              <w:spacing w:before="0" w:beforeAutospacing="off" w:after="0" w:afterAutospacing="off"/>
-              <w:jc w:val="center"/>
-            </w:pPr>
-            <w:r>
-              <w:rPr>
-                <w:rFonts w:ascii="Calibri" w:hAnsi="Calibri" w:eastAsia="Calibri" w:cs="Calibri"/>
-                <w:b w:val="0"/>
-                <w:bCs w:val="0"/>
-                <w:i w:val="0"/>
-                <w:iCs w:val="0"/>
-                <w:strike w:val="0"/>
-                <w:dstrike w:val="0"/>
-                <w:color w:val="000000" w:themeColor="text1" w:themeTint="FF" w:themeShade="FF"/>
-                <w:sz w:val="22"/>
-                <w:szCs w:val="22"/>
-                <w:u w:val="none"/>
+              <w:spacing w:after="0"/>
+              <w:jc w:val="center"/>
+            </w:pPr>
+            <w:r>
+              <w:rPr>
+                <w:rFonts w:ascii="Calibri" w:eastAsia="Calibri" w:hAnsi="Calibri" w:cs="Calibri"/>
+                <w:color w:val="000000" w:themeColor="text1"/>
+                <w:sz w:val="22"/>
+                <w:szCs w:val="22"/>
               </w:rPr>
               <w:t>20000</w:t>
             </w:r>
@@ -422,22 +354,15 @@
           </w:tcPr>
           <w:p>
             <w:pPr>
-              <w:spacing w:before="0" w:beforeAutospacing="off" w:after="0" w:afterAutospacing="off"/>
-              <w:jc w:val="center"/>
-            </w:pPr>
-            <w:r>
-              <w:rPr>
-                <w:rFonts w:ascii="Calibri" w:hAnsi="Calibri" w:eastAsia="Calibri" w:cs="Calibri"/>
-                <w:b w:val="0"/>
-                <w:bCs w:val="0"/>
-                <w:i w:val="0"/>
-                <w:iCs w:val="0"/>
-                <w:strike w:val="0"/>
-                <w:dstrike w:val="0"/>
-                <w:color w:val="000000" w:themeColor="text1" w:themeTint="FF" w:themeShade="FF"/>
-                <w:sz w:val="22"/>
-                <w:szCs w:val="22"/>
-                <w:u w:val="none"/>
+              <w:spacing w:after="0"/>
+              <w:jc w:val="center"/>
+            </w:pPr>
+            <w:r>
+              <w:rPr>
+                <w:rFonts w:ascii="Calibri" w:eastAsia="Calibri" w:hAnsi="Calibri" w:cs="Calibri"/>
+                <w:color w:val="000000" w:themeColor="text1"/>
+                <w:sz w:val="22"/>
+                <w:szCs w:val="22"/>
               </w:rPr>
               <w:t>1306</w:t>
             </w:r>
@@ -461,22 +386,15 @@
           </w:tcPr>
           <w:p>
             <w:pPr>
-              <w:spacing w:before="0" w:beforeAutospacing="off" w:after="0" w:afterAutospacing="off"/>
-              <w:jc w:val="center"/>
-            </w:pPr>
-            <w:r>
-              <w:rPr>
-                <w:rFonts w:ascii="Calibri" w:hAnsi="Calibri" w:eastAsia="Calibri" w:cs="Calibri"/>
-                <w:b w:val="0"/>
-                <w:bCs w:val="0"/>
-                <w:i w:val="0"/>
-                <w:iCs w:val="0"/>
-                <w:strike w:val="0"/>
-                <w:dstrike w:val="0"/>
-                <w:color w:val="000000" w:themeColor="text1" w:themeTint="FF" w:themeShade="FF"/>
-                <w:sz w:val="22"/>
-                <w:szCs w:val="22"/>
-                <w:u w:val="none"/>
+              <w:spacing w:after="0"/>
+              <w:jc w:val="center"/>
+            </w:pPr>
+            <w:r>
+              <w:rPr>
+                <w:rFonts w:ascii="Calibri" w:eastAsia="Calibri" w:hAnsi="Calibri" w:cs="Calibri"/>
+                <w:color w:val="000000" w:themeColor="text1"/>
+                <w:sz w:val="22"/>
+                <w:szCs w:val="22"/>
               </w:rPr>
               <w:t>4355</w:t>
             </w:r>
@@ -500,22 +418,15 @@
           </w:tcPr>
           <w:p>
             <w:pPr>
-              <w:spacing w:before="0" w:beforeAutospacing="off" w:after="0" w:afterAutospacing="off"/>
-              <w:jc w:val="center"/>
-            </w:pPr>
-            <w:r>
-              <w:rPr>
-                <w:rFonts w:ascii="Calibri" w:hAnsi="Calibri" w:eastAsia="Calibri" w:cs="Calibri"/>
-                <w:b w:val="0"/>
-                <w:bCs w:val="0"/>
-                <w:i w:val="0"/>
-                <w:iCs w:val="0"/>
-                <w:strike w:val="0"/>
-                <w:dstrike w:val="0"/>
-                <w:color w:val="000000" w:themeColor="text1" w:themeTint="FF" w:themeShade="FF"/>
-                <w:sz w:val="22"/>
-                <w:szCs w:val="22"/>
-                <w:u w:val="none"/>
+              <w:spacing w:after="0"/>
+              <w:jc w:val="center"/>
+            </w:pPr>
+            <w:r>
+              <w:rPr>
+                <w:rFonts w:ascii="Calibri" w:eastAsia="Calibri" w:hAnsi="Calibri" w:cs="Calibri"/>
+                <w:color w:val="000000" w:themeColor="text1"/>
+                <w:sz w:val="22"/>
+                <w:szCs w:val="22"/>
               </w:rPr>
               <w:t>3524</w:t>
             </w:r>
@@ -525,6 +436,7 @@
       <w:tr>
         <w:trPr>
           <w:trHeight w:val="300"/>
+          <w:jc w:val="center"/>
         </w:trPr>
         <w:tc>
           <w:tcPr>
@@ -544,22 +456,15 @@
           </w:tcPr>
           <w:p>
             <w:pPr>
-              <w:spacing w:before="0" w:beforeAutospacing="off" w:after="0" w:afterAutospacing="off"/>
-              <w:jc w:val="center"/>
-            </w:pPr>
-            <w:r>
-              <w:rPr>
-                <w:rFonts w:ascii="Calibri" w:hAnsi="Calibri" w:eastAsia="Calibri" w:cs="Calibri"/>
-                <w:b w:val="0"/>
-                <w:bCs w:val="0"/>
-                <w:i w:val="0"/>
-                <w:iCs w:val="0"/>
-                <w:strike w:val="0"/>
-                <w:dstrike w:val="0"/>
-                <w:color w:val="000000" w:themeColor="text1" w:themeTint="FF" w:themeShade="FF"/>
-                <w:sz w:val="22"/>
-                <w:szCs w:val="22"/>
-                <w:u w:val="none"/>
+              <w:spacing w:after="0"/>
+              <w:jc w:val="center"/>
+            </w:pPr>
+            <w:r>
+              <w:rPr>
+                <w:rFonts w:ascii="Calibri" w:eastAsia="Calibri" w:hAnsi="Calibri" w:cs="Calibri"/>
+                <w:color w:val="000000" w:themeColor="text1"/>
+                <w:sz w:val="22"/>
+                <w:szCs w:val="22"/>
               </w:rPr>
               <w:t>40000</w:t>
             </w:r>
@@ -583,22 +488,15 @@
           </w:tcPr>
           <w:p>
             <w:pPr>
-              <w:spacing w:before="0" w:beforeAutospacing="off" w:after="0" w:afterAutospacing="off"/>
-              <w:jc w:val="center"/>
-            </w:pPr>
-            <w:r>
-              <w:rPr>
-                <w:rFonts w:ascii="Calibri" w:hAnsi="Calibri" w:eastAsia="Calibri" w:cs="Calibri"/>
-                <w:b w:val="0"/>
-                <w:bCs w:val="0"/>
-                <w:i w:val="0"/>
-                <w:iCs w:val="0"/>
-                <w:strike w:val="0"/>
-                <w:dstrike w:val="0"/>
-                <w:color w:val="000000" w:themeColor="text1" w:themeTint="FF" w:themeShade="FF"/>
-                <w:sz w:val="22"/>
-                <w:szCs w:val="22"/>
-                <w:u w:val="none"/>
+              <w:spacing w:after="0"/>
+              <w:jc w:val="center"/>
+            </w:pPr>
+            <w:r>
+              <w:rPr>
+                <w:rFonts w:ascii="Calibri" w:eastAsia="Calibri" w:hAnsi="Calibri" w:cs="Calibri"/>
+                <w:color w:val="000000" w:themeColor="text1"/>
+                <w:sz w:val="22"/>
+                <w:szCs w:val="22"/>
               </w:rPr>
               <w:t>5307</w:t>
             </w:r>
@@ -622,22 +520,15 @@
           </w:tcPr>
           <w:p>
             <w:pPr>
-              <w:spacing w:before="0" w:beforeAutospacing="off" w:after="0" w:afterAutospacing="off"/>
-              <w:jc w:val="center"/>
-            </w:pPr>
-            <w:r>
-              <w:rPr>
-                <w:rFonts w:ascii="Calibri" w:hAnsi="Calibri" w:eastAsia="Calibri" w:cs="Calibri"/>
-                <w:b w:val="0"/>
-                <w:bCs w:val="0"/>
-                <w:i w:val="0"/>
-                <w:iCs w:val="0"/>
-                <w:strike w:val="0"/>
-                <w:dstrike w:val="0"/>
-                <w:color w:val="000000" w:themeColor="text1" w:themeTint="FF" w:themeShade="FF"/>
-                <w:sz w:val="22"/>
-                <w:szCs w:val="22"/>
-                <w:u w:val="none"/>
+              <w:spacing w:after="0"/>
+              <w:jc w:val="center"/>
+            </w:pPr>
+            <w:r>
+              <w:rPr>
+                <w:rFonts w:ascii="Calibri" w:eastAsia="Calibri" w:hAnsi="Calibri" w:cs="Calibri"/>
+                <w:color w:val="000000" w:themeColor="text1"/>
+                <w:sz w:val="22"/>
+                <w:szCs w:val="22"/>
               </w:rPr>
               <w:t>17243</w:t>
             </w:r>
@@ -661,22 +552,15 @@
           </w:tcPr>
           <w:p>
             <w:pPr>
-              <w:spacing w:before="0" w:beforeAutospacing="off" w:after="0" w:afterAutospacing="off"/>
-              <w:jc w:val="center"/>
-            </w:pPr>
-            <w:r>
-              <w:rPr>
-                <w:rFonts w:ascii="Calibri" w:hAnsi="Calibri" w:eastAsia="Calibri" w:cs="Calibri"/>
-                <w:b w:val="0"/>
-                <w:bCs w:val="0"/>
-                <w:i w:val="0"/>
-                <w:iCs w:val="0"/>
-                <w:strike w:val="0"/>
-                <w:dstrike w:val="0"/>
-                <w:color w:val="000000" w:themeColor="text1" w:themeTint="FF" w:themeShade="FF"/>
-                <w:sz w:val="22"/>
-                <w:szCs w:val="22"/>
-                <w:u w:val="none"/>
+              <w:spacing w:after="0"/>
+              <w:jc w:val="center"/>
+            </w:pPr>
+            <w:r>
+              <w:rPr>
+                <w:rFonts w:ascii="Calibri" w:eastAsia="Calibri" w:hAnsi="Calibri" w:cs="Calibri"/>
+                <w:color w:val="000000" w:themeColor="text1"/>
+                <w:sz w:val="22"/>
+                <w:szCs w:val="22"/>
               </w:rPr>
               <w:t>13963</w:t>
             </w:r>
@@ -686,6 +570,7 @@
       <w:tr>
         <w:trPr>
           <w:trHeight w:val="300"/>
+          <w:jc w:val="center"/>
         </w:trPr>
         <w:tc>
           <w:tcPr>
@@ -705,22 +590,15 @@
           </w:tcPr>
           <w:p>
             <w:pPr>
-              <w:spacing w:before="0" w:beforeAutospacing="off" w:after="0" w:afterAutospacing="off"/>
-              <w:jc w:val="center"/>
-            </w:pPr>
-            <w:r>
-              <w:rPr>
-                <w:rFonts w:ascii="Calibri" w:hAnsi="Calibri" w:eastAsia="Calibri" w:cs="Calibri"/>
-                <w:b w:val="0"/>
-                <w:bCs w:val="0"/>
-                <w:i w:val="0"/>
-                <w:iCs w:val="0"/>
-                <w:strike w:val="0"/>
-                <w:dstrike w:val="0"/>
-                <w:color w:val="000000" w:themeColor="text1" w:themeTint="FF" w:themeShade="FF"/>
-                <w:sz w:val="22"/>
-                <w:szCs w:val="22"/>
-                <w:u w:val="none"/>
+              <w:spacing w:after="0"/>
+              <w:jc w:val="center"/>
+            </w:pPr>
+            <w:r>
+              <w:rPr>
+                <w:rFonts w:ascii="Calibri" w:eastAsia="Calibri" w:hAnsi="Calibri" w:cs="Calibri"/>
+                <w:color w:val="000000" w:themeColor="text1"/>
+                <w:sz w:val="22"/>
+                <w:szCs w:val="22"/>
               </w:rPr>
               <w:t>80000</w:t>
             </w:r>
@@ -744,22 +622,15 @@
           </w:tcPr>
           <w:p>
             <w:pPr>
-              <w:spacing w:before="0" w:beforeAutospacing="off" w:after="0" w:afterAutospacing="off"/>
-              <w:jc w:val="center"/>
-            </w:pPr>
-            <w:r>
-              <w:rPr>
-                <w:rFonts w:ascii="Calibri" w:hAnsi="Calibri" w:eastAsia="Calibri" w:cs="Calibri"/>
-                <w:b w:val="0"/>
-                <w:bCs w:val="0"/>
-                <w:i w:val="0"/>
-                <w:iCs w:val="0"/>
-                <w:strike w:val="0"/>
-                <w:dstrike w:val="0"/>
-                <w:color w:val="000000" w:themeColor="text1" w:themeTint="FF" w:themeShade="FF"/>
-                <w:sz w:val="22"/>
-                <w:szCs w:val="22"/>
-                <w:u w:val="none"/>
+              <w:spacing w:after="0"/>
+              <w:jc w:val="center"/>
+            </w:pPr>
+            <w:r>
+              <w:rPr>
+                <w:rFonts w:ascii="Calibri" w:eastAsia="Calibri" w:hAnsi="Calibri" w:cs="Calibri"/>
+                <w:color w:val="000000" w:themeColor="text1"/>
+                <w:sz w:val="22"/>
+                <w:szCs w:val="22"/>
               </w:rPr>
               <w:t>21050</w:t>
             </w:r>
@@ -783,22 +654,15 @@
           </w:tcPr>
           <w:p>
             <w:pPr>
-              <w:spacing w:before="0" w:beforeAutospacing="off" w:after="0" w:afterAutospacing="off"/>
-              <w:jc w:val="center"/>
-            </w:pPr>
-            <w:r>
-              <w:rPr>
-                <w:rFonts w:ascii="Calibri" w:hAnsi="Calibri" w:eastAsia="Calibri" w:cs="Calibri"/>
-                <w:b w:val="0"/>
-                <w:bCs w:val="0"/>
-                <w:i w:val="0"/>
-                <w:iCs w:val="0"/>
-                <w:strike w:val="0"/>
-                <w:dstrike w:val="0"/>
-                <w:color w:val="000000" w:themeColor="text1" w:themeTint="FF" w:themeShade="FF"/>
-                <w:sz w:val="22"/>
-                <w:szCs w:val="22"/>
-                <w:u w:val="none"/>
+              <w:spacing w:after="0"/>
+              <w:jc w:val="center"/>
+            </w:pPr>
+            <w:r>
+              <w:rPr>
+                <w:rFonts w:ascii="Calibri" w:eastAsia="Calibri" w:hAnsi="Calibri" w:cs="Calibri"/>
+                <w:color w:val="000000" w:themeColor="text1"/>
+                <w:sz w:val="22"/>
+                <w:szCs w:val="22"/>
               </w:rPr>
               <w:t>68788</w:t>
             </w:r>
@@ -822,22 +686,15 @@
           </w:tcPr>
           <w:p>
             <w:pPr>
-              <w:spacing w:before="0" w:beforeAutospacing="off" w:after="0" w:afterAutospacing="off"/>
-              <w:jc w:val="center"/>
-            </w:pPr>
-            <w:r>
-              <w:rPr>
-                <w:rFonts w:ascii="Calibri" w:hAnsi="Calibri" w:eastAsia="Calibri" w:cs="Calibri"/>
-                <w:b w:val="0"/>
-                <w:bCs w:val="0"/>
-                <w:i w:val="0"/>
-                <w:iCs w:val="0"/>
-                <w:strike w:val="0"/>
-                <w:dstrike w:val="0"/>
-                <w:color w:val="000000" w:themeColor="text1" w:themeTint="FF" w:themeShade="FF"/>
-                <w:sz w:val="22"/>
-                <w:szCs w:val="22"/>
-                <w:u w:val="none"/>
+              <w:spacing w:after="0"/>
+              <w:jc w:val="center"/>
+            </w:pPr>
+            <w:r>
+              <w:rPr>
+                <w:rFonts w:ascii="Calibri" w:eastAsia="Calibri" w:hAnsi="Calibri" w:cs="Calibri"/>
+                <w:color w:val="000000" w:themeColor="text1"/>
+                <w:sz w:val="22"/>
+                <w:szCs w:val="22"/>
               </w:rPr>
               <w:t>55781</w:t>
             </w:r>
@@ -847,6 +704,7 @@
       <w:tr>
         <w:trPr>
           <w:trHeight w:val="300"/>
+          <w:jc w:val="center"/>
         </w:trPr>
         <w:tc>
           <w:tcPr>
@@ -866,22 +724,15 @@
           </w:tcPr>
           <w:p>
             <w:pPr>
-              <w:spacing w:before="0" w:beforeAutospacing="off" w:after="0" w:afterAutospacing="off"/>
-              <w:jc w:val="center"/>
-            </w:pPr>
-            <w:r>
-              <w:rPr>
-                <w:rFonts w:ascii="Calibri" w:hAnsi="Calibri" w:eastAsia="Calibri" w:cs="Calibri"/>
-                <w:b w:val="0"/>
-                <w:bCs w:val="0"/>
-                <w:i w:val="0"/>
-                <w:iCs w:val="0"/>
-                <w:strike w:val="0"/>
-                <w:dstrike w:val="0"/>
-                <w:color w:val="000000" w:themeColor="text1" w:themeTint="FF" w:themeShade="FF"/>
-                <w:sz w:val="22"/>
-                <w:szCs w:val="22"/>
-                <w:u w:val="none"/>
+              <w:spacing w:after="0"/>
+              <w:jc w:val="center"/>
+            </w:pPr>
+            <w:r>
+              <w:rPr>
+                <w:rFonts w:ascii="Calibri" w:eastAsia="Calibri" w:hAnsi="Calibri" w:cs="Calibri"/>
+                <w:color w:val="000000" w:themeColor="text1"/>
+                <w:sz w:val="22"/>
+                <w:szCs w:val="22"/>
               </w:rPr>
               <w:t>160000</w:t>
             </w:r>
@@ -905,22 +756,15 @@
           </w:tcPr>
           <w:p>
             <w:pPr>
-              <w:spacing w:before="0" w:beforeAutospacing="off" w:after="0" w:afterAutospacing="off"/>
-              <w:jc w:val="center"/>
-            </w:pPr>
-            <w:r>
-              <w:rPr>
-                <w:rFonts w:ascii="Calibri" w:hAnsi="Calibri" w:eastAsia="Calibri" w:cs="Calibri"/>
-                <w:b w:val="0"/>
-                <w:bCs w:val="0"/>
-                <w:i w:val="0"/>
-                <w:iCs w:val="0"/>
-                <w:strike w:val="0"/>
-                <w:dstrike w:val="0"/>
-                <w:color w:val="000000" w:themeColor="text1" w:themeTint="FF" w:themeShade="FF"/>
-                <w:sz w:val="22"/>
-                <w:szCs w:val="22"/>
-                <w:u w:val="none"/>
+              <w:spacing w:after="0"/>
+              <w:jc w:val="center"/>
+            </w:pPr>
+            <w:r>
+              <w:rPr>
+                <w:rFonts w:ascii="Calibri" w:eastAsia="Calibri" w:hAnsi="Calibri" w:cs="Calibri"/>
+                <w:color w:val="000000" w:themeColor="text1"/>
+                <w:sz w:val="22"/>
+                <w:szCs w:val="22"/>
               </w:rPr>
               <w:t>83235</w:t>
             </w:r>
@@ -944,22 +788,15 @@
           </w:tcPr>
           <w:p>
             <w:pPr>
-              <w:spacing w:before="0" w:beforeAutospacing="off" w:after="0" w:afterAutospacing="off"/>
-              <w:jc w:val="center"/>
-            </w:pPr>
-            <w:r>
-              <w:rPr>
-                <w:rFonts w:ascii="Calibri" w:hAnsi="Calibri" w:eastAsia="Calibri" w:cs="Calibri"/>
-                <w:b w:val="0"/>
-                <w:bCs w:val="0"/>
-                <w:i w:val="0"/>
-                <w:iCs w:val="0"/>
-                <w:strike w:val="0"/>
-                <w:dstrike w:val="0"/>
-                <w:color w:val="000000" w:themeColor="text1" w:themeTint="FF" w:themeShade="FF"/>
-                <w:sz w:val="22"/>
-                <w:szCs w:val="22"/>
-                <w:u w:val="none"/>
+              <w:spacing w:after="0"/>
+              <w:jc w:val="center"/>
+            </w:pPr>
+            <w:r>
+              <w:rPr>
+                <w:rFonts w:ascii="Calibri" w:eastAsia="Calibri" w:hAnsi="Calibri" w:cs="Calibri"/>
+                <w:color w:val="000000" w:themeColor="text1"/>
+                <w:sz w:val="22"/>
+                <w:szCs w:val="22"/>
               </w:rPr>
               <w:t>FdT</w:t>
             </w:r>
@@ -983,22 +820,15 @@
           </w:tcPr>
           <w:p>
             <w:pPr>
-              <w:spacing w:before="0" w:beforeAutospacing="off" w:after="0" w:afterAutospacing="off"/>
-              <w:jc w:val="center"/>
-            </w:pPr>
-            <w:r>
-              <w:rPr>
-                <w:rFonts w:ascii="Calibri" w:hAnsi="Calibri" w:eastAsia="Calibri" w:cs="Calibri"/>
-                <w:b w:val="0"/>
-                <w:bCs w:val="0"/>
-                <w:i w:val="0"/>
-                <w:iCs w:val="0"/>
-                <w:strike w:val="0"/>
-                <w:dstrike w:val="0"/>
-                <w:color w:val="000000" w:themeColor="text1" w:themeTint="FF" w:themeShade="FF"/>
-                <w:sz w:val="22"/>
-                <w:szCs w:val="22"/>
-                <w:u w:val="none"/>
+              <w:spacing w:after="0"/>
+              <w:jc w:val="center"/>
+            </w:pPr>
+            <w:r>
+              <w:rPr>
+                <w:rFonts w:ascii="Calibri" w:eastAsia="Calibri" w:hAnsi="Calibri" w:cs="Calibri"/>
+                <w:color w:val="000000" w:themeColor="text1"/>
+                <w:sz w:val="22"/>
+                <w:szCs w:val="22"/>
               </w:rPr>
               <w:t>225178</w:t>
             </w:r>
@@ -1008,6 +838,7 @@
       <w:tr>
         <w:trPr>
           <w:trHeight w:val="300"/>
+          <w:jc w:val="center"/>
         </w:trPr>
         <w:tc>
           <w:tcPr>
@@ -1027,22 +858,15 @@
           </w:tcPr>
           <w:p>
             <w:pPr>
-              <w:spacing w:before="0" w:beforeAutospacing="off" w:after="0" w:afterAutospacing="off"/>
-              <w:jc w:val="center"/>
-            </w:pPr>
-            <w:r>
-              <w:rPr>
-                <w:rFonts w:ascii="Calibri" w:hAnsi="Calibri" w:eastAsia="Calibri" w:cs="Calibri"/>
-                <w:b w:val="0"/>
-                <w:bCs w:val="0"/>
-                <w:i w:val="0"/>
-                <w:iCs w:val="0"/>
-                <w:strike w:val="0"/>
-                <w:dstrike w:val="0"/>
-                <w:color w:val="000000" w:themeColor="text1" w:themeTint="FF" w:themeShade="FF"/>
-                <w:sz w:val="22"/>
-                <w:szCs w:val="22"/>
-                <w:u w:val="none"/>
+              <w:spacing w:after="0"/>
+              <w:jc w:val="center"/>
+            </w:pPr>
+            <w:r>
+              <w:rPr>
+                <w:rFonts w:ascii="Calibri" w:eastAsia="Calibri" w:hAnsi="Calibri" w:cs="Calibri"/>
+                <w:color w:val="000000" w:themeColor="text1"/>
+                <w:sz w:val="22"/>
+                <w:szCs w:val="22"/>
               </w:rPr>
               <w:t>320000</w:t>
             </w:r>
@@ -1066,22 +890,15 @@
           </w:tcPr>
           <w:p>
             <w:pPr>
-              <w:spacing w:before="0" w:beforeAutospacing="off" w:after="0" w:afterAutospacing="off"/>
-              <w:jc w:val="center"/>
-            </w:pPr>
-            <w:r>
-              <w:rPr>
-                <w:rFonts w:ascii="Calibri" w:hAnsi="Calibri" w:eastAsia="Calibri" w:cs="Calibri"/>
-                <w:b w:val="0"/>
-                <w:bCs w:val="0"/>
-                <w:i w:val="0"/>
-                <w:iCs w:val="0"/>
-                <w:strike w:val="0"/>
-                <w:dstrike w:val="0"/>
-                <w:color w:val="000000" w:themeColor="text1" w:themeTint="FF" w:themeShade="FF"/>
-                <w:sz w:val="22"/>
-                <w:szCs w:val="22"/>
-                <w:u w:val="none"/>
+              <w:spacing w:after="0"/>
+              <w:jc w:val="center"/>
+            </w:pPr>
+            <w:r>
+              <w:rPr>
+                <w:rFonts w:ascii="Calibri" w:eastAsia="Calibri" w:hAnsi="Calibri" w:cs="Calibri"/>
+                <w:color w:val="000000" w:themeColor="text1"/>
+                <w:sz w:val="22"/>
+                <w:szCs w:val="22"/>
               </w:rPr>
               <w:t>FdT</w:t>
             </w:r>
@@ -1105,22 +922,15 @@
           </w:tcPr>
           <w:p>
             <w:pPr>
-              <w:spacing w:before="0" w:beforeAutospacing="off" w:after="0" w:afterAutospacing="off"/>
-              <w:jc w:val="center"/>
-            </w:pPr>
-            <w:r>
-              <w:rPr>
-                <w:rFonts w:ascii="Calibri" w:hAnsi="Calibri" w:eastAsia="Calibri" w:cs="Calibri"/>
-                <w:b w:val="0"/>
-                <w:bCs w:val="0"/>
-                <w:i w:val="0"/>
-                <w:iCs w:val="0"/>
-                <w:strike w:val="0"/>
-                <w:dstrike w:val="0"/>
-                <w:color w:val="000000" w:themeColor="text1" w:themeTint="FF" w:themeShade="FF"/>
-                <w:sz w:val="22"/>
-                <w:szCs w:val="22"/>
-                <w:u w:val="none"/>
+              <w:spacing w:after="0"/>
+              <w:jc w:val="center"/>
+            </w:pPr>
+            <w:r>
+              <w:rPr>
+                <w:rFonts w:ascii="Calibri" w:eastAsia="Calibri" w:hAnsi="Calibri" w:cs="Calibri"/>
+                <w:color w:val="000000" w:themeColor="text1"/>
+                <w:sz w:val="22"/>
+                <w:szCs w:val="22"/>
               </w:rPr>
               <w:t>FdT</w:t>
             </w:r>
@@ -1144,22 +954,15 @@
           </w:tcPr>
           <w:p>
             <w:pPr>
-              <w:spacing w:before="0" w:beforeAutospacing="off" w:after="0" w:afterAutospacing="off"/>
-              <w:jc w:val="center"/>
-            </w:pPr>
-            <w:r>
-              <w:rPr>
-                <w:rFonts w:ascii="Calibri" w:hAnsi="Calibri" w:eastAsia="Calibri" w:cs="Calibri"/>
-                <w:b w:val="0"/>
-                <w:bCs w:val="0"/>
-                <w:i w:val="0"/>
-                <w:iCs w:val="0"/>
-                <w:strike w:val="0"/>
-                <w:dstrike w:val="0"/>
-                <w:color w:val="000000" w:themeColor="text1" w:themeTint="FF" w:themeShade="FF"/>
-                <w:sz w:val="22"/>
-                <w:szCs w:val="22"/>
-                <w:u w:val="none"/>
+              <w:spacing w:after="0"/>
+              <w:jc w:val="center"/>
+            </w:pPr>
+            <w:r>
+              <w:rPr>
+                <w:rFonts w:ascii="Calibri" w:eastAsia="Calibri" w:hAnsi="Calibri" w:cs="Calibri"/>
+                <w:color w:val="000000" w:themeColor="text1"/>
+                <w:sz w:val="22"/>
+                <w:szCs w:val="22"/>
               </w:rPr>
               <w:t>FdT</w:t>
             </w:r>
@@ -1169,6 +972,7 @@
       <w:tr>
         <w:trPr>
           <w:trHeight w:val="300"/>
+          <w:jc w:val="center"/>
         </w:trPr>
         <w:tc>
           <w:tcPr>
@@ -1188,22 +992,15 @@
           </w:tcPr>
           <w:p>
             <w:pPr>
-              <w:spacing w:before="0" w:beforeAutospacing="off" w:after="0" w:afterAutospacing="off"/>
-              <w:jc w:val="center"/>
-            </w:pPr>
-            <w:r>
-              <w:rPr>
-                <w:rFonts w:ascii="Calibri" w:hAnsi="Calibri" w:eastAsia="Calibri" w:cs="Calibri"/>
-                <w:b w:val="0"/>
-                <w:bCs w:val="0"/>
-                <w:i w:val="0"/>
-                <w:iCs w:val="0"/>
-                <w:strike w:val="0"/>
-                <w:dstrike w:val="0"/>
-                <w:color w:val="000000" w:themeColor="text1" w:themeTint="FF" w:themeShade="FF"/>
-                <w:sz w:val="22"/>
-                <w:szCs w:val="22"/>
-                <w:u w:val="none"/>
+              <w:spacing w:after="0"/>
+              <w:jc w:val="center"/>
+            </w:pPr>
+            <w:r>
+              <w:rPr>
+                <w:rFonts w:ascii="Calibri" w:eastAsia="Calibri" w:hAnsi="Calibri" w:cs="Calibri"/>
+                <w:color w:val="000000" w:themeColor="text1"/>
+                <w:sz w:val="22"/>
+                <w:szCs w:val="22"/>
               </w:rPr>
               <w:t>640000</w:t>
             </w:r>
@@ -1227,22 +1024,15 @@
           </w:tcPr>
           <w:p>
             <w:pPr>
-              <w:spacing w:before="0" w:beforeAutospacing="off" w:after="0" w:afterAutospacing="off"/>
-              <w:jc w:val="center"/>
-            </w:pPr>
-            <w:r>
-              <w:rPr>
-                <w:rFonts w:ascii="Calibri" w:hAnsi="Calibri" w:eastAsia="Calibri" w:cs="Calibri"/>
-                <w:b w:val="0"/>
-                <w:bCs w:val="0"/>
-                <w:i w:val="0"/>
-                <w:iCs w:val="0"/>
-                <w:strike w:val="0"/>
-                <w:dstrike w:val="0"/>
-                <w:color w:val="000000" w:themeColor="text1" w:themeTint="FF" w:themeShade="FF"/>
-                <w:sz w:val="22"/>
-                <w:szCs w:val="22"/>
-                <w:u w:val="none"/>
+              <w:spacing w:after="0"/>
+              <w:jc w:val="center"/>
+            </w:pPr>
+            <w:r>
+              <w:rPr>
+                <w:rFonts w:ascii="Calibri" w:eastAsia="Calibri" w:hAnsi="Calibri" w:cs="Calibri"/>
+                <w:color w:val="000000" w:themeColor="text1"/>
+                <w:sz w:val="22"/>
+                <w:szCs w:val="22"/>
               </w:rPr>
               <w:t>FdT</w:t>
             </w:r>
@@ -1266,22 +1056,15 @@
           </w:tcPr>
           <w:p>
             <w:pPr>
-              <w:spacing w:before="0" w:beforeAutospacing="off" w:after="0" w:afterAutospacing="off"/>
-              <w:jc w:val="center"/>
-            </w:pPr>
-            <w:r>
-              <w:rPr>
-                <w:rFonts w:ascii="Calibri" w:hAnsi="Calibri" w:eastAsia="Calibri" w:cs="Calibri"/>
-                <w:b w:val="0"/>
-                <w:bCs w:val="0"/>
-                <w:i w:val="0"/>
-                <w:iCs w:val="0"/>
-                <w:strike w:val="0"/>
-                <w:dstrike w:val="0"/>
-                <w:color w:val="000000" w:themeColor="text1" w:themeTint="FF" w:themeShade="FF"/>
-                <w:sz w:val="22"/>
-                <w:szCs w:val="22"/>
-                <w:u w:val="none"/>
+              <w:spacing w:after="0"/>
+              <w:jc w:val="center"/>
+            </w:pPr>
+            <w:r>
+              <w:rPr>
+                <w:rFonts w:ascii="Calibri" w:eastAsia="Calibri" w:hAnsi="Calibri" w:cs="Calibri"/>
+                <w:color w:val="000000" w:themeColor="text1"/>
+                <w:sz w:val="22"/>
+                <w:szCs w:val="22"/>
               </w:rPr>
               <w:t>FdT</w:t>
             </w:r>
@@ -1305,22 +1088,15 @@
           </w:tcPr>
           <w:p>
             <w:pPr>
-              <w:spacing w:before="0" w:beforeAutospacing="off" w:after="0" w:afterAutospacing="off"/>
-              <w:jc w:val="center"/>
-            </w:pPr>
-            <w:r>
-              <w:rPr>
-                <w:rFonts w:ascii="Calibri" w:hAnsi="Calibri" w:eastAsia="Calibri" w:cs="Calibri"/>
-                <w:b w:val="0"/>
-                <w:bCs w:val="0"/>
-                <w:i w:val="0"/>
-                <w:iCs w:val="0"/>
-                <w:strike w:val="0"/>
-                <w:dstrike w:val="0"/>
-                <w:color w:val="000000" w:themeColor="text1" w:themeTint="FF" w:themeShade="FF"/>
-                <w:sz w:val="22"/>
-                <w:szCs w:val="22"/>
-                <w:u w:val="none"/>
+              <w:spacing w:after="0"/>
+              <w:jc w:val="center"/>
+            </w:pPr>
+            <w:r>
+              <w:rPr>
+                <w:rFonts w:ascii="Calibri" w:eastAsia="Calibri" w:hAnsi="Calibri" w:cs="Calibri"/>
+                <w:color w:val="000000" w:themeColor="text1"/>
+                <w:sz w:val="22"/>
+                <w:szCs w:val="22"/>
               </w:rPr>
               <w:t>FdT</w:t>
             </w:r>
@@ -1330,6 +1106,7 @@
       <w:tr>
         <w:trPr>
           <w:trHeight w:val="300"/>
+          <w:jc w:val="center"/>
         </w:trPr>
         <w:tc>
           <w:tcPr>
@@ -1349,22 +1126,15 @@
           </w:tcPr>
           <w:p>
             <w:pPr>
-              <w:spacing w:before="0" w:beforeAutospacing="off" w:after="0" w:afterAutospacing="off"/>
-              <w:jc w:val="center"/>
-            </w:pPr>
-            <w:r>
-              <w:rPr>
-                <w:rFonts w:ascii="Calibri" w:hAnsi="Calibri" w:eastAsia="Calibri" w:cs="Calibri"/>
-                <w:b w:val="0"/>
-                <w:bCs w:val="0"/>
-                <w:i w:val="0"/>
-                <w:iCs w:val="0"/>
-                <w:strike w:val="0"/>
-                <w:dstrike w:val="0"/>
-                <w:color w:val="000000" w:themeColor="text1" w:themeTint="FF" w:themeShade="FF"/>
-                <w:sz w:val="22"/>
-                <w:szCs w:val="22"/>
-                <w:u w:val="none"/>
+              <w:spacing w:after="0"/>
+              <w:jc w:val="center"/>
+            </w:pPr>
+            <w:r>
+              <w:rPr>
+                <w:rFonts w:ascii="Calibri" w:eastAsia="Calibri" w:hAnsi="Calibri" w:cs="Calibri"/>
+                <w:color w:val="000000" w:themeColor="text1"/>
+                <w:sz w:val="22"/>
+                <w:szCs w:val="22"/>
               </w:rPr>
               <w:t>1280000</w:t>
             </w:r>
@@ -1388,22 +1158,15 @@
           </w:tcPr>
           <w:p>
             <w:pPr>
-              <w:spacing w:before="0" w:beforeAutospacing="off" w:after="0" w:afterAutospacing="off"/>
-              <w:jc w:val="center"/>
-            </w:pPr>
-            <w:r>
-              <w:rPr>
-                <w:rFonts w:ascii="Calibri" w:hAnsi="Calibri" w:eastAsia="Calibri" w:cs="Calibri"/>
-                <w:b w:val="0"/>
-                <w:bCs w:val="0"/>
-                <w:i w:val="0"/>
-                <w:iCs w:val="0"/>
-                <w:strike w:val="0"/>
-                <w:dstrike w:val="0"/>
-                <w:color w:val="000000" w:themeColor="text1" w:themeTint="FF" w:themeShade="FF"/>
-                <w:sz w:val="22"/>
-                <w:szCs w:val="22"/>
-                <w:u w:val="none"/>
+              <w:spacing w:after="0"/>
+              <w:jc w:val="center"/>
+            </w:pPr>
+            <w:r>
+              <w:rPr>
+                <w:rFonts w:ascii="Calibri" w:eastAsia="Calibri" w:hAnsi="Calibri" w:cs="Calibri"/>
+                <w:color w:val="000000" w:themeColor="text1"/>
+                <w:sz w:val="22"/>
+                <w:szCs w:val="22"/>
               </w:rPr>
               <w:t>FdT</w:t>
             </w:r>
@@ -1427,22 +1190,15 @@
           </w:tcPr>
           <w:p>
             <w:pPr>
-              <w:spacing w:before="0" w:beforeAutospacing="off" w:after="0" w:afterAutospacing="off"/>
-              <w:jc w:val="center"/>
-            </w:pPr>
-            <w:r>
-              <w:rPr>
-                <w:rFonts w:ascii="Calibri" w:hAnsi="Calibri" w:eastAsia="Calibri" w:cs="Calibri"/>
-                <w:b w:val="0"/>
-                <w:bCs w:val="0"/>
-                <w:i w:val="0"/>
-                <w:iCs w:val="0"/>
-                <w:strike w:val="0"/>
-                <w:dstrike w:val="0"/>
-                <w:color w:val="000000" w:themeColor="text1" w:themeTint="FF" w:themeShade="FF"/>
-                <w:sz w:val="22"/>
-                <w:szCs w:val="22"/>
-                <w:u w:val="none"/>
+              <w:spacing w:after="0"/>
+              <w:jc w:val="center"/>
+            </w:pPr>
+            <w:r>
+              <w:rPr>
+                <w:rFonts w:ascii="Calibri" w:eastAsia="Calibri" w:hAnsi="Calibri" w:cs="Calibri"/>
+                <w:color w:val="000000" w:themeColor="text1"/>
+                <w:sz w:val="22"/>
+                <w:szCs w:val="22"/>
               </w:rPr>
               <w:t>FdT</w:t>
             </w:r>
@@ -1466,22 +1222,15 @@
           </w:tcPr>
           <w:p>
             <w:pPr>
-              <w:spacing w:before="0" w:beforeAutospacing="off" w:after="0" w:afterAutospacing="off"/>
-              <w:jc w:val="center"/>
-            </w:pPr>
-            <w:r>
-              <w:rPr>
-                <w:rFonts w:ascii="Calibri" w:hAnsi="Calibri" w:eastAsia="Calibri" w:cs="Calibri"/>
-                <w:b w:val="0"/>
-                <w:bCs w:val="0"/>
-                <w:i w:val="0"/>
-                <w:iCs w:val="0"/>
-                <w:strike w:val="0"/>
-                <w:dstrike w:val="0"/>
-                <w:color w:val="000000" w:themeColor="text1" w:themeTint="FF" w:themeShade="FF"/>
-                <w:sz w:val="22"/>
-                <w:szCs w:val="22"/>
-                <w:u w:val="none"/>
+              <w:spacing w:after="0"/>
+              <w:jc w:val="center"/>
+            </w:pPr>
+            <w:r>
+              <w:rPr>
+                <w:rFonts w:ascii="Calibri" w:eastAsia="Calibri" w:hAnsi="Calibri" w:cs="Calibri"/>
+                <w:color w:val="000000" w:themeColor="text1"/>
+                <w:sz w:val="22"/>
+                <w:szCs w:val="22"/>
               </w:rPr>
               <w:t>FdT</w:t>
             </w:r>
@@ -1491,6 +1240,7 @@
       <w:tr>
         <w:trPr>
           <w:trHeight w:val="300"/>
+          <w:jc w:val="center"/>
         </w:trPr>
         <w:tc>
           <w:tcPr>
@@ -1510,22 +1260,15 @@
           </w:tcPr>
           <w:p>
             <w:pPr>
-              <w:spacing w:before="0" w:beforeAutospacing="off" w:after="0" w:afterAutospacing="off"/>
-              <w:jc w:val="center"/>
-            </w:pPr>
-            <w:r>
-              <w:rPr>
-                <w:rFonts w:ascii="Calibri" w:hAnsi="Calibri" w:eastAsia="Calibri" w:cs="Calibri"/>
-                <w:b w:val="0"/>
-                <w:bCs w:val="0"/>
-                <w:i w:val="0"/>
-                <w:iCs w:val="0"/>
-                <w:strike w:val="0"/>
-                <w:dstrike w:val="0"/>
-                <w:color w:val="000000" w:themeColor="text1" w:themeTint="FF" w:themeShade="FF"/>
-                <w:sz w:val="22"/>
-                <w:szCs w:val="22"/>
-                <w:u w:val="none"/>
+              <w:spacing w:after="0"/>
+              <w:jc w:val="center"/>
+            </w:pPr>
+            <w:r>
+              <w:rPr>
+                <w:rFonts w:ascii="Calibri" w:eastAsia="Calibri" w:hAnsi="Calibri" w:cs="Calibri"/>
+                <w:color w:val="000000" w:themeColor="text1"/>
+                <w:sz w:val="22"/>
+                <w:szCs w:val="22"/>
               </w:rPr>
               <w:t>Repeticiones:</w:t>
             </w:r>
@@ -1549,22 +1292,15 @@
           </w:tcPr>
           <w:p>
             <w:pPr>
-              <w:spacing w:before="0" w:beforeAutospacing="off" w:after="0" w:afterAutospacing="off"/>
-              <w:jc w:val="center"/>
-            </w:pPr>
-            <w:r>
-              <w:rPr>
-                <w:rFonts w:ascii="Calibri" w:hAnsi="Calibri" w:eastAsia="Calibri" w:cs="Calibri"/>
-                <w:b w:val="0"/>
-                <w:bCs w:val="0"/>
-                <w:i w:val="0"/>
-                <w:iCs w:val="0"/>
-                <w:strike w:val="0"/>
-                <w:dstrike w:val="0"/>
-                <w:color w:val="000000" w:themeColor="text1" w:themeTint="FF" w:themeShade="FF"/>
-                <w:sz w:val="22"/>
-                <w:szCs w:val="22"/>
-                <w:u w:val="none"/>
+              <w:spacing w:after="0"/>
+              <w:jc w:val="center"/>
+            </w:pPr>
+            <w:r>
+              <w:rPr>
+                <w:rFonts w:ascii="Calibri" w:eastAsia="Calibri" w:hAnsi="Calibri" w:cs="Calibri"/>
+                <w:color w:val="000000" w:themeColor="text1"/>
+                <w:sz w:val="22"/>
+                <w:szCs w:val="22"/>
               </w:rPr>
               <w:t>1</w:t>
             </w:r>
@@ -1610,65 +1346,26 @@
     </w:tbl>
     <w:p/>
     <w:p>
+      <w:r>
+        <w:t>Podemos observar que los tiempos concuerdan perfectamente con los esperados, ya que este algoritmo tiene una complejidad de O(n2) en todos los casos</w:t>
+      </w:r>
+    </w:p>
+    <w:p/>
+    <w:p>
       <w:pPr>
+        <w:pStyle w:val="Ttulo3"/>
         <w:rPr>
           <w:sz w:val="24"/>
           <w:szCs w:val="24"/>
         </w:rPr>
       </w:pPr>
       <w:r>
-        <w:rPr>
-          <w:sz w:val="24"/>
-          <w:szCs w:val="24"/>
-        </w:rPr>
-        <w:t>Podemos observar que los tiempos concuerdan perfectamente con los esperados, ya que este algoritmo tiene una complejidad de O(n</w:t>
-      </w:r>
-      <w:r>
-        <w:rPr>
-          <w:sz w:val="24"/>
-          <w:szCs w:val="24"/>
-          <w:u w:val="none"/>
-        </w:rPr>
-        <w:t>2</w:t>
-      </w:r>
-      <w:r>
-        <w:rPr>
-          <w:sz w:val="24"/>
-          <w:szCs w:val="24"/>
-        </w:rPr>
-        <w:t>) en todos los casos</w:t>
+        <w:t>Selección</w:t>
       </w:r>
     </w:p>
-    <w:p>
-      <w:pPr>
-        <w:rPr>
-          <w:sz w:val="24"/>
-          <w:szCs w:val="24"/>
-        </w:rPr>
-      </w:pPr>
-    </w:p>
-    <w:p>
-      <w:pPr>
-        <w:pStyle w:val="Heading3"/>
-        <w:rPr>
-          <w:sz w:val="24"/>
-          <w:szCs w:val="24"/>
-        </w:rPr>
-      </w:pPr>
-      <w:r>
-        <w:rPr/>
-        <w:t>Selección</w:t>
-      </w:r>
-    </w:p>
-    <w:p>
-      <w:pPr>
-        <w:pStyle w:val="Normal"/>
-      </w:pPr>
-    </w:p>
+    <w:p/>
     <w:tbl>
       <w:tblPr>
-        <w:tblStyle w:val="TableNormal"/>
-        <w:bidiVisual w:val="0"/>
         <w:tblW w:w="0" w:type="auto"/>
         <w:jc w:val="center"/>
         <w:tblLook w:val="06A0" w:firstRow="1" w:lastRow="0" w:firstColumn="1" w:lastColumn="0" w:noHBand="1" w:noVBand="1"/>
@@ -1682,6 +1379,7 @@
       <w:tr>
         <w:trPr>
           <w:trHeight w:val="300"/>
+          <w:jc w:val="center"/>
         </w:trPr>
         <w:tc>
           <w:tcPr>
@@ -1701,22 +1399,15 @@
           </w:tcPr>
           <w:p>
             <w:pPr>
-              <w:spacing w:before="0" w:beforeAutospacing="off" w:after="0" w:afterAutospacing="off"/>
-              <w:jc w:val="center"/>
-            </w:pPr>
-            <w:r>
-              <w:rPr>
-                <w:rFonts w:ascii="Calibri" w:hAnsi="Calibri" w:eastAsia="Calibri" w:cs="Calibri"/>
-                <w:b w:val="0"/>
-                <w:bCs w:val="0"/>
-                <w:i w:val="0"/>
-                <w:iCs w:val="0"/>
-                <w:strike w:val="0"/>
-                <w:dstrike w:val="0"/>
-                <w:color w:val="000000" w:themeColor="text1" w:themeTint="FF" w:themeShade="FF"/>
-                <w:sz w:val="22"/>
-                <w:szCs w:val="22"/>
-                <w:u w:val="none"/>
+              <w:spacing w:after="0"/>
+              <w:jc w:val="center"/>
+            </w:pPr>
+            <w:r>
+              <w:rPr>
+                <w:rFonts w:ascii="Calibri" w:eastAsia="Calibri" w:hAnsi="Calibri" w:cs="Calibri"/>
+                <w:color w:val="000000" w:themeColor="text1"/>
+                <w:sz w:val="22"/>
+                <w:szCs w:val="22"/>
               </w:rPr>
               <w:t>n</w:t>
             </w:r>
@@ -1740,22 +1431,15 @@
           </w:tcPr>
           <w:p>
             <w:pPr>
-              <w:spacing w:before="0" w:beforeAutospacing="off" w:after="0" w:afterAutospacing="off"/>
-              <w:jc w:val="center"/>
-            </w:pPr>
-            <w:r>
-              <w:rPr>
-                <w:rFonts w:ascii="Calibri" w:hAnsi="Calibri" w:eastAsia="Calibri" w:cs="Calibri"/>
-                <w:b w:val="0"/>
-                <w:bCs w:val="0"/>
-                <w:i w:val="0"/>
-                <w:iCs w:val="0"/>
-                <w:strike w:val="0"/>
-                <w:dstrike w:val="0"/>
-                <w:color w:val="000000" w:themeColor="text1" w:themeTint="FF" w:themeShade="FF"/>
-                <w:sz w:val="22"/>
-                <w:szCs w:val="22"/>
-                <w:u w:val="none"/>
+              <w:spacing w:after="0"/>
+              <w:jc w:val="center"/>
+            </w:pPr>
+            <w:r>
+              <w:rPr>
+                <w:rFonts w:ascii="Calibri" w:eastAsia="Calibri" w:hAnsi="Calibri" w:cs="Calibri"/>
+                <w:color w:val="000000" w:themeColor="text1"/>
+                <w:sz w:val="22"/>
+                <w:szCs w:val="22"/>
               </w:rPr>
               <w:t>t ordenado</w:t>
             </w:r>
@@ -1779,22 +1463,15 @@
           </w:tcPr>
           <w:p>
             <w:pPr>
-              <w:spacing w:before="0" w:beforeAutospacing="off" w:after="0" w:afterAutospacing="off"/>
-              <w:jc w:val="center"/>
-            </w:pPr>
-            <w:r>
-              <w:rPr>
-                <w:rFonts w:ascii="Calibri" w:hAnsi="Calibri" w:eastAsia="Calibri" w:cs="Calibri"/>
-                <w:b w:val="0"/>
-                <w:bCs w:val="0"/>
-                <w:i w:val="0"/>
-                <w:iCs w:val="0"/>
-                <w:strike w:val="0"/>
-                <w:dstrike w:val="0"/>
-                <w:color w:val="000000" w:themeColor="text1" w:themeTint="FF" w:themeShade="FF"/>
-                <w:sz w:val="22"/>
-                <w:szCs w:val="22"/>
-                <w:u w:val="none"/>
+              <w:spacing w:after="0"/>
+              <w:jc w:val="center"/>
+            </w:pPr>
+            <w:r>
+              <w:rPr>
+                <w:rFonts w:ascii="Calibri" w:eastAsia="Calibri" w:hAnsi="Calibri" w:cs="Calibri"/>
+                <w:color w:val="000000" w:themeColor="text1"/>
+                <w:sz w:val="22"/>
+                <w:szCs w:val="22"/>
               </w:rPr>
               <w:t>t inverso</w:t>
             </w:r>
@@ -1818,22 +1495,15 @@
           </w:tcPr>
           <w:p>
             <w:pPr>
-              <w:spacing w:before="0" w:beforeAutospacing="off" w:after="0" w:afterAutospacing="off"/>
-              <w:jc w:val="center"/>
-            </w:pPr>
-            <w:r>
-              <w:rPr>
-                <w:rFonts w:ascii="Calibri" w:hAnsi="Calibri" w:eastAsia="Calibri" w:cs="Calibri"/>
-                <w:b w:val="0"/>
-                <w:bCs w:val="0"/>
-                <w:i w:val="0"/>
-                <w:iCs w:val="0"/>
-                <w:strike w:val="0"/>
-                <w:dstrike w:val="0"/>
-                <w:color w:val="000000" w:themeColor="text1" w:themeTint="FF" w:themeShade="FF"/>
-                <w:sz w:val="22"/>
-                <w:szCs w:val="22"/>
-                <w:u w:val="none"/>
+              <w:spacing w:after="0"/>
+              <w:jc w:val="center"/>
+            </w:pPr>
+            <w:r>
+              <w:rPr>
+                <w:rFonts w:ascii="Calibri" w:eastAsia="Calibri" w:hAnsi="Calibri" w:cs="Calibri"/>
+                <w:color w:val="000000" w:themeColor="text1"/>
+                <w:sz w:val="22"/>
+                <w:szCs w:val="22"/>
               </w:rPr>
               <w:t>t aleatorio</w:t>
             </w:r>
@@ -1843,6 +1513,7 @@
       <w:tr>
         <w:trPr>
           <w:trHeight w:val="300"/>
+          <w:jc w:val="center"/>
         </w:trPr>
         <w:tc>
           <w:tcPr>
@@ -1862,22 +1533,15 @@
           </w:tcPr>
           <w:p>
             <w:pPr>
-              <w:spacing w:before="0" w:beforeAutospacing="off" w:after="0" w:afterAutospacing="off"/>
-              <w:jc w:val="center"/>
-            </w:pPr>
-            <w:r>
-              <w:rPr>
-                <w:rFonts w:ascii="Calibri" w:hAnsi="Calibri" w:eastAsia="Calibri" w:cs="Calibri"/>
-                <w:b w:val="0"/>
-                <w:bCs w:val="0"/>
-                <w:i w:val="0"/>
-                <w:iCs w:val="0"/>
-                <w:strike w:val="0"/>
-                <w:dstrike w:val="0"/>
-                <w:color w:val="000000" w:themeColor="text1" w:themeTint="FF" w:themeShade="FF"/>
-                <w:sz w:val="22"/>
-                <w:szCs w:val="22"/>
-                <w:u w:val="none"/>
+              <w:spacing w:after="0"/>
+              <w:jc w:val="center"/>
+            </w:pPr>
+            <w:r>
+              <w:rPr>
+                <w:rFonts w:ascii="Calibri" w:eastAsia="Calibri" w:hAnsi="Calibri" w:cs="Calibri"/>
+                <w:color w:val="000000" w:themeColor="text1"/>
+                <w:sz w:val="22"/>
+                <w:szCs w:val="22"/>
               </w:rPr>
               <w:t>10000</w:t>
             </w:r>
@@ -1901,22 +1565,15 @@
           </w:tcPr>
           <w:p>
             <w:pPr>
-              <w:spacing w:before="0" w:beforeAutospacing="off" w:after="0" w:afterAutospacing="off"/>
-              <w:jc w:val="center"/>
-            </w:pPr>
-            <w:r>
-              <w:rPr>
-                <w:rFonts w:ascii="Calibri" w:hAnsi="Calibri" w:eastAsia="Calibri" w:cs="Calibri"/>
-                <w:b w:val="0"/>
-                <w:bCs w:val="0"/>
-                <w:i w:val="0"/>
-                <w:iCs w:val="0"/>
-                <w:strike w:val="0"/>
-                <w:dstrike w:val="0"/>
-                <w:color w:val="000000" w:themeColor="text1" w:themeTint="FF" w:themeShade="FF"/>
-                <w:sz w:val="22"/>
-                <w:szCs w:val="22"/>
-                <w:u w:val="none"/>
+              <w:spacing w:after="0"/>
+              <w:jc w:val="center"/>
+            </w:pPr>
+            <w:r>
+              <w:rPr>
+                <w:rFonts w:ascii="Calibri" w:eastAsia="Calibri" w:hAnsi="Calibri" w:cs="Calibri"/>
+                <w:color w:val="000000" w:themeColor="text1"/>
+                <w:sz w:val="22"/>
+                <w:szCs w:val="22"/>
               </w:rPr>
               <w:t>295</w:t>
             </w:r>
@@ -1940,22 +1597,15 @@
           </w:tcPr>
           <w:p>
             <w:pPr>
-              <w:spacing w:before="0" w:beforeAutospacing="off" w:after="0" w:afterAutospacing="off"/>
-              <w:jc w:val="center"/>
-            </w:pPr>
-            <w:r>
-              <w:rPr>
-                <w:rFonts w:ascii="Calibri" w:hAnsi="Calibri" w:eastAsia="Calibri" w:cs="Calibri"/>
-                <w:b w:val="0"/>
-                <w:bCs w:val="0"/>
-                <w:i w:val="0"/>
-                <w:iCs w:val="0"/>
-                <w:strike w:val="0"/>
-                <w:dstrike w:val="0"/>
-                <w:color w:val="000000" w:themeColor="text1" w:themeTint="FF" w:themeShade="FF"/>
-                <w:sz w:val="22"/>
-                <w:szCs w:val="22"/>
-                <w:u w:val="none"/>
+              <w:spacing w:after="0"/>
+              <w:jc w:val="center"/>
+            </w:pPr>
+            <w:r>
+              <w:rPr>
+                <w:rFonts w:ascii="Calibri" w:eastAsia="Calibri" w:hAnsi="Calibri" w:cs="Calibri"/>
+                <w:color w:val="000000" w:themeColor="text1"/>
+                <w:sz w:val="22"/>
+                <w:szCs w:val="22"/>
               </w:rPr>
               <w:t>320</w:t>
             </w:r>
@@ -1979,22 +1629,15 @@
           </w:tcPr>
           <w:p>
             <w:pPr>
-              <w:spacing w:before="0" w:beforeAutospacing="off" w:after="0" w:afterAutospacing="off"/>
-              <w:jc w:val="center"/>
-            </w:pPr>
-            <w:r>
-              <w:rPr>
-                <w:rFonts w:ascii="Calibri" w:hAnsi="Calibri" w:eastAsia="Calibri" w:cs="Calibri"/>
-                <w:b w:val="0"/>
-                <w:bCs w:val="0"/>
-                <w:i w:val="0"/>
-                <w:iCs w:val="0"/>
-                <w:strike w:val="0"/>
-                <w:dstrike w:val="0"/>
-                <w:color w:val="000000" w:themeColor="text1" w:themeTint="FF" w:themeShade="FF"/>
-                <w:sz w:val="22"/>
-                <w:szCs w:val="22"/>
-                <w:u w:val="none"/>
+              <w:spacing w:after="0"/>
+              <w:jc w:val="center"/>
+            </w:pPr>
+            <w:r>
+              <w:rPr>
+                <w:rFonts w:ascii="Calibri" w:eastAsia="Calibri" w:hAnsi="Calibri" w:cs="Calibri"/>
+                <w:color w:val="000000" w:themeColor="text1"/>
+                <w:sz w:val="22"/>
+                <w:szCs w:val="22"/>
               </w:rPr>
               <w:t>309</w:t>
             </w:r>
@@ -2004,6 +1647,7 @@
       <w:tr>
         <w:trPr>
           <w:trHeight w:val="300"/>
+          <w:jc w:val="center"/>
         </w:trPr>
         <w:tc>
           <w:tcPr>
@@ -2023,22 +1667,15 @@
           </w:tcPr>
           <w:p>
             <w:pPr>
-              <w:spacing w:before="0" w:beforeAutospacing="off" w:after="0" w:afterAutospacing="off"/>
-              <w:jc w:val="center"/>
-            </w:pPr>
-            <w:r>
-              <w:rPr>
-                <w:rFonts w:ascii="Calibri" w:hAnsi="Calibri" w:eastAsia="Calibri" w:cs="Calibri"/>
-                <w:b w:val="0"/>
-                <w:bCs w:val="0"/>
-                <w:i w:val="0"/>
-                <w:iCs w:val="0"/>
-                <w:strike w:val="0"/>
-                <w:dstrike w:val="0"/>
-                <w:color w:val="000000" w:themeColor="text1" w:themeTint="FF" w:themeShade="FF"/>
-                <w:sz w:val="22"/>
-                <w:szCs w:val="22"/>
-                <w:u w:val="none"/>
+              <w:spacing w:after="0"/>
+              <w:jc w:val="center"/>
+            </w:pPr>
+            <w:r>
+              <w:rPr>
+                <w:rFonts w:ascii="Calibri" w:eastAsia="Calibri" w:hAnsi="Calibri" w:cs="Calibri"/>
+                <w:color w:val="000000" w:themeColor="text1"/>
+                <w:sz w:val="22"/>
+                <w:szCs w:val="22"/>
               </w:rPr>
               <w:t>20000</w:t>
             </w:r>
@@ -2062,22 +1699,15 @@
           </w:tcPr>
           <w:p>
             <w:pPr>
-              <w:spacing w:before="0" w:beforeAutospacing="off" w:after="0" w:afterAutospacing="off"/>
-              <w:jc w:val="center"/>
-            </w:pPr>
-            <w:r>
-              <w:rPr>
-                <w:rFonts w:ascii="Calibri" w:hAnsi="Calibri" w:eastAsia="Calibri" w:cs="Calibri"/>
-                <w:b w:val="0"/>
-                <w:bCs w:val="0"/>
-                <w:i w:val="0"/>
-                <w:iCs w:val="0"/>
-                <w:strike w:val="0"/>
-                <w:dstrike w:val="0"/>
-                <w:color w:val="000000" w:themeColor="text1" w:themeTint="FF" w:themeShade="FF"/>
-                <w:sz w:val="22"/>
-                <w:szCs w:val="22"/>
-                <w:u w:val="none"/>
+              <w:spacing w:after="0"/>
+              <w:jc w:val="center"/>
+            </w:pPr>
+            <w:r>
+              <w:rPr>
+                <w:rFonts w:ascii="Calibri" w:eastAsia="Calibri" w:hAnsi="Calibri" w:cs="Calibri"/>
+                <w:color w:val="000000" w:themeColor="text1"/>
+                <w:sz w:val="22"/>
+                <w:szCs w:val="22"/>
               </w:rPr>
               <w:t>1246</w:t>
             </w:r>
@@ -2101,22 +1731,15 @@
           </w:tcPr>
           <w:p>
             <w:pPr>
-              <w:spacing w:before="0" w:beforeAutospacing="off" w:after="0" w:afterAutospacing="off"/>
-              <w:jc w:val="center"/>
-            </w:pPr>
-            <w:r>
-              <w:rPr>
-                <w:rFonts w:ascii="Calibri" w:hAnsi="Calibri" w:eastAsia="Calibri" w:cs="Calibri"/>
-                <w:b w:val="0"/>
-                <w:bCs w:val="0"/>
-                <w:i w:val="0"/>
-                <w:iCs w:val="0"/>
-                <w:strike w:val="0"/>
-                <w:dstrike w:val="0"/>
-                <w:color w:val="000000" w:themeColor="text1" w:themeTint="FF" w:themeShade="FF"/>
-                <w:sz w:val="22"/>
-                <w:szCs w:val="22"/>
-                <w:u w:val="none"/>
+              <w:spacing w:after="0"/>
+              <w:jc w:val="center"/>
+            </w:pPr>
+            <w:r>
+              <w:rPr>
+                <w:rFonts w:ascii="Calibri" w:eastAsia="Calibri" w:hAnsi="Calibri" w:cs="Calibri"/>
+                <w:color w:val="000000" w:themeColor="text1"/>
+                <w:sz w:val="22"/>
+                <w:szCs w:val="22"/>
               </w:rPr>
               <w:t>1234</w:t>
             </w:r>
@@ -2140,22 +1763,15 @@
           </w:tcPr>
           <w:p>
             <w:pPr>
-              <w:spacing w:before="0" w:beforeAutospacing="off" w:after="0" w:afterAutospacing="off"/>
-              <w:jc w:val="center"/>
-            </w:pPr>
-            <w:r>
-              <w:rPr>
-                <w:rFonts w:ascii="Calibri" w:hAnsi="Calibri" w:eastAsia="Calibri" w:cs="Calibri"/>
-                <w:b w:val="0"/>
-                <w:bCs w:val="0"/>
-                <w:i w:val="0"/>
-                <w:iCs w:val="0"/>
-                <w:strike w:val="0"/>
-                <w:dstrike w:val="0"/>
-                <w:color w:val="000000" w:themeColor="text1" w:themeTint="FF" w:themeShade="FF"/>
-                <w:sz w:val="22"/>
-                <w:szCs w:val="22"/>
-                <w:u w:val="none"/>
+              <w:spacing w:after="0"/>
+              <w:jc w:val="center"/>
+            </w:pPr>
+            <w:r>
+              <w:rPr>
+                <w:rFonts w:ascii="Calibri" w:eastAsia="Calibri" w:hAnsi="Calibri" w:cs="Calibri"/>
+                <w:color w:val="000000" w:themeColor="text1"/>
+                <w:sz w:val="22"/>
+                <w:szCs w:val="22"/>
               </w:rPr>
               <w:t>1273</w:t>
             </w:r>
@@ -2165,6 +1781,7 @@
       <w:tr>
         <w:trPr>
           <w:trHeight w:val="300"/>
+          <w:jc w:val="center"/>
         </w:trPr>
         <w:tc>
           <w:tcPr>
@@ -2184,22 +1801,15 @@
           </w:tcPr>
           <w:p>
             <w:pPr>
-              <w:spacing w:before="0" w:beforeAutospacing="off" w:after="0" w:afterAutospacing="off"/>
-              <w:jc w:val="center"/>
-            </w:pPr>
-            <w:r>
-              <w:rPr>
-                <w:rFonts w:ascii="Calibri" w:hAnsi="Calibri" w:eastAsia="Calibri" w:cs="Calibri"/>
-                <w:b w:val="0"/>
-                <w:bCs w:val="0"/>
-                <w:i w:val="0"/>
-                <w:iCs w:val="0"/>
-                <w:strike w:val="0"/>
-                <w:dstrike w:val="0"/>
-                <w:color w:val="000000" w:themeColor="text1" w:themeTint="FF" w:themeShade="FF"/>
-                <w:sz w:val="22"/>
-                <w:szCs w:val="22"/>
-                <w:u w:val="none"/>
+              <w:spacing w:after="0"/>
+              <w:jc w:val="center"/>
+            </w:pPr>
+            <w:r>
+              <w:rPr>
+                <w:rFonts w:ascii="Calibri" w:eastAsia="Calibri" w:hAnsi="Calibri" w:cs="Calibri"/>
+                <w:color w:val="000000" w:themeColor="text1"/>
+                <w:sz w:val="22"/>
+                <w:szCs w:val="22"/>
               </w:rPr>
               <w:t>40000</w:t>
             </w:r>
@@ -2223,22 +1833,15 @@
           </w:tcPr>
           <w:p>
             <w:pPr>
-              <w:spacing w:before="0" w:beforeAutospacing="off" w:after="0" w:afterAutospacing="off"/>
-              <w:jc w:val="center"/>
-            </w:pPr>
-            <w:r>
-              <w:rPr>
-                <w:rFonts w:ascii="Calibri" w:hAnsi="Calibri" w:eastAsia="Calibri" w:cs="Calibri"/>
-                <w:b w:val="0"/>
-                <w:bCs w:val="0"/>
-                <w:i w:val="0"/>
-                <w:iCs w:val="0"/>
-                <w:strike w:val="0"/>
-                <w:dstrike w:val="0"/>
-                <w:color w:val="000000" w:themeColor="text1" w:themeTint="FF" w:themeShade="FF"/>
-                <w:sz w:val="22"/>
-                <w:szCs w:val="22"/>
-                <w:u w:val="none"/>
+              <w:spacing w:after="0"/>
+              <w:jc w:val="center"/>
+            </w:pPr>
+            <w:r>
+              <w:rPr>
+                <w:rFonts w:ascii="Calibri" w:eastAsia="Calibri" w:hAnsi="Calibri" w:cs="Calibri"/>
+                <w:color w:val="000000" w:themeColor="text1"/>
+                <w:sz w:val="22"/>
+                <w:szCs w:val="22"/>
               </w:rPr>
               <w:t>4910</w:t>
             </w:r>
@@ -2262,22 +1865,15 @@
           </w:tcPr>
           <w:p>
             <w:pPr>
-              <w:spacing w:before="0" w:beforeAutospacing="off" w:after="0" w:afterAutospacing="off"/>
-              <w:jc w:val="center"/>
-            </w:pPr>
-            <w:r>
-              <w:rPr>
-                <w:rFonts w:ascii="Calibri" w:hAnsi="Calibri" w:eastAsia="Calibri" w:cs="Calibri"/>
-                <w:b w:val="0"/>
-                <w:bCs w:val="0"/>
-                <w:i w:val="0"/>
-                <w:iCs w:val="0"/>
-                <w:strike w:val="0"/>
-                <w:dstrike w:val="0"/>
-                <w:color w:val="000000" w:themeColor="text1" w:themeTint="FF" w:themeShade="FF"/>
-                <w:sz w:val="22"/>
-                <w:szCs w:val="22"/>
-                <w:u w:val="none"/>
+              <w:spacing w:after="0"/>
+              <w:jc w:val="center"/>
+            </w:pPr>
+            <w:r>
+              <w:rPr>
+                <w:rFonts w:ascii="Calibri" w:eastAsia="Calibri" w:hAnsi="Calibri" w:cs="Calibri"/>
+                <w:color w:val="000000" w:themeColor="text1"/>
+                <w:sz w:val="22"/>
+                <w:szCs w:val="22"/>
               </w:rPr>
               <w:t>4835</w:t>
             </w:r>
@@ -2301,22 +1897,15 @@
           </w:tcPr>
           <w:p>
             <w:pPr>
-              <w:spacing w:before="0" w:beforeAutospacing="off" w:after="0" w:afterAutospacing="off"/>
-              <w:jc w:val="center"/>
-            </w:pPr>
-            <w:r>
-              <w:rPr>
-                <w:rFonts w:ascii="Calibri" w:hAnsi="Calibri" w:eastAsia="Calibri" w:cs="Calibri"/>
-                <w:b w:val="0"/>
-                <w:bCs w:val="0"/>
-                <w:i w:val="0"/>
-                <w:iCs w:val="0"/>
-                <w:strike w:val="0"/>
-                <w:dstrike w:val="0"/>
-                <w:color w:val="000000" w:themeColor="text1" w:themeTint="FF" w:themeShade="FF"/>
-                <w:sz w:val="22"/>
-                <w:szCs w:val="22"/>
-                <w:u w:val="none"/>
+              <w:spacing w:after="0"/>
+              <w:jc w:val="center"/>
+            </w:pPr>
+            <w:r>
+              <w:rPr>
+                <w:rFonts w:ascii="Calibri" w:eastAsia="Calibri" w:hAnsi="Calibri" w:cs="Calibri"/>
+                <w:color w:val="000000" w:themeColor="text1"/>
+                <w:sz w:val="22"/>
+                <w:szCs w:val="22"/>
               </w:rPr>
               <w:t>4957</w:t>
             </w:r>
@@ -2326,6 +1915,7 @@
       <w:tr>
         <w:trPr>
           <w:trHeight w:val="300"/>
+          <w:jc w:val="center"/>
         </w:trPr>
         <w:tc>
           <w:tcPr>
@@ -2345,22 +1935,15 @@
           </w:tcPr>
           <w:p>
             <w:pPr>
-              <w:spacing w:before="0" w:beforeAutospacing="off" w:after="0" w:afterAutospacing="off"/>
-              <w:jc w:val="center"/>
-            </w:pPr>
-            <w:r>
-              <w:rPr>
-                <w:rFonts w:ascii="Calibri" w:hAnsi="Calibri" w:eastAsia="Calibri" w:cs="Calibri"/>
-                <w:b w:val="0"/>
-                <w:bCs w:val="0"/>
-                <w:i w:val="0"/>
-                <w:iCs w:val="0"/>
-                <w:strike w:val="0"/>
-                <w:dstrike w:val="0"/>
-                <w:color w:val="000000" w:themeColor="text1" w:themeTint="FF" w:themeShade="FF"/>
-                <w:sz w:val="22"/>
-                <w:szCs w:val="22"/>
-                <w:u w:val="none"/>
+              <w:spacing w:after="0"/>
+              <w:jc w:val="center"/>
+            </w:pPr>
+            <w:r>
+              <w:rPr>
+                <w:rFonts w:ascii="Calibri" w:eastAsia="Calibri" w:hAnsi="Calibri" w:cs="Calibri"/>
+                <w:color w:val="000000" w:themeColor="text1"/>
+                <w:sz w:val="22"/>
+                <w:szCs w:val="22"/>
               </w:rPr>
               <w:t>80000</w:t>
             </w:r>
@@ -2384,22 +1967,15 @@
           </w:tcPr>
           <w:p>
             <w:pPr>
-              <w:spacing w:before="0" w:beforeAutospacing="off" w:after="0" w:afterAutospacing="off"/>
-              <w:jc w:val="center"/>
-            </w:pPr>
-            <w:r>
-              <w:rPr>
-                <w:rFonts w:ascii="Calibri" w:hAnsi="Calibri" w:eastAsia="Calibri" w:cs="Calibri"/>
-                <w:b w:val="0"/>
-                <w:bCs w:val="0"/>
-                <w:i w:val="0"/>
-                <w:iCs w:val="0"/>
-                <w:strike w:val="0"/>
-                <w:dstrike w:val="0"/>
-                <w:color w:val="000000" w:themeColor="text1" w:themeTint="FF" w:themeShade="FF"/>
-                <w:sz w:val="22"/>
-                <w:szCs w:val="22"/>
-                <w:u w:val="none"/>
+              <w:spacing w:after="0"/>
+              <w:jc w:val="center"/>
+            </w:pPr>
+            <w:r>
+              <w:rPr>
+                <w:rFonts w:ascii="Calibri" w:eastAsia="Calibri" w:hAnsi="Calibri" w:cs="Calibri"/>
+                <w:color w:val="000000" w:themeColor="text1"/>
+                <w:sz w:val="22"/>
+                <w:szCs w:val="22"/>
               </w:rPr>
               <w:t>19514</w:t>
             </w:r>
@@ -2423,22 +1999,15 @@
           </w:tcPr>
           <w:p>
             <w:pPr>
-              <w:spacing w:before="0" w:beforeAutospacing="off" w:after="0" w:afterAutospacing="off"/>
-              <w:jc w:val="center"/>
-            </w:pPr>
-            <w:r>
-              <w:rPr>
-                <w:rFonts w:ascii="Calibri" w:hAnsi="Calibri" w:eastAsia="Calibri" w:cs="Calibri"/>
-                <w:b w:val="0"/>
-                <w:bCs w:val="0"/>
-                <w:i w:val="0"/>
-                <w:iCs w:val="0"/>
-                <w:strike w:val="0"/>
-                <w:dstrike w:val="0"/>
-                <w:color w:val="000000" w:themeColor="text1" w:themeTint="FF" w:themeShade="FF"/>
-                <w:sz w:val="22"/>
-                <w:szCs w:val="22"/>
-                <w:u w:val="none"/>
+              <w:spacing w:after="0"/>
+              <w:jc w:val="center"/>
+            </w:pPr>
+            <w:r>
+              <w:rPr>
+                <w:rFonts w:ascii="Calibri" w:eastAsia="Calibri" w:hAnsi="Calibri" w:cs="Calibri"/>
+                <w:color w:val="000000" w:themeColor="text1"/>
+                <w:sz w:val="22"/>
+                <w:szCs w:val="22"/>
               </w:rPr>
               <w:t>19055</w:t>
             </w:r>
@@ -2462,22 +2031,15 @@
           </w:tcPr>
           <w:p>
             <w:pPr>
-              <w:spacing w:before="0" w:beforeAutospacing="off" w:after="0" w:afterAutospacing="off"/>
-              <w:jc w:val="center"/>
-            </w:pPr>
-            <w:r>
-              <w:rPr>
-                <w:rFonts w:ascii="Calibri" w:hAnsi="Calibri" w:eastAsia="Calibri" w:cs="Calibri"/>
-                <w:b w:val="0"/>
-                <w:bCs w:val="0"/>
-                <w:i w:val="0"/>
-                <w:iCs w:val="0"/>
-                <w:strike w:val="0"/>
-                <w:dstrike w:val="0"/>
-                <w:color w:val="000000" w:themeColor="text1" w:themeTint="FF" w:themeShade="FF"/>
-                <w:sz w:val="22"/>
-                <w:szCs w:val="22"/>
-                <w:u w:val="none"/>
+              <w:spacing w:after="0"/>
+              <w:jc w:val="center"/>
+            </w:pPr>
+            <w:r>
+              <w:rPr>
+                <w:rFonts w:ascii="Calibri" w:eastAsia="Calibri" w:hAnsi="Calibri" w:cs="Calibri"/>
+                <w:color w:val="000000" w:themeColor="text1"/>
+                <w:sz w:val="22"/>
+                <w:szCs w:val="22"/>
               </w:rPr>
               <w:t>19646</w:t>
             </w:r>
@@ -2487,6 +2049,7 @@
       <w:tr>
         <w:trPr>
           <w:trHeight w:val="300"/>
+          <w:jc w:val="center"/>
         </w:trPr>
         <w:tc>
           <w:tcPr>
@@ -2506,22 +2069,15 @@
           </w:tcPr>
           <w:p>
             <w:pPr>
-              <w:spacing w:before="0" w:beforeAutospacing="off" w:after="0" w:afterAutospacing="off"/>
-              <w:jc w:val="center"/>
-            </w:pPr>
-            <w:r>
-              <w:rPr>
-                <w:rFonts w:ascii="Calibri" w:hAnsi="Calibri" w:eastAsia="Calibri" w:cs="Calibri"/>
-                <w:b w:val="0"/>
-                <w:bCs w:val="0"/>
-                <w:i w:val="0"/>
-                <w:iCs w:val="0"/>
-                <w:strike w:val="0"/>
-                <w:dstrike w:val="0"/>
-                <w:color w:val="000000" w:themeColor="text1" w:themeTint="FF" w:themeShade="FF"/>
-                <w:sz w:val="22"/>
-                <w:szCs w:val="22"/>
-                <w:u w:val="none"/>
+              <w:spacing w:after="0"/>
+              <w:jc w:val="center"/>
+            </w:pPr>
+            <w:r>
+              <w:rPr>
+                <w:rFonts w:ascii="Calibri" w:eastAsia="Calibri" w:hAnsi="Calibri" w:cs="Calibri"/>
+                <w:color w:val="000000" w:themeColor="text1"/>
+                <w:sz w:val="22"/>
+                <w:szCs w:val="22"/>
               </w:rPr>
               <w:t>160000</w:t>
             </w:r>
@@ -2545,22 +2101,15 @@
           </w:tcPr>
           <w:p>
             <w:pPr>
-              <w:spacing w:before="0" w:beforeAutospacing="off" w:after="0" w:afterAutospacing="off"/>
-              <w:jc w:val="center"/>
-            </w:pPr>
-            <w:r>
-              <w:rPr>
-                <w:rFonts w:ascii="Calibri" w:hAnsi="Calibri" w:eastAsia="Calibri" w:cs="Calibri"/>
-                <w:b w:val="0"/>
-                <w:bCs w:val="0"/>
-                <w:i w:val="0"/>
-                <w:iCs w:val="0"/>
-                <w:strike w:val="0"/>
-                <w:dstrike w:val="0"/>
-                <w:color w:val="000000" w:themeColor="text1" w:themeTint="FF" w:themeShade="FF"/>
-                <w:sz w:val="22"/>
-                <w:szCs w:val="22"/>
-                <w:u w:val="none"/>
+              <w:spacing w:after="0"/>
+              <w:jc w:val="center"/>
+            </w:pPr>
+            <w:r>
+              <w:rPr>
+                <w:rFonts w:ascii="Calibri" w:eastAsia="Calibri" w:hAnsi="Calibri" w:cs="Calibri"/>
+                <w:color w:val="000000" w:themeColor="text1"/>
+                <w:sz w:val="22"/>
+                <w:szCs w:val="22"/>
               </w:rPr>
               <w:t>77887</w:t>
             </w:r>
@@ -2584,22 +2133,15 @@
           </w:tcPr>
           <w:p>
             <w:pPr>
-              <w:spacing w:before="0" w:beforeAutospacing="off" w:after="0" w:afterAutospacing="off"/>
-              <w:jc w:val="center"/>
-            </w:pPr>
-            <w:r>
-              <w:rPr>
-                <w:rFonts w:ascii="Calibri" w:hAnsi="Calibri" w:eastAsia="Calibri" w:cs="Calibri"/>
-                <w:b w:val="0"/>
-                <w:bCs w:val="0"/>
-                <w:i w:val="0"/>
-                <w:iCs w:val="0"/>
-                <w:strike w:val="0"/>
-                <w:dstrike w:val="0"/>
-                <w:color w:val="000000" w:themeColor="text1" w:themeTint="FF" w:themeShade="FF"/>
-                <w:sz w:val="22"/>
-                <w:szCs w:val="22"/>
-                <w:u w:val="none"/>
+              <w:spacing w:after="0"/>
+              <w:jc w:val="center"/>
+            </w:pPr>
+            <w:r>
+              <w:rPr>
+                <w:rFonts w:ascii="Calibri" w:eastAsia="Calibri" w:hAnsi="Calibri" w:cs="Calibri"/>
+                <w:color w:val="000000" w:themeColor="text1"/>
+                <w:sz w:val="22"/>
+                <w:szCs w:val="22"/>
               </w:rPr>
               <w:t>76320</w:t>
             </w:r>
@@ -2623,22 +2165,15 @@
           </w:tcPr>
           <w:p>
             <w:pPr>
-              <w:spacing w:before="0" w:beforeAutospacing="off" w:after="0" w:afterAutospacing="off"/>
-              <w:jc w:val="center"/>
-            </w:pPr>
-            <w:r>
-              <w:rPr>
-                <w:rFonts w:ascii="Calibri" w:hAnsi="Calibri" w:eastAsia="Calibri" w:cs="Calibri"/>
-                <w:b w:val="0"/>
-                <w:bCs w:val="0"/>
-                <w:i w:val="0"/>
-                <w:iCs w:val="0"/>
-                <w:strike w:val="0"/>
-                <w:dstrike w:val="0"/>
-                <w:color w:val="000000" w:themeColor="text1" w:themeTint="FF" w:themeShade="FF"/>
-                <w:sz w:val="22"/>
-                <w:szCs w:val="22"/>
-                <w:u w:val="none"/>
+              <w:spacing w:after="0"/>
+              <w:jc w:val="center"/>
+            </w:pPr>
+            <w:r>
+              <w:rPr>
+                <w:rFonts w:ascii="Calibri" w:eastAsia="Calibri" w:hAnsi="Calibri" w:cs="Calibri"/>
+                <w:color w:val="000000" w:themeColor="text1"/>
+                <w:sz w:val="22"/>
+                <w:szCs w:val="22"/>
               </w:rPr>
               <w:t>79377</w:t>
             </w:r>
@@ -2648,6 +2183,7 @@
       <w:tr>
         <w:trPr>
           <w:trHeight w:val="300"/>
+          <w:jc w:val="center"/>
         </w:trPr>
         <w:tc>
           <w:tcPr>
@@ -2667,22 +2203,15 @@
           </w:tcPr>
           <w:p>
             <w:pPr>
-              <w:spacing w:before="0" w:beforeAutospacing="off" w:after="0" w:afterAutospacing="off"/>
-              <w:jc w:val="center"/>
-            </w:pPr>
-            <w:r>
-              <w:rPr>
-                <w:rFonts w:ascii="Calibri" w:hAnsi="Calibri" w:eastAsia="Calibri" w:cs="Calibri"/>
-                <w:b w:val="0"/>
-                <w:bCs w:val="0"/>
-                <w:i w:val="0"/>
-                <w:iCs w:val="0"/>
-                <w:strike w:val="0"/>
-                <w:dstrike w:val="0"/>
-                <w:color w:val="000000" w:themeColor="text1" w:themeTint="FF" w:themeShade="FF"/>
-                <w:sz w:val="22"/>
-                <w:szCs w:val="22"/>
-                <w:u w:val="none"/>
+              <w:spacing w:after="0"/>
+              <w:jc w:val="center"/>
+            </w:pPr>
+            <w:r>
+              <w:rPr>
+                <w:rFonts w:ascii="Calibri" w:eastAsia="Calibri" w:hAnsi="Calibri" w:cs="Calibri"/>
+                <w:color w:val="000000" w:themeColor="text1"/>
+                <w:sz w:val="22"/>
+                <w:szCs w:val="22"/>
               </w:rPr>
               <w:t>320000</w:t>
             </w:r>
@@ -2706,22 +2235,15 @@
           </w:tcPr>
           <w:p>
             <w:pPr>
-              <w:spacing w:before="0" w:beforeAutospacing="off" w:after="0" w:afterAutospacing="off"/>
-              <w:jc w:val="center"/>
-            </w:pPr>
-            <w:r>
-              <w:rPr>
-                <w:rFonts w:ascii="Calibri" w:hAnsi="Calibri" w:eastAsia="Calibri" w:cs="Calibri"/>
-                <w:b w:val="0"/>
-                <w:bCs w:val="0"/>
-                <w:i w:val="0"/>
-                <w:iCs w:val="0"/>
-                <w:strike w:val="0"/>
-                <w:dstrike w:val="0"/>
-                <w:color w:val="000000" w:themeColor="text1" w:themeTint="FF" w:themeShade="FF"/>
-                <w:sz w:val="22"/>
-                <w:szCs w:val="22"/>
-                <w:u w:val="none"/>
+              <w:spacing w:after="0"/>
+              <w:jc w:val="center"/>
+            </w:pPr>
+            <w:r>
+              <w:rPr>
+                <w:rFonts w:ascii="Calibri" w:eastAsia="Calibri" w:hAnsi="Calibri" w:cs="Calibri"/>
+                <w:color w:val="000000" w:themeColor="text1"/>
+                <w:sz w:val="22"/>
+                <w:szCs w:val="22"/>
               </w:rPr>
               <w:t>FdT</w:t>
             </w:r>
@@ -2745,22 +2267,15 @@
           </w:tcPr>
           <w:p>
             <w:pPr>
-              <w:spacing w:before="0" w:beforeAutospacing="off" w:after="0" w:afterAutospacing="off"/>
-              <w:jc w:val="center"/>
-            </w:pPr>
-            <w:r>
-              <w:rPr>
-                <w:rFonts w:ascii="Calibri" w:hAnsi="Calibri" w:eastAsia="Calibri" w:cs="Calibri"/>
-                <w:b w:val="0"/>
-                <w:bCs w:val="0"/>
-                <w:i w:val="0"/>
-                <w:iCs w:val="0"/>
-                <w:strike w:val="0"/>
-                <w:dstrike w:val="0"/>
-                <w:color w:val="000000" w:themeColor="text1" w:themeTint="FF" w:themeShade="FF"/>
-                <w:sz w:val="22"/>
-                <w:szCs w:val="22"/>
-                <w:u w:val="none"/>
+              <w:spacing w:after="0"/>
+              <w:jc w:val="center"/>
+            </w:pPr>
+            <w:r>
+              <w:rPr>
+                <w:rFonts w:ascii="Calibri" w:eastAsia="Calibri" w:hAnsi="Calibri" w:cs="Calibri"/>
+                <w:color w:val="000000" w:themeColor="text1"/>
+                <w:sz w:val="22"/>
+                <w:szCs w:val="22"/>
               </w:rPr>
               <w:t>FdT</w:t>
             </w:r>
@@ -2784,22 +2299,15 @@
           </w:tcPr>
           <w:p>
             <w:pPr>
-              <w:spacing w:before="0" w:beforeAutospacing="off" w:after="0" w:afterAutospacing="off"/>
-              <w:jc w:val="center"/>
-            </w:pPr>
-            <w:r>
-              <w:rPr>
-                <w:rFonts w:ascii="Calibri" w:hAnsi="Calibri" w:eastAsia="Calibri" w:cs="Calibri"/>
-                <w:b w:val="0"/>
-                <w:bCs w:val="0"/>
-                <w:i w:val="0"/>
-                <w:iCs w:val="0"/>
-                <w:strike w:val="0"/>
-                <w:dstrike w:val="0"/>
-                <w:color w:val="000000" w:themeColor="text1" w:themeTint="FF" w:themeShade="FF"/>
-                <w:sz w:val="22"/>
-                <w:szCs w:val="22"/>
-                <w:u w:val="none"/>
+              <w:spacing w:after="0"/>
+              <w:jc w:val="center"/>
+            </w:pPr>
+            <w:r>
+              <w:rPr>
+                <w:rFonts w:ascii="Calibri" w:eastAsia="Calibri" w:hAnsi="Calibri" w:cs="Calibri"/>
+                <w:color w:val="000000" w:themeColor="text1"/>
+                <w:sz w:val="22"/>
+                <w:szCs w:val="22"/>
               </w:rPr>
               <w:t>FdT</w:t>
             </w:r>
@@ -2809,6 +2317,7 @@
       <w:tr>
         <w:trPr>
           <w:trHeight w:val="300"/>
+          <w:jc w:val="center"/>
         </w:trPr>
         <w:tc>
           <w:tcPr>
@@ -2828,22 +2337,15 @@
           </w:tcPr>
           <w:p>
             <w:pPr>
-              <w:spacing w:before="0" w:beforeAutospacing="off" w:after="0" w:afterAutospacing="off"/>
-              <w:jc w:val="center"/>
-            </w:pPr>
-            <w:r>
-              <w:rPr>
-                <w:rFonts w:ascii="Calibri" w:hAnsi="Calibri" w:eastAsia="Calibri" w:cs="Calibri"/>
-                <w:b w:val="0"/>
-                <w:bCs w:val="0"/>
-                <w:i w:val="0"/>
-                <w:iCs w:val="0"/>
-                <w:strike w:val="0"/>
-                <w:dstrike w:val="0"/>
-                <w:color w:val="000000" w:themeColor="text1" w:themeTint="FF" w:themeShade="FF"/>
-                <w:sz w:val="22"/>
-                <w:szCs w:val="22"/>
-                <w:u w:val="none"/>
+              <w:spacing w:after="0"/>
+              <w:jc w:val="center"/>
+            </w:pPr>
+            <w:r>
+              <w:rPr>
+                <w:rFonts w:ascii="Calibri" w:eastAsia="Calibri" w:hAnsi="Calibri" w:cs="Calibri"/>
+                <w:color w:val="000000" w:themeColor="text1"/>
+                <w:sz w:val="22"/>
+                <w:szCs w:val="22"/>
               </w:rPr>
               <w:t>640000</w:t>
             </w:r>
@@ -2867,22 +2369,15 @@
           </w:tcPr>
           <w:p>
             <w:pPr>
-              <w:spacing w:before="0" w:beforeAutospacing="off" w:after="0" w:afterAutospacing="off"/>
-              <w:jc w:val="center"/>
-            </w:pPr>
-            <w:r>
-              <w:rPr>
-                <w:rFonts w:ascii="Calibri" w:hAnsi="Calibri" w:eastAsia="Calibri" w:cs="Calibri"/>
-                <w:b w:val="0"/>
-                <w:bCs w:val="0"/>
-                <w:i w:val="0"/>
-                <w:iCs w:val="0"/>
-                <w:strike w:val="0"/>
-                <w:dstrike w:val="0"/>
-                <w:color w:val="000000" w:themeColor="text1" w:themeTint="FF" w:themeShade="FF"/>
-                <w:sz w:val="22"/>
-                <w:szCs w:val="22"/>
-                <w:u w:val="none"/>
+              <w:spacing w:after="0"/>
+              <w:jc w:val="center"/>
+            </w:pPr>
+            <w:r>
+              <w:rPr>
+                <w:rFonts w:ascii="Calibri" w:eastAsia="Calibri" w:hAnsi="Calibri" w:cs="Calibri"/>
+                <w:color w:val="000000" w:themeColor="text1"/>
+                <w:sz w:val="22"/>
+                <w:szCs w:val="22"/>
               </w:rPr>
               <w:t>FdT</w:t>
             </w:r>
@@ -2906,22 +2401,15 @@
           </w:tcPr>
           <w:p>
             <w:pPr>
-              <w:spacing w:before="0" w:beforeAutospacing="off" w:after="0" w:afterAutospacing="off"/>
-              <w:jc w:val="center"/>
-            </w:pPr>
-            <w:r>
-              <w:rPr>
-                <w:rFonts w:ascii="Calibri" w:hAnsi="Calibri" w:eastAsia="Calibri" w:cs="Calibri"/>
-                <w:b w:val="0"/>
-                <w:bCs w:val="0"/>
-                <w:i w:val="0"/>
-                <w:iCs w:val="0"/>
-                <w:strike w:val="0"/>
-                <w:dstrike w:val="0"/>
-                <w:color w:val="000000" w:themeColor="text1" w:themeTint="FF" w:themeShade="FF"/>
-                <w:sz w:val="22"/>
-                <w:szCs w:val="22"/>
-                <w:u w:val="none"/>
+              <w:spacing w:after="0"/>
+              <w:jc w:val="center"/>
+            </w:pPr>
+            <w:r>
+              <w:rPr>
+                <w:rFonts w:ascii="Calibri" w:eastAsia="Calibri" w:hAnsi="Calibri" w:cs="Calibri"/>
+                <w:color w:val="000000" w:themeColor="text1"/>
+                <w:sz w:val="22"/>
+                <w:szCs w:val="22"/>
               </w:rPr>
               <w:t>FdT</w:t>
             </w:r>
@@ -2945,22 +2433,15 @@
           </w:tcPr>
           <w:p>
             <w:pPr>
-              <w:spacing w:before="0" w:beforeAutospacing="off" w:after="0" w:afterAutospacing="off"/>
-              <w:jc w:val="center"/>
-            </w:pPr>
-            <w:r>
-              <w:rPr>
-                <w:rFonts w:ascii="Calibri" w:hAnsi="Calibri" w:eastAsia="Calibri" w:cs="Calibri"/>
-                <w:b w:val="0"/>
-                <w:bCs w:val="0"/>
-                <w:i w:val="0"/>
-                <w:iCs w:val="0"/>
-                <w:strike w:val="0"/>
-                <w:dstrike w:val="0"/>
-                <w:color w:val="000000" w:themeColor="text1" w:themeTint="FF" w:themeShade="FF"/>
-                <w:sz w:val="22"/>
-                <w:szCs w:val="22"/>
-                <w:u w:val="none"/>
+              <w:spacing w:after="0"/>
+              <w:jc w:val="center"/>
+            </w:pPr>
+            <w:r>
+              <w:rPr>
+                <w:rFonts w:ascii="Calibri" w:eastAsia="Calibri" w:hAnsi="Calibri" w:cs="Calibri"/>
+                <w:color w:val="000000" w:themeColor="text1"/>
+                <w:sz w:val="22"/>
+                <w:szCs w:val="22"/>
               </w:rPr>
               <w:t>FdT</w:t>
             </w:r>
@@ -2970,6 +2451,7 @@
       <w:tr>
         <w:trPr>
           <w:trHeight w:val="300"/>
+          <w:jc w:val="center"/>
         </w:trPr>
         <w:tc>
           <w:tcPr>
@@ -2989,22 +2471,15 @@
           </w:tcPr>
           <w:p>
             <w:pPr>
-              <w:spacing w:before="0" w:beforeAutospacing="off" w:after="0" w:afterAutospacing="off"/>
-              <w:jc w:val="center"/>
-            </w:pPr>
-            <w:r>
-              <w:rPr>
-                <w:rFonts w:ascii="Calibri" w:hAnsi="Calibri" w:eastAsia="Calibri" w:cs="Calibri"/>
-                <w:b w:val="0"/>
-                <w:bCs w:val="0"/>
-                <w:i w:val="0"/>
-                <w:iCs w:val="0"/>
-                <w:strike w:val="0"/>
-                <w:dstrike w:val="0"/>
-                <w:color w:val="000000" w:themeColor="text1" w:themeTint="FF" w:themeShade="FF"/>
-                <w:sz w:val="22"/>
-                <w:szCs w:val="22"/>
-                <w:u w:val="none"/>
+              <w:spacing w:after="0"/>
+              <w:jc w:val="center"/>
+            </w:pPr>
+            <w:r>
+              <w:rPr>
+                <w:rFonts w:ascii="Calibri" w:eastAsia="Calibri" w:hAnsi="Calibri" w:cs="Calibri"/>
+                <w:color w:val="000000" w:themeColor="text1"/>
+                <w:sz w:val="22"/>
+                <w:szCs w:val="22"/>
               </w:rPr>
               <w:t>1280000</w:t>
             </w:r>
@@ -3028,22 +2503,15 @@
           </w:tcPr>
           <w:p>
             <w:pPr>
-              <w:spacing w:before="0" w:beforeAutospacing="off" w:after="0" w:afterAutospacing="off"/>
-              <w:jc w:val="center"/>
-            </w:pPr>
-            <w:r>
-              <w:rPr>
-                <w:rFonts w:ascii="Calibri" w:hAnsi="Calibri" w:eastAsia="Calibri" w:cs="Calibri"/>
-                <w:b w:val="0"/>
-                <w:bCs w:val="0"/>
-                <w:i w:val="0"/>
-                <w:iCs w:val="0"/>
-                <w:strike w:val="0"/>
-                <w:dstrike w:val="0"/>
-                <w:color w:val="000000" w:themeColor="text1" w:themeTint="FF" w:themeShade="FF"/>
-                <w:sz w:val="22"/>
-                <w:szCs w:val="22"/>
-                <w:u w:val="none"/>
+              <w:spacing w:after="0"/>
+              <w:jc w:val="center"/>
+            </w:pPr>
+            <w:r>
+              <w:rPr>
+                <w:rFonts w:ascii="Calibri" w:eastAsia="Calibri" w:hAnsi="Calibri" w:cs="Calibri"/>
+                <w:color w:val="000000" w:themeColor="text1"/>
+                <w:sz w:val="22"/>
+                <w:szCs w:val="22"/>
               </w:rPr>
               <w:t>FdT</w:t>
             </w:r>
@@ -3067,22 +2535,15 @@
           </w:tcPr>
           <w:p>
             <w:pPr>
-              <w:spacing w:before="0" w:beforeAutospacing="off" w:after="0" w:afterAutospacing="off"/>
-              <w:jc w:val="center"/>
-            </w:pPr>
-            <w:r>
-              <w:rPr>
-                <w:rFonts w:ascii="Calibri" w:hAnsi="Calibri" w:eastAsia="Calibri" w:cs="Calibri"/>
-                <w:b w:val="0"/>
-                <w:bCs w:val="0"/>
-                <w:i w:val="0"/>
-                <w:iCs w:val="0"/>
-                <w:strike w:val="0"/>
-                <w:dstrike w:val="0"/>
-                <w:color w:val="000000" w:themeColor="text1" w:themeTint="FF" w:themeShade="FF"/>
-                <w:sz w:val="22"/>
-                <w:szCs w:val="22"/>
-                <w:u w:val="none"/>
+              <w:spacing w:after="0"/>
+              <w:jc w:val="center"/>
+            </w:pPr>
+            <w:r>
+              <w:rPr>
+                <w:rFonts w:ascii="Calibri" w:eastAsia="Calibri" w:hAnsi="Calibri" w:cs="Calibri"/>
+                <w:color w:val="000000" w:themeColor="text1"/>
+                <w:sz w:val="22"/>
+                <w:szCs w:val="22"/>
               </w:rPr>
               <w:t>FdT</w:t>
             </w:r>
@@ -3106,22 +2567,15 @@
           </w:tcPr>
           <w:p>
             <w:pPr>
-              <w:spacing w:before="0" w:beforeAutospacing="off" w:after="0" w:afterAutospacing="off"/>
-              <w:jc w:val="center"/>
-            </w:pPr>
-            <w:r>
-              <w:rPr>
-                <w:rFonts w:ascii="Calibri" w:hAnsi="Calibri" w:eastAsia="Calibri" w:cs="Calibri"/>
-                <w:b w:val="0"/>
-                <w:bCs w:val="0"/>
-                <w:i w:val="0"/>
-                <w:iCs w:val="0"/>
-                <w:strike w:val="0"/>
-                <w:dstrike w:val="0"/>
-                <w:color w:val="000000" w:themeColor="text1" w:themeTint="FF" w:themeShade="FF"/>
-                <w:sz w:val="22"/>
-                <w:szCs w:val="22"/>
-                <w:u w:val="none"/>
+              <w:spacing w:after="0"/>
+              <w:jc w:val="center"/>
+            </w:pPr>
+            <w:r>
+              <w:rPr>
+                <w:rFonts w:ascii="Calibri" w:eastAsia="Calibri" w:hAnsi="Calibri" w:cs="Calibri"/>
+                <w:color w:val="000000" w:themeColor="text1"/>
+                <w:sz w:val="22"/>
+                <w:szCs w:val="22"/>
               </w:rPr>
               <w:t>FdT</w:t>
             </w:r>
@@ -3131,6 +2585,7 @@
       <w:tr>
         <w:trPr>
           <w:trHeight w:val="300"/>
+          <w:jc w:val="center"/>
         </w:trPr>
         <w:tc>
           <w:tcPr>
@@ -3150,22 +2605,15 @@
           </w:tcPr>
           <w:p>
             <w:pPr>
-              <w:spacing w:before="0" w:beforeAutospacing="off" w:after="0" w:afterAutospacing="off"/>
-              <w:jc w:val="center"/>
-            </w:pPr>
-            <w:r>
-              <w:rPr>
-                <w:rFonts w:ascii="Calibri" w:hAnsi="Calibri" w:eastAsia="Calibri" w:cs="Calibri"/>
-                <w:b w:val="0"/>
-                <w:bCs w:val="0"/>
-                <w:i w:val="0"/>
-                <w:iCs w:val="0"/>
-                <w:strike w:val="0"/>
-                <w:dstrike w:val="0"/>
-                <w:color w:val="000000" w:themeColor="text1" w:themeTint="FF" w:themeShade="FF"/>
-                <w:sz w:val="22"/>
-                <w:szCs w:val="22"/>
-                <w:u w:val="none"/>
+              <w:spacing w:after="0"/>
+              <w:jc w:val="center"/>
+            </w:pPr>
+            <w:r>
+              <w:rPr>
+                <w:rFonts w:ascii="Calibri" w:eastAsia="Calibri" w:hAnsi="Calibri" w:cs="Calibri"/>
+                <w:color w:val="000000" w:themeColor="text1"/>
+                <w:sz w:val="22"/>
+                <w:szCs w:val="22"/>
               </w:rPr>
               <w:t>Repeticiones:</w:t>
             </w:r>
@@ -3189,22 +2637,15 @@
           </w:tcPr>
           <w:p>
             <w:pPr>
-              <w:spacing w:before="0" w:beforeAutospacing="off" w:after="0" w:afterAutospacing="off"/>
-              <w:jc w:val="center"/>
-            </w:pPr>
-            <w:r>
-              <w:rPr>
-                <w:rFonts w:ascii="Calibri" w:hAnsi="Calibri" w:eastAsia="Calibri" w:cs="Calibri"/>
-                <w:b w:val="0"/>
-                <w:bCs w:val="0"/>
-                <w:i w:val="0"/>
-                <w:iCs w:val="0"/>
-                <w:strike w:val="0"/>
-                <w:dstrike w:val="0"/>
-                <w:color w:val="000000" w:themeColor="text1" w:themeTint="FF" w:themeShade="FF"/>
-                <w:sz w:val="22"/>
-                <w:szCs w:val="22"/>
-                <w:u w:val="none"/>
+              <w:spacing w:after="0"/>
+              <w:jc w:val="center"/>
+            </w:pPr>
+            <w:r>
+              <w:rPr>
+                <w:rFonts w:ascii="Calibri" w:eastAsia="Calibri" w:hAnsi="Calibri" w:cs="Calibri"/>
+                <w:color w:val="000000" w:themeColor="text1"/>
+                <w:sz w:val="22"/>
+                <w:szCs w:val="22"/>
               </w:rPr>
               <w:t>1</w:t>
             </w:r>
@@ -3248,38 +2689,26 @@
         </w:tc>
       </w:tr>
     </w:tbl>
+    <w:p/>
     <w:p>
       <w:pPr>
-        <w:pStyle w:val="Normal"/>
+        <w:pStyle w:val="Ttulo3"/>
       </w:pPr>
+      <w:r>
+        <w:t>Inserción</w:t>
+      </w:r>
     </w:p>
     <w:p>
       <w:pPr>
-        <w:pStyle w:val="Heading3"/>
+        <w:pStyle w:val="Ttulo3"/>
       </w:pPr>
       <w:r>
-        <w:rPr/>
-        <w:t>Inserción</w:t>
+        <w:t>Rápido</w:t>
       </w:r>
     </w:p>
-    <w:p>
-      <w:pPr>
-        <w:pStyle w:val="Heading3"/>
-      </w:pPr>
-      <w:r>
-        <w:rPr/>
-        <w:t>Rápido</w:t>
-      </w:r>
-    </w:p>
-    <w:p>
-      <w:pPr>
-        <w:pStyle w:val="Normal"/>
-      </w:pPr>
-    </w:p>
+    <w:p/>
     <w:tbl>
       <w:tblPr>
-        <w:tblStyle w:val="TableNormal"/>
-        <w:bidiVisual w:val="0"/>
         <w:tblW w:w="0" w:type="auto"/>
         <w:jc w:val="center"/>
         <w:tblLook w:val="06A0" w:firstRow="1" w:lastRow="0" w:firstColumn="1" w:lastColumn="0" w:noHBand="1" w:noVBand="1"/>
@@ -3293,6 +2722,7 @@
       <w:tr>
         <w:trPr>
           <w:trHeight w:val="300"/>
+          <w:jc w:val="center"/>
         </w:trPr>
         <w:tc>
           <w:tcPr>
@@ -3312,22 +2742,15 @@
           </w:tcPr>
           <w:p>
             <w:pPr>
-              <w:spacing w:before="0" w:beforeAutospacing="off" w:after="0" w:afterAutospacing="off"/>
-              <w:jc w:val="center"/>
-            </w:pPr>
-            <w:r>
-              <w:rPr>
-                <w:rFonts w:ascii="Calibri" w:hAnsi="Calibri" w:eastAsia="Calibri" w:cs="Calibri"/>
-                <w:b w:val="0"/>
-                <w:bCs w:val="0"/>
-                <w:i w:val="0"/>
-                <w:iCs w:val="0"/>
-                <w:strike w:val="0"/>
-                <w:dstrike w:val="0"/>
-                <w:color w:val="000000" w:themeColor="text1" w:themeTint="FF" w:themeShade="FF"/>
-                <w:sz w:val="22"/>
-                <w:szCs w:val="22"/>
-                <w:u w:val="none"/>
+              <w:spacing w:after="0"/>
+              <w:jc w:val="center"/>
+            </w:pPr>
+            <w:r>
+              <w:rPr>
+                <w:rFonts w:ascii="Calibri" w:eastAsia="Calibri" w:hAnsi="Calibri" w:cs="Calibri"/>
+                <w:color w:val="000000" w:themeColor="text1"/>
+                <w:sz w:val="22"/>
+                <w:szCs w:val="22"/>
               </w:rPr>
               <w:t>n</w:t>
             </w:r>
@@ -3351,22 +2774,15 @@
           </w:tcPr>
           <w:p>
             <w:pPr>
-              <w:spacing w:before="0" w:beforeAutospacing="off" w:after="0" w:afterAutospacing="off"/>
-              <w:jc w:val="center"/>
-            </w:pPr>
-            <w:r>
-              <w:rPr>
-                <w:rFonts w:ascii="Calibri" w:hAnsi="Calibri" w:eastAsia="Calibri" w:cs="Calibri"/>
-                <w:b w:val="0"/>
-                <w:bCs w:val="0"/>
-                <w:i w:val="0"/>
-                <w:iCs w:val="0"/>
-                <w:strike w:val="0"/>
-                <w:dstrike w:val="0"/>
-                <w:color w:val="000000" w:themeColor="text1" w:themeTint="FF" w:themeShade="FF"/>
-                <w:sz w:val="22"/>
-                <w:szCs w:val="22"/>
-                <w:u w:val="none"/>
+              <w:spacing w:after="0"/>
+              <w:jc w:val="center"/>
+            </w:pPr>
+            <w:r>
+              <w:rPr>
+                <w:rFonts w:ascii="Calibri" w:eastAsia="Calibri" w:hAnsi="Calibri" w:cs="Calibri"/>
+                <w:color w:val="000000" w:themeColor="text1"/>
+                <w:sz w:val="22"/>
+                <w:szCs w:val="22"/>
               </w:rPr>
               <w:t>t ordenado</w:t>
             </w:r>
@@ -3390,22 +2806,15 @@
           </w:tcPr>
           <w:p>
             <w:pPr>
-              <w:spacing w:before="0" w:beforeAutospacing="off" w:after="0" w:afterAutospacing="off"/>
-              <w:jc w:val="center"/>
-            </w:pPr>
-            <w:r>
-              <w:rPr>
-                <w:rFonts w:ascii="Calibri" w:hAnsi="Calibri" w:eastAsia="Calibri" w:cs="Calibri"/>
-                <w:b w:val="0"/>
-                <w:bCs w:val="0"/>
-                <w:i w:val="0"/>
-                <w:iCs w:val="0"/>
-                <w:strike w:val="0"/>
-                <w:dstrike w:val="0"/>
-                <w:color w:val="000000" w:themeColor="text1" w:themeTint="FF" w:themeShade="FF"/>
-                <w:sz w:val="22"/>
-                <w:szCs w:val="22"/>
-                <w:u w:val="none"/>
+              <w:spacing w:after="0"/>
+              <w:jc w:val="center"/>
+            </w:pPr>
+            <w:r>
+              <w:rPr>
+                <w:rFonts w:ascii="Calibri" w:eastAsia="Calibri" w:hAnsi="Calibri" w:cs="Calibri"/>
+                <w:color w:val="000000" w:themeColor="text1"/>
+                <w:sz w:val="22"/>
+                <w:szCs w:val="22"/>
               </w:rPr>
               <w:t>t inverso</w:t>
             </w:r>
@@ -3429,22 +2838,15 @@
           </w:tcPr>
           <w:p>
             <w:pPr>
-              <w:spacing w:before="0" w:beforeAutospacing="off" w:after="0" w:afterAutospacing="off"/>
-              <w:jc w:val="center"/>
-            </w:pPr>
-            <w:r>
-              <w:rPr>
-                <w:rFonts w:ascii="Calibri" w:hAnsi="Calibri" w:eastAsia="Calibri" w:cs="Calibri"/>
-                <w:b w:val="0"/>
-                <w:bCs w:val="0"/>
-                <w:i w:val="0"/>
-                <w:iCs w:val="0"/>
-                <w:strike w:val="0"/>
-                <w:dstrike w:val="0"/>
-                <w:color w:val="000000" w:themeColor="text1" w:themeTint="FF" w:themeShade="FF"/>
-                <w:sz w:val="22"/>
-                <w:szCs w:val="22"/>
-                <w:u w:val="none"/>
+              <w:spacing w:after="0"/>
+              <w:jc w:val="center"/>
+            </w:pPr>
+            <w:r>
+              <w:rPr>
+                <w:rFonts w:ascii="Calibri" w:eastAsia="Calibri" w:hAnsi="Calibri" w:cs="Calibri"/>
+                <w:color w:val="000000" w:themeColor="text1"/>
+                <w:sz w:val="22"/>
+                <w:szCs w:val="22"/>
               </w:rPr>
               <w:t>t aleatorio</w:t>
             </w:r>
@@ -3454,6 +2856,7 @@
       <w:tr>
         <w:trPr>
           <w:trHeight w:val="300"/>
+          <w:jc w:val="center"/>
         </w:trPr>
         <w:tc>
           <w:tcPr>
@@ -3473,23 +2876,17 @@
           </w:tcPr>
           <w:p>
             <w:pPr>
-              <w:spacing w:before="0" w:beforeAutospacing="off" w:after="0" w:afterAutospacing="off"/>
-              <w:jc w:val="center"/>
-            </w:pPr>
-            <w:r>
-              <w:rPr>
-                <w:rFonts w:ascii="Calibri" w:hAnsi="Calibri" w:eastAsia="Calibri" w:cs="Calibri"/>
-                <w:b w:val="0"/>
-                <w:bCs w:val="0"/>
-                <w:i w:val="0"/>
-                <w:iCs w:val="0"/>
-                <w:strike w:val="0"/>
-                <w:dstrike w:val="0"/>
-                <w:color w:val="000000" w:themeColor="text1" w:themeTint="FF" w:themeShade="FF"/>
-                <w:sz w:val="22"/>
-                <w:szCs w:val="22"/>
-                <w:u w:val="none"/>
-              </w:rPr>
+              <w:spacing w:after="0"/>
+              <w:jc w:val="center"/>
+            </w:pPr>
+            <w:r>
+              <w:rPr>
+                <w:rFonts w:ascii="Calibri" w:eastAsia="Calibri" w:hAnsi="Calibri" w:cs="Calibri"/>
+                <w:color w:val="000000" w:themeColor="text1"/>
+                <w:sz w:val="22"/>
+                <w:szCs w:val="22"/>
+              </w:rPr>
+              <w:lastRenderedPageBreak/>
               <w:t>10000</w:t>
             </w:r>
           </w:p>
@@ -3512,22 +2909,15 @@
           </w:tcPr>
           <w:p>
             <w:pPr>
-              <w:spacing w:before="0" w:beforeAutospacing="off" w:after="0" w:afterAutospacing="off"/>
-              <w:jc w:val="center"/>
-            </w:pPr>
-            <w:r>
-              <w:rPr>
-                <w:rFonts w:ascii="Calibri" w:hAnsi="Calibri" w:eastAsia="Calibri" w:cs="Calibri"/>
-                <w:b w:val="0"/>
-                <w:bCs w:val="0"/>
-                <w:i w:val="0"/>
-                <w:iCs w:val="0"/>
-                <w:strike w:val="0"/>
-                <w:dstrike w:val="0"/>
-                <w:color w:val="000000" w:themeColor="text1" w:themeTint="FF" w:themeShade="FF"/>
-                <w:sz w:val="22"/>
-                <w:szCs w:val="22"/>
-                <w:u w:val="none"/>
+              <w:spacing w:after="0"/>
+              <w:jc w:val="center"/>
+            </w:pPr>
+            <w:r>
+              <w:rPr>
+                <w:rFonts w:ascii="Calibri" w:eastAsia="Calibri" w:hAnsi="Calibri" w:cs="Calibri"/>
+                <w:color w:val="000000" w:themeColor="text1"/>
+                <w:sz w:val="22"/>
+                <w:szCs w:val="22"/>
               </w:rPr>
               <w:t>2,41</w:t>
             </w:r>
@@ -3551,22 +2941,15 @@
           </w:tcPr>
           <w:p>
             <w:pPr>
-              <w:spacing w:before="0" w:beforeAutospacing="off" w:after="0" w:afterAutospacing="off"/>
-              <w:jc w:val="center"/>
-            </w:pPr>
-            <w:r>
-              <w:rPr>
-                <w:rFonts w:ascii="Calibri" w:hAnsi="Calibri" w:eastAsia="Calibri" w:cs="Calibri"/>
-                <w:b w:val="0"/>
-                <w:bCs w:val="0"/>
-                <w:i w:val="0"/>
-                <w:iCs w:val="0"/>
-                <w:strike w:val="0"/>
-                <w:dstrike w:val="0"/>
-                <w:color w:val="000000" w:themeColor="text1" w:themeTint="FF" w:themeShade="FF"/>
-                <w:sz w:val="22"/>
-                <w:szCs w:val="22"/>
-                <w:u w:val="none"/>
+              <w:spacing w:after="0"/>
+              <w:jc w:val="center"/>
+            </w:pPr>
+            <w:r>
+              <w:rPr>
+                <w:rFonts w:ascii="Calibri" w:eastAsia="Calibri" w:hAnsi="Calibri" w:cs="Calibri"/>
+                <w:color w:val="000000" w:themeColor="text1"/>
+                <w:sz w:val="22"/>
+                <w:szCs w:val="22"/>
               </w:rPr>
               <w:t>3,01</w:t>
             </w:r>
@@ -3590,22 +2973,15 @@
           </w:tcPr>
           <w:p>
             <w:pPr>
-              <w:spacing w:before="0" w:beforeAutospacing="off" w:after="0" w:afterAutospacing="off"/>
-              <w:jc w:val="center"/>
-            </w:pPr>
-            <w:r>
-              <w:rPr>
-                <w:rFonts w:ascii="Calibri" w:hAnsi="Calibri" w:eastAsia="Calibri" w:cs="Calibri"/>
-                <w:b w:val="0"/>
-                <w:bCs w:val="0"/>
-                <w:i w:val="0"/>
-                <w:iCs w:val="0"/>
-                <w:strike w:val="0"/>
-                <w:dstrike w:val="0"/>
-                <w:color w:val="000000" w:themeColor="text1" w:themeTint="FF" w:themeShade="FF"/>
-                <w:sz w:val="22"/>
-                <w:szCs w:val="22"/>
-                <w:u w:val="none"/>
+              <w:spacing w:after="0"/>
+              <w:jc w:val="center"/>
+            </w:pPr>
+            <w:r>
+              <w:rPr>
+                <w:rFonts w:ascii="Calibri" w:eastAsia="Calibri" w:hAnsi="Calibri" w:cs="Calibri"/>
+                <w:color w:val="000000" w:themeColor="text1"/>
+                <w:sz w:val="22"/>
+                <w:szCs w:val="22"/>
               </w:rPr>
               <w:t>3,81</w:t>
             </w:r>
@@ -3615,6 +2991,7 @@
       <w:tr>
         <w:trPr>
           <w:trHeight w:val="300"/>
+          <w:jc w:val="center"/>
         </w:trPr>
         <w:tc>
           <w:tcPr>
@@ -3634,22 +3011,15 @@
           </w:tcPr>
           <w:p>
             <w:pPr>
-              <w:spacing w:before="0" w:beforeAutospacing="off" w:after="0" w:afterAutospacing="off"/>
-              <w:jc w:val="center"/>
-            </w:pPr>
-            <w:r>
-              <w:rPr>
-                <w:rFonts w:ascii="Calibri" w:hAnsi="Calibri" w:eastAsia="Calibri" w:cs="Calibri"/>
-                <w:b w:val="0"/>
-                <w:bCs w:val="0"/>
-                <w:i w:val="0"/>
-                <w:iCs w:val="0"/>
-                <w:strike w:val="0"/>
-                <w:dstrike w:val="0"/>
-                <w:color w:val="000000" w:themeColor="text1" w:themeTint="FF" w:themeShade="FF"/>
-                <w:sz w:val="22"/>
-                <w:szCs w:val="22"/>
-                <w:u w:val="none"/>
+              <w:spacing w:after="0"/>
+              <w:jc w:val="center"/>
+            </w:pPr>
+            <w:r>
+              <w:rPr>
+                <w:rFonts w:ascii="Calibri" w:eastAsia="Calibri" w:hAnsi="Calibri" w:cs="Calibri"/>
+                <w:color w:val="000000" w:themeColor="text1"/>
+                <w:sz w:val="22"/>
+                <w:szCs w:val="22"/>
               </w:rPr>
               <w:t>20000</w:t>
             </w:r>
@@ -3673,22 +3043,15 @@
           </w:tcPr>
           <w:p>
             <w:pPr>
-              <w:spacing w:before="0" w:beforeAutospacing="off" w:after="0" w:afterAutospacing="off"/>
-              <w:jc w:val="center"/>
-            </w:pPr>
-            <w:r>
-              <w:rPr>
-                <w:rFonts w:ascii="Calibri" w:hAnsi="Calibri" w:eastAsia="Calibri" w:cs="Calibri"/>
-                <w:b w:val="0"/>
-                <w:bCs w:val="0"/>
-                <w:i w:val="0"/>
-                <w:iCs w:val="0"/>
-                <w:strike w:val="0"/>
-                <w:dstrike w:val="0"/>
-                <w:color w:val="000000" w:themeColor="text1" w:themeTint="FF" w:themeShade="FF"/>
-                <w:sz w:val="22"/>
-                <w:szCs w:val="22"/>
-                <w:u w:val="none"/>
+              <w:spacing w:after="0"/>
+              <w:jc w:val="center"/>
+            </w:pPr>
+            <w:r>
+              <w:rPr>
+                <w:rFonts w:ascii="Calibri" w:eastAsia="Calibri" w:hAnsi="Calibri" w:cs="Calibri"/>
+                <w:color w:val="000000" w:themeColor="text1"/>
+                <w:sz w:val="22"/>
+                <w:szCs w:val="22"/>
               </w:rPr>
               <w:t>5,31</w:t>
             </w:r>
@@ -3712,22 +3075,15 @@
           </w:tcPr>
           <w:p>
             <w:pPr>
-              <w:spacing w:before="0" w:beforeAutospacing="off" w:after="0" w:afterAutospacing="off"/>
-              <w:jc w:val="center"/>
-            </w:pPr>
-            <w:r>
-              <w:rPr>
-                <w:rFonts w:ascii="Calibri" w:hAnsi="Calibri" w:eastAsia="Calibri" w:cs="Calibri"/>
-                <w:b w:val="0"/>
-                <w:bCs w:val="0"/>
-                <w:i w:val="0"/>
-                <w:iCs w:val="0"/>
-                <w:strike w:val="0"/>
-                <w:dstrike w:val="0"/>
-                <w:color w:val="000000" w:themeColor="text1" w:themeTint="FF" w:themeShade="FF"/>
-                <w:sz w:val="22"/>
-                <w:szCs w:val="22"/>
-                <w:u w:val="none"/>
+              <w:spacing w:after="0"/>
+              <w:jc w:val="center"/>
+            </w:pPr>
+            <w:r>
+              <w:rPr>
+                <w:rFonts w:ascii="Calibri" w:eastAsia="Calibri" w:hAnsi="Calibri" w:cs="Calibri"/>
+                <w:color w:val="000000" w:themeColor="text1"/>
+                <w:sz w:val="22"/>
+                <w:szCs w:val="22"/>
               </w:rPr>
               <w:t>6,11</w:t>
             </w:r>
@@ -3751,22 +3107,15 @@
           </w:tcPr>
           <w:p>
             <w:pPr>
-              <w:spacing w:before="0" w:beforeAutospacing="off" w:after="0" w:afterAutospacing="off"/>
-              <w:jc w:val="center"/>
-            </w:pPr>
-            <w:r>
-              <w:rPr>
-                <w:rFonts w:ascii="Calibri" w:hAnsi="Calibri" w:eastAsia="Calibri" w:cs="Calibri"/>
-                <w:b w:val="0"/>
-                <w:bCs w:val="0"/>
-                <w:i w:val="0"/>
-                <w:iCs w:val="0"/>
-                <w:strike w:val="0"/>
-                <w:dstrike w:val="0"/>
-                <w:color w:val="000000" w:themeColor="text1" w:themeTint="FF" w:themeShade="FF"/>
-                <w:sz w:val="22"/>
-                <w:szCs w:val="22"/>
-                <w:u w:val="none"/>
+              <w:spacing w:after="0"/>
+              <w:jc w:val="center"/>
+            </w:pPr>
+            <w:r>
+              <w:rPr>
+                <w:rFonts w:ascii="Calibri" w:eastAsia="Calibri" w:hAnsi="Calibri" w:cs="Calibri"/>
+                <w:color w:val="000000" w:themeColor="text1"/>
+                <w:sz w:val="22"/>
+                <w:szCs w:val="22"/>
               </w:rPr>
               <w:t>8,42</w:t>
             </w:r>
@@ -3776,6 +3125,7 @@
       <w:tr>
         <w:trPr>
           <w:trHeight w:val="300"/>
+          <w:jc w:val="center"/>
         </w:trPr>
         <w:tc>
           <w:tcPr>
@@ -3795,22 +3145,15 @@
           </w:tcPr>
           <w:p>
             <w:pPr>
-              <w:spacing w:before="0" w:beforeAutospacing="off" w:after="0" w:afterAutospacing="off"/>
-              <w:jc w:val="center"/>
-            </w:pPr>
-            <w:r>
-              <w:rPr>
-                <w:rFonts w:ascii="Calibri" w:hAnsi="Calibri" w:eastAsia="Calibri" w:cs="Calibri"/>
-                <w:b w:val="0"/>
-                <w:bCs w:val="0"/>
-                <w:i w:val="0"/>
-                <w:iCs w:val="0"/>
-                <w:strike w:val="0"/>
-                <w:dstrike w:val="0"/>
-                <w:color w:val="000000" w:themeColor="text1" w:themeTint="FF" w:themeShade="FF"/>
-                <w:sz w:val="22"/>
-                <w:szCs w:val="22"/>
-                <w:u w:val="none"/>
+              <w:spacing w:after="0"/>
+              <w:jc w:val="center"/>
+            </w:pPr>
+            <w:r>
+              <w:rPr>
+                <w:rFonts w:ascii="Calibri" w:eastAsia="Calibri" w:hAnsi="Calibri" w:cs="Calibri"/>
+                <w:color w:val="000000" w:themeColor="text1"/>
+                <w:sz w:val="22"/>
+                <w:szCs w:val="22"/>
               </w:rPr>
               <w:t>40000</w:t>
             </w:r>
@@ -3834,22 +3177,15 @@
           </w:tcPr>
           <w:p>
             <w:pPr>
-              <w:spacing w:before="0" w:beforeAutospacing="off" w:after="0" w:afterAutospacing="off"/>
-              <w:jc w:val="center"/>
-            </w:pPr>
-            <w:r>
-              <w:rPr>
-                <w:rFonts w:ascii="Calibri" w:hAnsi="Calibri" w:eastAsia="Calibri" w:cs="Calibri"/>
-                <w:b w:val="0"/>
-                <w:bCs w:val="0"/>
-                <w:i w:val="0"/>
-                <w:iCs w:val="0"/>
-                <w:strike w:val="0"/>
-                <w:dstrike w:val="0"/>
-                <w:color w:val="000000" w:themeColor="text1" w:themeTint="FF" w:themeShade="FF"/>
-                <w:sz w:val="22"/>
-                <w:szCs w:val="22"/>
-                <w:u w:val="none"/>
+              <w:spacing w:after="0"/>
+              <w:jc w:val="center"/>
+            </w:pPr>
+            <w:r>
+              <w:rPr>
+                <w:rFonts w:ascii="Calibri" w:eastAsia="Calibri" w:hAnsi="Calibri" w:cs="Calibri"/>
+                <w:color w:val="000000" w:themeColor="text1"/>
+                <w:sz w:val="22"/>
+                <w:szCs w:val="22"/>
               </w:rPr>
               <w:t>11,59</w:t>
             </w:r>
@@ -3873,22 +3209,15 @@
           </w:tcPr>
           <w:p>
             <w:pPr>
-              <w:spacing w:before="0" w:beforeAutospacing="off" w:after="0" w:afterAutospacing="off"/>
-              <w:jc w:val="center"/>
-            </w:pPr>
-            <w:r>
-              <w:rPr>
-                <w:rFonts w:ascii="Calibri" w:hAnsi="Calibri" w:eastAsia="Calibri" w:cs="Calibri"/>
-                <w:b w:val="0"/>
-                <w:bCs w:val="0"/>
-                <w:i w:val="0"/>
-                <w:iCs w:val="0"/>
-                <w:strike w:val="0"/>
-                <w:dstrike w:val="0"/>
-                <w:color w:val="000000" w:themeColor="text1" w:themeTint="FF" w:themeShade="FF"/>
-                <w:sz w:val="22"/>
-                <w:szCs w:val="22"/>
-                <w:u w:val="none"/>
+              <w:spacing w:after="0"/>
+              <w:jc w:val="center"/>
+            </w:pPr>
+            <w:r>
+              <w:rPr>
+                <w:rFonts w:ascii="Calibri" w:eastAsia="Calibri" w:hAnsi="Calibri" w:cs="Calibri"/>
+                <w:color w:val="000000" w:themeColor="text1"/>
+                <w:sz w:val="22"/>
+                <w:szCs w:val="22"/>
               </w:rPr>
               <w:t>12,98</w:t>
             </w:r>
@@ -3912,22 +3241,15 @@
           </w:tcPr>
           <w:p>
             <w:pPr>
-              <w:spacing w:before="0" w:beforeAutospacing="off" w:after="0" w:afterAutospacing="off"/>
-              <w:jc w:val="center"/>
-            </w:pPr>
-            <w:r>
-              <w:rPr>
-                <w:rFonts w:ascii="Calibri" w:hAnsi="Calibri" w:eastAsia="Calibri" w:cs="Calibri"/>
-                <w:b w:val="0"/>
-                <w:bCs w:val="0"/>
-                <w:i w:val="0"/>
-                <w:iCs w:val="0"/>
-                <w:strike w:val="0"/>
-                <w:dstrike w:val="0"/>
-                <w:color w:val="000000" w:themeColor="text1" w:themeTint="FF" w:themeShade="FF"/>
-                <w:sz w:val="22"/>
-                <w:szCs w:val="22"/>
-                <w:u w:val="none"/>
+              <w:spacing w:after="0"/>
+              <w:jc w:val="center"/>
+            </w:pPr>
+            <w:r>
+              <w:rPr>
+                <w:rFonts w:ascii="Calibri" w:eastAsia="Calibri" w:hAnsi="Calibri" w:cs="Calibri"/>
+                <w:color w:val="000000" w:themeColor="text1"/>
+                <w:sz w:val="22"/>
+                <w:szCs w:val="22"/>
               </w:rPr>
               <w:t>17,69</w:t>
             </w:r>
@@ -3937,6 +3259,7 @@
       <w:tr>
         <w:trPr>
           <w:trHeight w:val="300"/>
+          <w:jc w:val="center"/>
         </w:trPr>
         <w:tc>
           <w:tcPr>
@@ -3956,22 +3279,15 @@
           </w:tcPr>
           <w:p>
             <w:pPr>
-              <w:spacing w:before="0" w:beforeAutospacing="off" w:after="0" w:afterAutospacing="off"/>
-              <w:jc w:val="center"/>
-            </w:pPr>
-            <w:r>
-              <w:rPr>
-                <w:rFonts w:ascii="Calibri" w:hAnsi="Calibri" w:eastAsia="Calibri" w:cs="Calibri"/>
-                <w:b w:val="0"/>
-                <w:bCs w:val="0"/>
-                <w:i w:val="0"/>
-                <w:iCs w:val="0"/>
-                <w:strike w:val="0"/>
-                <w:dstrike w:val="0"/>
-                <w:color w:val="000000" w:themeColor="text1" w:themeTint="FF" w:themeShade="FF"/>
-                <w:sz w:val="22"/>
-                <w:szCs w:val="22"/>
-                <w:u w:val="none"/>
+              <w:spacing w:after="0"/>
+              <w:jc w:val="center"/>
+            </w:pPr>
+            <w:r>
+              <w:rPr>
+                <w:rFonts w:ascii="Calibri" w:eastAsia="Calibri" w:hAnsi="Calibri" w:cs="Calibri"/>
+                <w:color w:val="000000" w:themeColor="text1"/>
+                <w:sz w:val="22"/>
+                <w:szCs w:val="22"/>
               </w:rPr>
               <w:t>80000</w:t>
             </w:r>
@@ -3995,22 +3311,15 @@
           </w:tcPr>
           <w:p>
             <w:pPr>
-              <w:spacing w:before="0" w:beforeAutospacing="off" w:after="0" w:afterAutospacing="off"/>
-              <w:jc w:val="center"/>
-            </w:pPr>
-            <w:r>
-              <w:rPr>
-                <w:rFonts w:ascii="Calibri" w:hAnsi="Calibri" w:eastAsia="Calibri" w:cs="Calibri"/>
-                <w:b w:val="0"/>
-                <w:bCs w:val="0"/>
-                <w:i w:val="0"/>
-                <w:iCs w:val="0"/>
-                <w:strike w:val="0"/>
-                <w:dstrike w:val="0"/>
-                <w:color w:val="000000" w:themeColor="text1" w:themeTint="FF" w:themeShade="FF"/>
-                <w:sz w:val="22"/>
-                <w:szCs w:val="22"/>
-                <w:u w:val="none"/>
+              <w:spacing w:after="0"/>
+              <w:jc w:val="center"/>
+            </w:pPr>
+            <w:r>
+              <w:rPr>
+                <w:rFonts w:ascii="Calibri" w:eastAsia="Calibri" w:hAnsi="Calibri" w:cs="Calibri"/>
+                <w:color w:val="000000" w:themeColor="text1"/>
+                <w:sz w:val="22"/>
+                <w:szCs w:val="22"/>
               </w:rPr>
               <w:t>25,08</w:t>
             </w:r>
@@ -4034,22 +3343,15 @@
           </w:tcPr>
           <w:p>
             <w:pPr>
-              <w:spacing w:before="0" w:beforeAutospacing="off" w:after="0" w:afterAutospacing="off"/>
-              <w:jc w:val="center"/>
-            </w:pPr>
-            <w:r>
-              <w:rPr>
-                <w:rFonts w:ascii="Calibri" w:hAnsi="Calibri" w:eastAsia="Calibri" w:cs="Calibri"/>
-                <w:b w:val="0"/>
-                <w:bCs w:val="0"/>
-                <w:i w:val="0"/>
-                <w:iCs w:val="0"/>
-                <w:strike w:val="0"/>
-                <w:dstrike w:val="0"/>
-                <w:color w:val="000000" w:themeColor="text1" w:themeTint="FF" w:themeShade="FF"/>
-                <w:sz w:val="22"/>
-                <w:szCs w:val="22"/>
-                <w:u w:val="none"/>
+              <w:spacing w:after="0"/>
+              <w:jc w:val="center"/>
+            </w:pPr>
+            <w:r>
+              <w:rPr>
+                <w:rFonts w:ascii="Calibri" w:eastAsia="Calibri" w:hAnsi="Calibri" w:cs="Calibri"/>
+                <w:color w:val="000000" w:themeColor="text1"/>
+                <w:sz w:val="22"/>
+                <w:szCs w:val="22"/>
               </w:rPr>
               <w:t>27,6</w:t>
             </w:r>
@@ -4073,22 +3375,15 @@
           </w:tcPr>
           <w:p>
             <w:pPr>
-              <w:spacing w:before="0" w:beforeAutospacing="off" w:after="0" w:afterAutospacing="off"/>
-              <w:jc w:val="center"/>
-            </w:pPr>
-            <w:r>
-              <w:rPr>
-                <w:rFonts w:ascii="Calibri" w:hAnsi="Calibri" w:eastAsia="Calibri" w:cs="Calibri"/>
-                <w:b w:val="0"/>
-                <w:bCs w:val="0"/>
-                <w:i w:val="0"/>
-                <w:iCs w:val="0"/>
-                <w:strike w:val="0"/>
-                <w:dstrike w:val="0"/>
-                <w:color w:val="000000" w:themeColor="text1" w:themeTint="FF" w:themeShade="FF"/>
-                <w:sz w:val="22"/>
-                <w:szCs w:val="22"/>
-                <w:u w:val="none"/>
+              <w:spacing w:after="0"/>
+              <w:jc w:val="center"/>
+            </w:pPr>
+            <w:r>
+              <w:rPr>
+                <w:rFonts w:ascii="Calibri" w:eastAsia="Calibri" w:hAnsi="Calibri" w:cs="Calibri"/>
+                <w:color w:val="000000" w:themeColor="text1"/>
+                <w:sz w:val="22"/>
+                <w:szCs w:val="22"/>
               </w:rPr>
               <w:t>38,01</w:t>
             </w:r>
@@ -4098,6 +3393,7 @@
       <w:tr>
         <w:trPr>
           <w:trHeight w:val="300"/>
+          <w:jc w:val="center"/>
         </w:trPr>
         <w:tc>
           <w:tcPr>
@@ -4117,22 +3413,15 @@
           </w:tcPr>
           <w:p>
             <w:pPr>
-              <w:spacing w:before="0" w:beforeAutospacing="off" w:after="0" w:afterAutospacing="off"/>
-              <w:jc w:val="center"/>
-            </w:pPr>
-            <w:r>
-              <w:rPr>
-                <w:rFonts w:ascii="Calibri" w:hAnsi="Calibri" w:eastAsia="Calibri" w:cs="Calibri"/>
-                <w:b w:val="0"/>
-                <w:bCs w:val="0"/>
-                <w:i w:val="0"/>
-                <w:iCs w:val="0"/>
-                <w:strike w:val="0"/>
-                <w:dstrike w:val="0"/>
-                <w:color w:val="000000" w:themeColor="text1" w:themeTint="FF" w:themeShade="FF"/>
-                <w:sz w:val="22"/>
-                <w:szCs w:val="22"/>
-                <w:u w:val="none"/>
+              <w:spacing w:after="0"/>
+              <w:jc w:val="center"/>
+            </w:pPr>
+            <w:r>
+              <w:rPr>
+                <w:rFonts w:ascii="Calibri" w:eastAsia="Calibri" w:hAnsi="Calibri" w:cs="Calibri"/>
+                <w:color w:val="000000" w:themeColor="text1"/>
+                <w:sz w:val="22"/>
+                <w:szCs w:val="22"/>
               </w:rPr>
               <w:t>160000</w:t>
             </w:r>
@@ -4156,22 +3445,15 @@
           </w:tcPr>
           <w:p>
             <w:pPr>
-              <w:spacing w:before="0" w:beforeAutospacing="off" w:after="0" w:afterAutospacing="off"/>
-              <w:jc w:val="center"/>
-            </w:pPr>
-            <w:r>
-              <w:rPr>
-                <w:rFonts w:ascii="Calibri" w:hAnsi="Calibri" w:eastAsia="Calibri" w:cs="Calibri"/>
-                <w:b w:val="0"/>
-                <w:bCs w:val="0"/>
-                <w:i w:val="0"/>
-                <w:iCs w:val="0"/>
-                <w:strike w:val="0"/>
-                <w:dstrike w:val="0"/>
-                <w:color w:val="000000" w:themeColor="text1" w:themeTint="FF" w:themeShade="FF"/>
-                <w:sz w:val="22"/>
-                <w:szCs w:val="22"/>
-                <w:u w:val="none"/>
+              <w:spacing w:after="0"/>
+              <w:jc w:val="center"/>
+            </w:pPr>
+            <w:r>
+              <w:rPr>
+                <w:rFonts w:ascii="Calibri" w:eastAsia="Calibri" w:hAnsi="Calibri" w:cs="Calibri"/>
+                <w:color w:val="000000" w:themeColor="text1"/>
+                <w:sz w:val="22"/>
+                <w:szCs w:val="22"/>
               </w:rPr>
               <w:t>51,89</w:t>
             </w:r>
@@ -4195,22 +3477,15 @@
           </w:tcPr>
           <w:p>
             <w:pPr>
-              <w:spacing w:before="0" w:beforeAutospacing="off" w:after="0" w:afterAutospacing="off"/>
-              <w:jc w:val="center"/>
-            </w:pPr>
-            <w:r>
-              <w:rPr>
-                <w:rFonts w:ascii="Calibri" w:hAnsi="Calibri" w:eastAsia="Calibri" w:cs="Calibri"/>
-                <w:b w:val="0"/>
-                <w:bCs w:val="0"/>
-                <w:i w:val="0"/>
-                <w:iCs w:val="0"/>
-                <w:strike w:val="0"/>
-                <w:dstrike w:val="0"/>
-                <w:color w:val="000000" w:themeColor="text1" w:themeTint="FF" w:themeShade="FF"/>
-                <w:sz w:val="22"/>
-                <w:szCs w:val="22"/>
-                <w:u w:val="none"/>
+              <w:spacing w:after="0"/>
+              <w:jc w:val="center"/>
+            </w:pPr>
+            <w:r>
+              <w:rPr>
+                <w:rFonts w:ascii="Calibri" w:eastAsia="Calibri" w:hAnsi="Calibri" w:cs="Calibri"/>
+                <w:color w:val="000000" w:themeColor="text1"/>
+                <w:sz w:val="22"/>
+                <w:szCs w:val="22"/>
               </w:rPr>
               <w:t>57,92</w:t>
             </w:r>
@@ -4234,22 +3509,15 @@
           </w:tcPr>
           <w:p>
             <w:pPr>
-              <w:spacing w:before="0" w:beforeAutospacing="off" w:after="0" w:afterAutospacing="off"/>
-              <w:jc w:val="center"/>
-            </w:pPr>
-            <w:r>
-              <w:rPr>
-                <w:rFonts w:ascii="Calibri" w:hAnsi="Calibri" w:eastAsia="Calibri" w:cs="Calibri"/>
-                <w:b w:val="0"/>
-                <w:bCs w:val="0"/>
-                <w:i w:val="0"/>
-                <w:iCs w:val="0"/>
-                <w:strike w:val="0"/>
-                <w:dstrike w:val="0"/>
-                <w:color w:val="000000" w:themeColor="text1" w:themeTint="FF" w:themeShade="FF"/>
-                <w:sz w:val="22"/>
-                <w:szCs w:val="22"/>
-                <w:u w:val="none"/>
+              <w:spacing w:after="0"/>
+              <w:jc w:val="center"/>
+            </w:pPr>
+            <w:r>
+              <w:rPr>
+                <w:rFonts w:ascii="Calibri" w:eastAsia="Calibri" w:hAnsi="Calibri" w:cs="Calibri"/>
+                <w:color w:val="000000" w:themeColor="text1"/>
+                <w:sz w:val="22"/>
+                <w:szCs w:val="22"/>
               </w:rPr>
               <w:t>79,34</w:t>
             </w:r>
@@ -4259,6 +3527,7 @@
       <w:tr>
         <w:trPr>
           <w:trHeight w:val="300"/>
+          <w:jc w:val="center"/>
         </w:trPr>
         <w:tc>
           <w:tcPr>
@@ -4278,22 +3547,15 @@
           </w:tcPr>
           <w:p>
             <w:pPr>
-              <w:spacing w:before="0" w:beforeAutospacing="off" w:after="0" w:afterAutospacing="off"/>
-              <w:jc w:val="center"/>
-            </w:pPr>
-            <w:r>
-              <w:rPr>
-                <w:rFonts w:ascii="Calibri" w:hAnsi="Calibri" w:eastAsia="Calibri" w:cs="Calibri"/>
-                <w:b w:val="0"/>
-                <w:bCs w:val="0"/>
-                <w:i w:val="0"/>
-                <w:iCs w:val="0"/>
-                <w:strike w:val="0"/>
-                <w:dstrike w:val="0"/>
-                <w:color w:val="000000" w:themeColor="text1" w:themeTint="FF" w:themeShade="FF"/>
-                <w:sz w:val="22"/>
-                <w:szCs w:val="22"/>
-                <w:u w:val="none"/>
+              <w:spacing w:after="0"/>
+              <w:jc w:val="center"/>
+            </w:pPr>
+            <w:r>
+              <w:rPr>
+                <w:rFonts w:ascii="Calibri" w:eastAsia="Calibri" w:hAnsi="Calibri" w:cs="Calibri"/>
+                <w:color w:val="000000" w:themeColor="text1"/>
+                <w:sz w:val="22"/>
+                <w:szCs w:val="22"/>
               </w:rPr>
               <w:t>320000</w:t>
             </w:r>
@@ -4317,22 +3579,15 @@
           </w:tcPr>
           <w:p>
             <w:pPr>
-              <w:spacing w:before="0" w:beforeAutospacing="off" w:after="0" w:afterAutospacing="off"/>
-              <w:jc w:val="center"/>
-            </w:pPr>
-            <w:r>
-              <w:rPr>
-                <w:rFonts w:ascii="Calibri" w:hAnsi="Calibri" w:eastAsia="Calibri" w:cs="Calibri"/>
-                <w:b w:val="0"/>
-                <w:bCs w:val="0"/>
-                <w:i w:val="0"/>
-                <w:iCs w:val="0"/>
-                <w:strike w:val="0"/>
-                <w:dstrike w:val="0"/>
-                <w:color w:val="000000" w:themeColor="text1" w:themeTint="FF" w:themeShade="FF"/>
-                <w:sz w:val="22"/>
-                <w:szCs w:val="22"/>
-                <w:u w:val="none"/>
+              <w:spacing w:after="0"/>
+              <w:jc w:val="center"/>
+            </w:pPr>
+            <w:r>
+              <w:rPr>
+                <w:rFonts w:ascii="Calibri" w:eastAsia="Calibri" w:hAnsi="Calibri" w:cs="Calibri"/>
+                <w:color w:val="000000" w:themeColor="text1"/>
+                <w:sz w:val="22"/>
+                <w:szCs w:val="22"/>
               </w:rPr>
               <w:t>109,29</w:t>
             </w:r>
@@ -4356,22 +3611,15 @@
           </w:tcPr>
           <w:p>
             <w:pPr>
-              <w:spacing w:before="0" w:beforeAutospacing="off" w:after="0" w:afterAutospacing="off"/>
-              <w:jc w:val="center"/>
-            </w:pPr>
-            <w:r>
-              <w:rPr>
-                <w:rFonts w:ascii="Calibri" w:hAnsi="Calibri" w:eastAsia="Calibri" w:cs="Calibri"/>
-                <w:b w:val="0"/>
-                <w:bCs w:val="0"/>
-                <w:i w:val="0"/>
-                <w:iCs w:val="0"/>
-                <w:strike w:val="0"/>
-                <w:dstrike w:val="0"/>
-                <w:color w:val="000000" w:themeColor="text1" w:themeTint="FF" w:themeShade="FF"/>
-                <w:sz w:val="22"/>
-                <w:szCs w:val="22"/>
-                <w:u w:val="none"/>
+              <w:spacing w:after="0"/>
+              <w:jc w:val="center"/>
+            </w:pPr>
+            <w:r>
+              <w:rPr>
+                <w:rFonts w:ascii="Calibri" w:eastAsia="Calibri" w:hAnsi="Calibri" w:cs="Calibri"/>
+                <w:color w:val="000000" w:themeColor="text1"/>
+                <w:sz w:val="22"/>
+                <w:szCs w:val="22"/>
               </w:rPr>
               <w:t>120,99</w:t>
             </w:r>
@@ -4395,22 +3643,15 @@
           </w:tcPr>
           <w:p>
             <w:pPr>
-              <w:spacing w:before="0" w:beforeAutospacing="off" w:after="0" w:afterAutospacing="off"/>
-              <w:jc w:val="center"/>
-            </w:pPr>
-            <w:r>
-              <w:rPr>
-                <w:rFonts w:ascii="Calibri" w:hAnsi="Calibri" w:eastAsia="Calibri" w:cs="Calibri"/>
-                <w:b w:val="0"/>
-                <w:bCs w:val="0"/>
-                <w:i w:val="0"/>
-                <w:iCs w:val="0"/>
-                <w:strike w:val="0"/>
-                <w:dstrike w:val="0"/>
-                <w:color w:val="000000" w:themeColor="text1" w:themeTint="FF" w:themeShade="FF"/>
-                <w:sz w:val="22"/>
-                <w:szCs w:val="22"/>
-                <w:u w:val="none"/>
+              <w:spacing w:after="0"/>
+              <w:jc w:val="center"/>
+            </w:pPr>
+            <w:r>
+              <w:rPr>
+                <w:rFonts w:ascii="Calibri" w:eastAsia="Calibri" w:hAnsi="Calibri" w:cs="Calibri"/>
+                <w:color w:val="000000" w:themeColor="text1"/>
+                <w:sz w:val="22"/>
+                <w:szCs w:val="22"/>
               </w:rPr>
               <w:t>169,93</w:t>
             </w:r>
@@ -4420,6 +3661,7 @@
       <w:tr>
         <w:trPr>
           <w:trHeight w:val="300"/>
+          <w:jc w:val="center"/>
         </w:trPr>
         <w:tc>
           <w:tcPr>
@@ -4439,22 +3681,15 @@
           </w:tcPr>
           <w:p>
             <w:pPr>
-              <w:spacing w:before="0" w:beforeAutospacing="off" w:after="0" w:afterAutospacing="off"/>
-              <w:jc w:val="center"/>
-            </w:pPr>
-            <w:r>
-              <w:rPr>
-                <w:rFonts w:ascii="Calibri" w:hAnsi="Calibri" w:eastAsia="Calibri" w:cs="Calibri"/>
-                <w:b w:val="0"/>
-                <w:bCs w:val="0"/>
-                <w:i w:val="0"/>
-                <w:iCs w:val="0"/>
-                <w:strike w:val="0"/>
-                <w:dstrike w:val="0"/>
-                <w:color w:val="000000" w:themeColor="text1" w:themeTint="FF" w:themeShade="FF"/>
-                <w:sz w:val="22"/>
-                <w:szCs w:val="22"/>
-                <w:u w:val="none"/>
+              <w:spacing w:after="0"/>
+              <w:jc w:val="center"/>
+            </w:pPr>
+            <w:r>
+              <w:rPr>
+                <w:rFonts w:ascii="Calibri" w:eastAsia="Calibri" w:hAnsi="Calibri" w:cs="Calibri"/>
+                <w:color w:val="000000" w:themeColor="text1"/>
+                <w:sz w:val="22"/>
+                <w:szCs w:val="22"/>
               </w:rPr>
               <w:t>640000</w:t>
             </w:r>
@@ -4478,22 +3713,15 @@
           </w:tcPr>
           <w:p>
             <w:pPr>
-              <w:spacing w:before="0" w:beforeAutospacing="off" w:after="0" w:afterAutospacing="off"/>
-              <w:jc w:val="center"/>
-            </w:pPr>
-            <w:r>
-              <w:rPr>
-                <w:rFonts w:ascii="Calibri" w:hAnsi="Calibri" w:eastAsia="Calibri" w:cs="Calibri"/>
-                <w:b w:val="0"/>
-                <w:bCs w:val="0"/>
-                <w:i w:val="0"/>
-                <w:iCs w:val="0"/>
-                <w:strike w:val="0"/>
-                <w:dstrike w:val="0"/>
-                <w:color w:val="000000" w:themeColor="text1" w:themeTint="FF" w:themeShade="FF"/>
-                <w:sz w:val="22"/>
-                <w:szCs w:val="22"/>
-                <w:u w:val="none"/>
+              <w:spacing w:after="0"/>
+              <w:jc w:val="center"/>
+            </w:pPr>
+            <w:r>
+              <w:rPr>
+                <w:rFonts w:ascii="Calibri" w:eastAsia="Calibri" w:hAnsi="Calibri" w:cs="Calibri"/>
+                <w:color w:val="000000" w:themeColor="text1"/>
+                <w:sz w:val="22"/>
+                <w:szCs w:val="22"/>
               </w:rPr>
               <w:t>229,05</w:t>
             </w:r>
@@ -4517,22 +3745,15 @@
           </w:tcPr>
           <w:p>
             <w:pPr>
-              <w:spacing w:before="0" w:beforeAutospacing="off" w:after="0" w:afterAutospacing="off"/>
-              <w:jc w:val="center"/>
-            </w:pPr>
-            <w:r>
-              <w:rPr>
-                <w:rFonts w:ascii="Calibri" w:hAnsi="Calibri" w:eastAsia="Calibri" w:cs="Calibri"/>
-                <w:b w:val="0"/>
-                <w:bCs w:val="0"/>
-                <w:i w:val="0"/>
-                <w:iCs w:val="0"/>
-                <w:strike w:val="0"/>
-                <w:dstrike w:val="0"/>
-                <w:color w:val="000000" w:themeColor="text1" w:themeTint="FF" w:themeShade="FF"/>
-                <w:sz w:val="22"/>
-                <w:szCs w:val="22"/>
-                <w:u w:val="none"/>
+              <w:spacing w:after="0"/>
+              <w:jc w:val="center"/>
+            </w:pPr>
+            <w:r>
+              <w:rPr>
+                <w:rFonts w:ascii="Calibri" w:eastAsia="Calibri" w:hAnsi="Calibri" w:cs="Calibri"/>
+                <w:color w:val="000000" w:themeColor="text1"/>
+                <w:sz w:val="22"/>
+                <w:szCs w:val="22"/>
               </w:rPr>
               <w:t>252,84</w:t>
             </w:r>
@@ -4556,22 +3777,15 @@
           </w:tcPr>
           <w:p>
             <w:pPr>
-              <w:spacing w:before="0" w:beforeAutospacing="off" w:after="0" w:afterAutospacing="off"/>
-              <w:jc w:val="center"/>
-            </w:pPr>
-            <w:r>
-              <w:rPr>
-                <w:rFonts w:ascii="Calibri" w:hAnsi="Calibri" w:eastAsia="Calibri" w:cs="Calibri"/>
-                <w:b w:val="0"/>
-                <w:bCs w:val="0"/>
-                <w:i w:val="0"/>
-                <w:iCs w:val="0"/>
-                <w:strike w:val="0"/>
-                <w:dstrike w:val="0"/>
-                <w:color w:val="000000" w:themeColor="text1" w:themeTint="FF" w:themeShade="FF"/>
-                <w:sz w:val="22"/>
-                <w:szCs w:val="22"/>
-                <w:u w:val="none"/>
+              <w:spacing w:after="0"/>
+              <w:jc w:val="center"/>
+            </w:pPr>
+            <w:r>
+              <w:rPr>
+                <w:rFonts w:ascii="Calibri" w:eastAsia="Calibri" w:hAnsi="Calibri" w:cs="Calibri"/>
+                <w:color w:val="000000" w:themeColor="text1"/>
+                <w:sz w:val="22"/>
+                <w:szCs w:val="22"/>
               </w:rPr>
               <w:t>355,48</w:t>
             </w:r>
@@ -4581,6 +3795,7 @@
       <w:tr>
         <w:trPr>
           <w:trHeight w:val="300"/>
+          <w:jc w:val="center"/>
         </w:trPr>
         <w:tc>
           <w:tcPr>
@@ -4600,22 +3815,15 @@
           </w:tcPr>
           <w:p>
             <w:pPr>
-              <w:spacing w:before="0" w:beforeAutospacing="off" w:after="0" w:afterAutospacing="off"/>
-              <w:jc w:val="center"/>
-            </w:pPr>
-            <w:r>
-              <w:rPr>
-                <w:rFonts w:ascii="Calibri" w:hAnsi="Calibri" w:eastAsia="Calibri" w:cs="Calibri"/>
-                <w:b w:val="0"/>
-                <w:bCs w:val="0"/>
-                <w:i w:val="0"/>
-                <w:iCs w:val="0"/>
-                <w:strike w:val="0"/>
-                <w:dstrike w:val="0"/>
-                <w:color w:val="000000" w:themeColor="text1" w:themeTint="FF" w:themeShade="FF"/>
-                <w:sz w:val="22"/>
-                <w:szCs w:val="22"/>
-                <w:u w:val="none"/>
+              <w:spacing w:after="0"/>
+              <w:jc w:val="center"/>
+            </w:pPr>
+            <w:r>
+              <w:rPr>
+                <w:rFonts w:ascii="Calibri" w:eastAsia="Calibri" w:hAnsi="Calibri" w:cs="Calibri"/>
+                <w:color w:val="000000" w:themeColor="text1"/>
+                <w:sz w:val="22"/>
+                <w:szCs w:val="22"/>
               </w:rPr>
               <w:t>1280000</w:t>
             </w:r>
@@ -4639,22 +3847,15 @@
           </w:tcPr>
           <w:p>
             <w:pPr>
-              <w:spacing w:before="0" w:beforeAutospacing="off" w:after="0" w:afterAutospacing="off"/>
-              <w:jc w:val="center"/>
-            </w:pPr>
-            <w:r>
-              <w:rPr>
-                <w:rFonts w:ascii="Calibri" w:hAnsi="Calibri" w:eastAsia="Calibri" w:cs="Calibri"/>
-                <w:b w:val="0"/>
-                <w:bCs w:val="0"/>
-                <w:i w:val="0"/>
-                <w:iCs w:val="0"/>
-                <w:strike w:val="0"/>
-                <w:dstrike w:val="0"/>
-                <w:color w:val="000000" w:themeColor="text1" w:themeTint="FF" w:themeShade="FF"/>
-                <w:sz w:val="22"/>
-                <w:szCs w:val="22"/>
-                <w:u w:val="none"/>
+              <w:spacing w:after="0"/>
+              <w:jc w:val="center"/>
+            </w:pPr>
+            <w:r>
+              <w:rPr>
+                <w:rFonts w:ascii="Calibri" w:eastAsia="Calibri" w:hAnsi="Calibri" w:cs="Calibri"/>
+                <w:color w:val="000000" w:themeColor="text1"/>
+                <w:sz w:val="22"/>
+                <w:szCs w:val="22"/>
               </w:rPr>
               <w:t>476,87</w:t>
             </w:r>
@@ -4678,22 +3879,15 @@
           </w:tcPr>
           <w:p>
             <w:pPr>
-              <w:spacing w:before="0" w:beforeAutospacing="off" w:after="0" w:afterAutospacing="off"/>
-              <w:jc w:val="center"/>
-            </w:pPr>
-            <w:r>
-              <w:rPr>
-                <w:rFonts w:ascii="Calibri" w:hAnsi="Calibri" w:eastAsia="Calibri" w:cs="Calibri"/>
-                <w:b w:val="0"/>
-                <w:bCs w:val="0"/>
-                <w:i w:val="0"/>
-                <w:iCs w:val="0"/>
-                <w:strike w:val="0"/>
-                <w:dstrike w:val="0"/>
-                <w:color w:val="000000" w:themeColor="text1" w:themeTint="FF" w:themeShade="FF"/>
-                <w:sz w:val="22"/>
-                <w:szCs w:val="22"/>
-                <w:u w:val="none"/>
+              <w:spacing w:after="0"/>
+              <w:jc w:val="center"/>
+            </w:pPr>
+            <w:r>
+              <w:rPr>
+                <w:rFonts w:ascii="Calibri" w:eastAsia="Calibri" w:hAnsi="Calibri" w:cs="Calibri"/>
+                <w:color w:val="000000" w:themeColor="text1"/>
+                <w:sz w:val="22"/>
+                <w:szCs w:val="22"/>
               </w:rPr>
               <w:t>528,48</w:t>
             </w:r>
@@ -4717,22 +3911,15 @@
           </w:tcPr>
           <w:p>
             <w:pPr>
-              <w:spacing w:before="0" w:beforeAutospacing="off" w:after="0" w:afterAutospacing="off"/>
-              <w:jc w:val="center"/>
-            </w:pPr>
-            <w:r>
-              <w:rPr>
-                <w:rFonts w:ascii="Calibri" w:hAnsi="Calibri" w:eastAsia="Calibri" w:cs="Calibri"/>
-                <w:b w:val="0"/>
-                <w:bCs w:val="0"/>
-                <w:i w:val="0"/>
-                <w:iCs w:val="0"/>
-                <w:strike w:val="0"/>
-                <w:dstrike w:val="0"/>
-                <w:color w:val="000000" w:themeColor="text1" w:themeTint="FF" w:themeShade="FF"/>
-                <w:sz w:val="22"/>
-                <w:szCs w:val="22"/>
-                <w:u w:val="none"/>
+              <w:spacing w:after="0"/>
+              <w:jc w:val="center"/>
+            </w:pPr>
+            <w:r>
+              <w:rPr>
+                <w:rFonts w:ascii="Calibri" w:eastAsia="Calibri" w:hAnsi="Calibri" w:cs="Calibri"/>
+                <w:color w:val="000000" w:themeColor="text1"/>
+                <w:sz w:val="22"/>
+                <w:szCs w:val="22"/>
               </w:rPr>
               <w:t>747,03</w:t>
             </w:r>
@@ -4742,6 +3929,7 @@
       <w:tr>
         <w:trPr>
           <w:trHeight w:val="300"/>
+          <w:jc w:val="center"/>
         </w:trPr>
         <w:tc>
           <w:tcPr>
@@ -4761,22 +3949,15 @@
           </w:tcPr>
           <w:p>
             <w:pPr>
-              <w:spacing w:before="0" w:beforeAutospacing="off" w:after="0" w:afterAutospacing="off"/>
-              <w:jc w:val="center"/>
-            </w:pPr>
-            <w:r>
-              <w:rPr>
-                <w:rFonts w:ascii="Calibri" w:hAnsi="Calibri" w:eastAsia="Calibri" w:cs="Calibri"/>
-                <w:b w:val="0"/>
-                <w:bCs w:val="0"/>
-                <w:i w:val="0"/>
-                <w:iCs w:val="0"/>
-                <w:strike w:val="0"/>
-                <w:dstrike w:val="0"/>
-                <w:color w:val="000000" w:themeColor="text1" w:themeTint="FF" w:themeShade="FF"/>
-                <w:sz w:val="22"/>
-                <w:szCs w:val="22"/>
-                <w:u w:val="none"/>
+              <w:spacing w:after="0"/>
+              <w:jc w:val="center"/>
+            </w:pPr>
+            <w:r>
+              <w:rPr>
+                <w:rFonts w:ascii="Calibri" w:eastAsia="Calibri" w:hAnsi="Calibri" w:cs="Calibri"/>
+                <w:color w:val="000000" w:themeColor="text1"/>
+                <w:sz w:val="22"/>
+                <w:szCs w:val="22"/>
               </w:rPr>
               <w:t>Repeticiones:</w:t>
             </w:r>
@@ -4800,22 +3981,15 @@
           </w:tcPr>
           <w:p>
             <w:pPr>
-              <w:spacing w:before="0" w:beforeAutospacing="off" w:after="0" w:afterAutospacing="off"/>
-              <w:jc w:val="center"/>
-            </w:pPr>
-            <w:r>
-              <w:rPr>
-                <w:rFonts w:ascii="Calibri" w:hAnsi="Calibri" w:eastAsia="Calibri" w:cs="Calibri"/>
-                <w:b w:val="0"/>
-                <w:bCs w:val="0"/>
-                <w:i w:val="0"/>
-                <w:iCs w:val="0"/>
-                <w:strike w:val="0"/>
-                <w:dstrike w:val="0"/>
-                <w:color w:val="000000" w:themeColor="text1" w:themeTint="FF" w:themeShade="FF"/>
-                <w:sz w:val="22"/>
-                <w:szCs w:val="22"/>
-                <w:u w:val="none"/>
+              <w:spacing w:after="0"/>
+              <w:jc w:val="center"/>
+            </w:pPr>
+            <w:r>
+              <w:rPr>
+                <w:rFonts w:ascii="Calibri" w:eastAsia="Calibri" w:hAnsi="Calibri" w:cs="Calibri"/>
+                <w:color w:val="000000" w:themeColor="text1"/>
+                <w:sz w:val="22"/>
+                <w:szCs w:val="22"/>
               </w:rPr>
               <w:t>100</w:t>
             </w:r>
@@ -4839,22 +4013,15 @@
           </w:tcPr>
           <w:p>
             <w:pPr>
-              <w:spacing w:before="0" w:beforeAutospacing="off" w:after="0" w:afterAutospacing="off"/>
-              <w:jc w:val="center"/>
-            </w:pPr>
-            <w:r>
-              <w:rPr>
-                <w:rFonts w:ascii="Calibri" w:hAnsi="Calibri" w:eastAsia="Calibri" w:cs="Calibri"/>
-                <w:b w:val="0"/>
-                <w:bCs w:val="0"/>
-                <w:i w:val="0"/>
-                <w:iCs w:val="0"/>
-                <w:strike w:val="0"/>
-                <w:dstrike w:val="0"/>
-                <w:color w:val="000000" w:themeColor="text1" w:themeTint="FF" w:themeShade="FF"/>
-                <w:sz w:val="22"/>
-                <w:szCs w:val="22"/>
-                <w:u w:val="none"/>
+              <w:spacing w:after="0"/>
+              <w:jc w:val="center"/>
+            </w:pPr>
+            <w:r>
+              <w:rPr>
+                <w:rFonts w:ascii="Calibri" w:eastAsia="Calibri" w:hAnsi="Calibri" w:cs="Calibri"/>
+                <w:color w:val="000000" w:themeColor="text1"/>
+                <w:sz w:val="22"/>
+                <w:szCs w:val="22"/>
               </w:rPr>
               <w:t>100</w:t>
             </w:r>
@@ -4878,22 +4045,15 @@
           </w:tcPr>
           <w:p>
             <w:pPr>
-              <w:spacing w:before="0" w:beforeAutospacing="off" w:after="0" w:afterAutospacing="off"/>
-              <w:jc w:val="center"/>
-            </w:pPr>
-            <w:r>
-              <w:rPr>
-                <w:rFonts w:ascii="Calibri" w:hAnsi="Calibri" w:eastAsia="Calibri" w:cs="Calibri"/>
-                <w:b w:val="0"/>
-                <w:bCs w:val="0"/>
-                <w:i w:val="0"/>
-                <w:iCs w:val="0"/>
-                <w:strike w:val="0"/>
-                <w:dstrike w:val="0"/>
-                <w:color w:val="000000" w:themeColor="text1" w:themeTint="FF" w:themeShade="FF"/>
-                <w:sz w:val="22"/>
-                <w:szCs w:val="22"/>
-                <w:u w:val="none"/>
+              <w:spacing w:after="0"/>
+              <w:jc w:val="center"/>
+            </w:pPr>
+            <w:r>
+              <w:rPr>
+                <w:rFonts w:ascii="Calibri" w:eastAsia="Calibri" w:hAnsi="Calibri" w:cs="Calibri"/>
+                <w:color w:val="000000" w:themeColor="text1"/>
+                <w:sz w:val="22"/>
+                <w:szCs w:val="22"/>
               </w:rPr>
               <w:t>100</w:t>
             </w:r>
@@ -4901,34 +4061,648 @@
         </w:tc>
       </w:tr>
     </w:tbl>
+    <w:p/>
     <w:p>
-      <w:pPr>
-        <w:pStyle w:val="Normal"/>
-      </w:pPr>
+      <w:r>
+        <w:t>Proyecte, a partir de las complejidades y los datos de las tablas anteriores, ¿cuántos días (1 día= 861400.000 milisegundos) tardaría cada uno de los cuatro métodos (Burbuja, Selección, Inserción y Rápido) en ordenar un vector de n= 811920.000 (o sea, n=80000*2 4*2 6=80000*210), en el caso inicialmente en orden aleatorio?</w:t>
+      </w:r>
+    </w:p>
+    <w:p>
+      <w:r>
+        <w:t>Para proyectar el tiempo necesario para ordenar un vector de n = 81.920.000 (que equivale a 80.000 \times 2</w:t>
+      </w:r>
+      <w:proofErr w:type="gramStart"/>
+      <w:r>
+        <w:t>^{</w:t>
+      </w:r>
+      <w:proofErr w:type="gramEnd"/>
+      <w:r>
+        <w:t xml:space="preserve">10}), debemos basarnos en la complejidad temporal teórica de cada algoritmo en el </w:t>
+      </w:r>
+      <w:r>
+        <w:rPr>
+          <w:b/>
+          <w:bCs/>
+        </w:rPr>
+        <w:t>caso aleatorio</w:t>
+      </w:r>
+      <w:r>
+        <w:t xml:space="preserve"> y compararla con el tamaño de referencia n_0 = 80.000.</w:t>
+      </w:r>
     </w:p>
     <w:p>
       <w:pPr>
-        <w:pStyle w:val="Normal"/>
+        <w:rPr>
+          <w:b/>
+          <w:bCs/>
+        </w:rPr>
       </w:pPr>
+      <w:r>
+        <w:rPr>
+          <w:b/>
+          <w:bCs/>
+        </w:rPr>
+        <w:t>1. Algoritmos de Complejidad Cuadrática (O(n^2))</w:t>
+      </w:r>
+    </w:p>
+    <w:p>
+      <w:r>
+        <w:t xml:space="preserve">Los algoritmos </w:t>
+      </w:r>
+      <w:r>
+        <w:rPr>
+          <w:b/>
+          <w:bCs/>
+        </w:rPr>
+        <w:t>Burbuja</w:t>
+      </w:r>
+      <w:r>
+        <w:t xml:space="preserve">, </w:t>
+      </w:r>
+      <w:r>
+        <w:rPr>
+          <w:b/>
+          <w:bCs/>
+        </w:rPr>
+        <w:t>Selección</w:t>
+      </w:r>
+      <w:r>
+        <w:t xml:space="preserve"> e </w:t>
+      </w:r>
+      <w:r>
+        <w:rPr>
+          <w:b/>
+          <w:bCs/>
+        </w:rPr>
+        <w:t>Inserción</w:t>
+      </w:r>
+      <w:r>
+        <w:t xml:space="preserve"> presentan una complejidad de O(n^2)</w:t>
+      </w:r>
+      <w:r>
+        <w:t xml:space="preserve"> </w:t>
+      </w:r>
+      <w:r>
+        <w:t>en el caso aleatorio.</w:t>
+      </w:r>
+    </w:p>
+    <w:p>
+      <w:r>
+        <w:t>+2</w:t>
+      </w:r>
     </w:p>
     <w:p>
       <w:pPr>
-        <w:pStyle w:val="Heading3"/>
+        <w:numPr>
+          <w:ilvl w:val="0"/>
+          <w:numId w:val="1"/>
+        </w:numPr>
       </w:pPr>
       <w:r>
-        <w:rPr/>
-        <w:t>Rápido vs Inserción</w:t>
+        <w:rPr>
+          <w:b/>
+          <w:bCs/>
+        </w:rPr>
+        <w:t>Relación de crecimiento:</w:t>
+      </w:r>
+      <w:r>
+        <w:t xml:space="preserve"> Si el tamaño del problema aumenta por un factor de k, el tiempo aumenta por k^2.</w:t>
       </w:r>
     </w:p>
     <w:p>
       <w:pPr>
-        <w:pStyle w:val="Normal"/>
+        <w:numPr>
+          <w:ilvl w:val="0"/>
+          <w:numId w:val="1"/>
+        </w:numPr>
       </w:pPr>
+      <w:r>
+        <w:rPr>
+          <w:b/>
+          <w:bCs/>
+        </w:rPr>
+        <w:t>Factor de escala (k):</w:t>
+      </w:r>
+      <w:r>
+        <w:t xml:space="preserve"> k = \</w:t>
+      </w:r>
+      <w:proofErr w:type="gramStart"/>
+      <w:r>
+        <w:t>frac{81.920.000}{</w:t>
+      </w:r>
+      <w:proofErr w:type="gramEnd"/>
+      <w:r>
+        <w:t>80.000} = 2</w:t>
+      </w:r>
+      <w:proofErr w:type="gramStart"/>
+      <w:r>
+        <w:t>^{</w:t>
+      </w:r>
+      <w:proofErr w:type="gramEnd"/>
+      <w:r>
+        <w:t>10} = 1.024</w:t>
+      </w:r>
+      <w:r>
+        <w:t>.</w:t>
+      </w:r>
     </w:p>
+    <w:p>
+      <w:pPr>
+        <w:numPr>
+          <w:ilvl w:val="0"/>
+          <w:numId w:val="1"/>
+        </w:numPr>
+      </w:pPr>
+      <w:r>
+        <w:rPr>
+          <w:b/>
+          <w:bCs/>
+        </w:rPr>
+        <w:t>Factor de tiempo:</w:t>
+      </w:r>
+      <w:r>
+        <w:t xml:space="preserve"> k^2 = (2</w:t>
+      </w:r>
+      <w:proofErr w:type="gramStart"/>
+      <w:r>
+        <w:t>^{</w:t>
+      </w:r>
+      <w:proofErr w:type="gramEnd"/>
+      <w:r>
+        <w:t>10</w:t>
+      </w:r>
+      <w:proofErr w:type="gramStart"/>
+      <w:r>
+        <w:t>})^</w:t>
+      </w:r>
+      <w:proofErr w:type="gramEnd"/>
+      <w:r>
+        <w:t>2 = 2</w:t>
+      </w:r>
+      <w:proofErr w:type="gramStart"/>
+      <w:r>
+        <w:t>^{</w:t>
+      </w:r>
+      <w:proofErr w:type="gramEnd"/>
+      <w:r>
+        <w:t>20} = 1.048.576$.</w:t>
+      </w:r>
+    </w:p>
+    <w:p>
+      <w:r>
+        <w:rPr>
+          <w:b/>
+          <w:bCs/>
+        </w:rPr>
+        <w:t>Cálculo estimado:</w:t>
+      </w:r>
+      <w:r>
+        <w:t xml:space="preserve"> Si tomamos </w:t>
+      </w:r>
+      <w:proofErr w:type="gramStart"/>
+      <w:r>
+        <w:t>T(</w:t>
+      </w:r>
+      <w:proofErr w:type="gramEnd"/>
+      <w:r>
+        <w:t xml:space="preserve">80.000) como el tiempo obtenido en las tablas para $n=80.000$ (en milisegundos): </w:t>
+      </w:r>
+    </w:p>
+    <w:p>
+      <w:r>
+        <w:t>+2</w:t>
+      </w:r>
+    </w:p>
+    <w:p>
+      <w:r>
+        <w:t>{Tiempo Total (días)} = \frac{</w:t>
+      </w:r>
+      <w:proofErr w:type="gramStart"/>
+      <w:r>
+        <w:t>T(</w:t>
+      </w:r>
+      <w:proofErr w:type="gramEnd"/>
+      <w:r>
+        <w:t xml:space="preserve">80.000) \times </w:t>
+      </w:r>
+      <w:proofErr w:type="gramStart"/>
+      <w:r>
+        <w:t>1.048.576}{</w:t>
+      </w:r>
+      <w:proofErr w:type="gramEnd"/>
+      <w:r>
+        <w:t>86.400.000}</w:t>
+      </w:r>
+    </w:p>
+    <w:p>
+      <w:r>
+        <w:rPr>
+          <w:b/>
+          <w:bCs/>
+        </w:rPr>
+        <w:t>Nota:</w:t>
+      </w:r>
+      <w:r>
+        <w:t xml:space="preserve"> Dado que para $n=80.000$ estos algoritmos suelen tardar ya varios segundos sin </w:t>
+      </w:r>
+      <w:proofErr w:type="gramStart"/>
+      <w:r>
+        <w:t>optimización ,</w:t>
+      </w:r>
+      <w:proofErr w:type="gramEnd"/>
+      <w:r>
+        <w:t xml:space="preserve"> el resultado para $n=81.920.000$ será de </w:t>
+      </w:r>
+      <w:r>
+        <w:rPr>
+          <w:b/>
+          <w:bCs/>
+        </w:rPr>
+        <w:t>varios cientos o miles de días</w:t>
+      </w:r>
+      <w:r>
+        <w:t>, superando masivamente el límite de "Fuera de Tiempo" (</w:t>
+      </w:r>
+      <w:proofErr w:type="spellStart"/>
+      <w:r>
+        <w:t>FdT</w:t>
+      </w:r>
+      <w:proofErr w:type="spellEnd"/>
+      <w:r>
+        <w:t>).</w:t>
+      </w:r>
+    </w:p>
+    <w:p/>
+    <w:p>
+      <w:r>
+        <w:lastRenderedPageBreak/>
+        <w:pict w14:anchorId="368F0408">
+          <v:rect id="_x0000_i1031" style="width:0;height:1.5pt" o:hralign="center" o:hrstd="t" o:hr="t" fillcolor="#a0a0a0" stroked="f"/>
+        </w:pict>
+      </w:r>
+    </w:p>
+    <w:p>
+      <w:pPr>
+        <w:rPr>
+          <w:b/>
+          <w:bCs/>
+        </w:rPr>
+      </w:pPr>
+      <w:r>
+        <w:rPr>
+          <w:b/>
+          <w:bCs/>
+        </w:rPr>
+        <w:t>2. Algoritmo Rápido (Quicksort)</w:t>
+      </w:r>
+    </w:p>
+    <w:p>
+      <w:r>
+        <w:t xml:space="preserve">El algoritmo </w:t>
+      </w:r>
+      <w:r>
+        <w:rPr>
+          <w:b/>
+          <w:bCs/>
+        </w:rPr>
+        <w:t>Rápido</w:t>
+      </w:r>
+      <w:r>
+        <w:t xml:space="preserve"> tiene una complejidad media de </w:t>
+      </w:r>
+      <w:proofErr w:type="gramStart"/>
+      <w:r>
+        <w:t>O(</w:t>
+      </w:r>
+      <w:proofErr w:type="gramEnd"/>
+      <w:r>
+        <w:t xml:space="preserve">n \log </w:t>
+      </w:r>
+      <w:proofErr w:type="gramStart"/>
+      <w:r>
+        <w:t>n)$</w:t>
+      </w:r>
+      <w:proofErr w:type="gramEnd"/>
+    </w:p>
+    <w:p>
+      <w:pPr>
+        <w:numPr>
+          <w:ilvl w:val="0"/>
+          <w:numId w:val="2"/>
+        </w:numPr>
+      </w:pPr>
+      <w:r>
+        <w:rPr>
+          <w:b/>
+          <w:bCs/>
+        </w:rPr>
+        <w:t>Relación de crecimiento:</w:t>
+      </w:r>
+      <w:r>
+        <w:t xml:space="preserve"> El tiempo crece de forma casi lineal, pero multiplicado por el factor logarítmico.</w:t>
+      </w:r>
+    </w:p>
+    <w:p>
+      <w:pPr>
+        <w:numPr>
+          <w:ilvl w:val="0"/>
+          <w:numId w:val="2"/>
+        </w:numPr>
+      </w:pPr>
+      <w:r>
+        <w:rPr>
+          <w:b/>
+          <w:bCs/>
+        </w:rPr>
+        <w:t>Cálculo del factor de incremento:</w:t>
+      </w:r>
+    </w:p>
+    <w:p>
+      <w:pPr>
+        <w:numPr>
+          <w:ilvl w:val="1"/>
+          <w:numId w:val="2"/>
+        </w:numPr>
+      </w:pPr>
+      <w:r>
+        <w:t>Para $n_1 = 80.000$, $\log_2(n_1) \</w:t>
+      </w:r>
+      <w:proofErr w:type="spellStart"/>
+      <w:r>
+        <w:t>approx</w:t>
+      </w:r>
+      <w:proofErr w:type="spellEnd"/>
+      <w:r>
+        <w:t xml:space="preserve"> 16,28$.</w:t>
+      </w:r>
+    </w:p>
+    <w:p>
+      <w:pPr>
+        <w:numPr>
+          <w:ilvl w:val="1"/>
+          <w:numId w:val="2"/>
+        </w:numPr>
+      </w:pPr>
+      <w:r>
+        <w:t>Para $n_2 = 81.920.000$, $\log_2(n_2) \</w:t>
+      </w:r>
+      <w:proofErr w:type="spellStart"/>
+      <w:r>
+        <w:t>approx</w:t>
+      </w:r>
+      <w:proofErr w:type="spellEnd"/>
+      <w:r>
+        <w:t xml:space="preserve"> 26,28$.</w:t>
+      </w:r>
+    </w:p>
+    <w:p>
+      <w:pPr>
+        <w:numPr>
+          <w:ilvl w:val="0"/>
+          <w:numId w:val="2"/>
+        </w:numPr>
+        <w:rPr>
+          <w:lang w:val="en-US"/>
+        </w:rPr>
+      </w:pPr>
+      <w:r>
+        <w:rPr>
+          <w:b/>
+          <w:bCs/>
+          <w:lang w:val="en-US"/>
+        </w:rPr>
+        <w:t xml:space="preserve">Factor de </w:t>
+      </w:r>
+      <w:proofErr w:type="spellStart"/>
+      <w:r>
+        <w:rPr>
+          <w:b/>
+          <w:bCs/>
+          <w:lang w:val="en-US"/>
+        </w:rPr>
+        <w:t>tiempo</w:t>
+      </w:r>
+      <w:proofErr w:type="spellEnd"/>
+      <w:r>
+        <w:rPr>
+          <w:b/>
+          <w:bCs/>
+          <w:lang w:val="en-US"/>
+        </w:rPr>
+        <w:t xml:space="preserve"> total:</w:t>
+      </w:r>
+      <w:r>
+        <w:rPr>
+          <w:lang w:val="en-US"/>
+        </w:rPr>
+        <w:t xml:space="preserve"> $\</w:t>
+      </w:r>
+      <w:proofErr w:type="gramStart"/>
+      <w:r>
+        <w:rPr>
+          <w:lang w:val="en-US"/>
+        </w:rPr>
+        <w:t>frac{</w:t>
+      </w:r>
+      <w:proofErr w:type="gramEnd"/>
+      <w:r>
+        <w:rPr>
+          <w:lang w:val="en-US"/>
+        </w:rPr>
+        <w:t>n_2 \log n_</w:t>
+      </w:r>
+      <w:proofErr w:type="gramStart"/>
+      <w:r>
+        <w:rPr>
+          <w:lang w:val="en-US"/>
+        </w:rPr>
+        <w:t>2}{</w:t>
+      </w:r>
+      <w:proofErr w:type="gramEnd"/>
+      <w:r>
+        <w:rPr>
+          <w:lang w:val="en-US"/>
+        </w:rPr>
+        <w:t>n_1 \log n_1} \</w:t>
+      </w:r>
+      <w:proofErr w:type="spellStart"/>
+      <w:r>
+        <w:rPr>
+          <w:lang w:val="en-US"/>
+        </w:rPr>
+        <w:t>approx</w:t>
+      </w:r>
+      <w:proofErr w:type="spellEnd"/>
+      <w:r>
+        <w:rPr>
+          <w:lang w:val="en-US"/>
+        </w:rPr>
+        <w:t xml:space="preserve"> 1.024 \times \</w:t>
+      </w:r>
+      <w:proofErr w:type="gramStart"/>
+      <w:r>
+        <w:rPr>
+          <w:lang w:val="en-US"/>
+        </w:rPr>
+        <w:t>frac{</w:t>
+      </w:r>
+      <w:proofErr w:type="gramEnd"/>
+      <w:r>
+        <w:rPr>
+          <w:lang w:val="en-US"/>
+        </w:rPr>
+        <w:t>26,</w:t>
+      </w:r>
+      <w:proofErr w:type="gramStart"/>
+      <w:r>
+        <w:rPr>
+          <w:lang w:val="en-US"/>
+        </w:rPr>
+        <w:t>28}{</w:t>
+      </w:r>
+      <w:proofErr w:type="gramEnd"/>
+      <w:r>
+        <w:rPr>
+          <w:lang w:val="en-US"/>
+        </w:rPr>
+        <w:t>16,28} \</w:t>
+      </w:r>
+      <w:proofErr w:type="spellStart"/>
+      <w:r>
+        <w:rPr>
+          <w:lang w:val="en-US"/>
+        </w:rPr>
+        <w:t>approx</w:t>
+      </w:r>
+      <w:proofErr w:type="spellEnd"/>
+      <w:r>
+        <w:rPr>
+          <w:lang w:val="en-US"/>
+        </w:rPr>
+        <w:t xml:space="preserve"> 1.024 \times 1,61 \</w:t>
+      </w:r>
+      <w:proofErr w:type="spellStart"/>
+      <w:r>
+        <w:rPr>
+          <w:lang w:val="en-US"/>
+        </w:rPr>
+        <w:t>approx</w:t>
+      </w:r>
+      <w:proofErr w:type="spellEnd"/>
+      <w:r>
+        <w:rPr>
+          <w:lang w:val="en-US"/>
+        </w:rPr>
+        <w:t xml:space="preserve"> 1.653$.</w:t>
+      </w:r>
+    </w:p>
+    <w:p>
+      <w:r>
+        <w:rPr>
+          <w:b/>
+          <w:bCs/>
+        </w:rPr>
+        <w:t>Cálculo estimado:</w:t>
+      </w:r>
+      <w:r>
+        <w:t xml:space="preserve"> Utilizando el tiempo </w:t>
+      </w:r>
+      <w:proofErr w:type="gramStart"/>
+      <w:r>
+        <w:t>T(</w:t>
+      </w:r>
+      <w:proofErr w:type="gramEnd"/>
+      <w:r>
+        <w:t>80.000)</w:t>
+      </w:r>
+      <w:r>
+        <w:t xml:space="preserve"> </w:t>
+      </w:r>
+      <w:r>
+        <w:t xml:space="preserve">de la TABLA 4: </w:t>
+      </w:r>
+    </w:p>
+    <w:p>
+      <w:r>
+        <w:t>\</w:t>
+      </w:r>
+      <w:proofErr w:type="spellStart"/>
+      <w:proofErr w:type="gramStart"/>
+      <w:r>
+        <w:t>text</w:t>
+      </w:r>
+      <w:proofErr w:type="spellEnd"/>
+      <w:r>
+        <w:t>{</w:t>
+      </w:r>
+      <w:proofErr w:type="gramEnd"/>
+      <w:r>
+        <w:t>Tiempo Total (días)} = \frac{</w:t>
+      </w:r>
+      <w:proofErr w:type="gramStart"/>
+      <w:r>
+        <w:t>T(</w:t>
+      </w:r>
+      <w:proofErr w:type="gramEnd"/>
+      <w:r>
+        <w:t xml:space="preserve">80.000) \times </w:t>
+      </w:r>
+      <w:proofErr w:type="gramStart"/>
+      <w:r>
+        <w:t>1.653}{</w:t>
+      </w:r>
+      <w:proofErr w:type="gramEnd"/>
+      <w:r>
+        <w:t>86.400.000}</w:t>
+      </w:r>
+    </w:p>
+    <w:p>
+      <w:r>
+        <w:rPr>
+          <w:b/>
+          <w:bCs/>
+        </w:rPr>
+        <w:t>Resultado esperado:</w:t>
+      </w:r>
+      <w:r>
+        <w:t xml:space="preserve"> A diferencia de los anteriores, el algoritmo Rápido probablemente tardaría apenas </w:t>
+      </w:r>
+      <w:r>
+        <w:rPr>
+          <w:b/>
+          <w:bCs/>
+        </w:rPr>
+        <w:t>unas pocas horas o una fracción de día</w:t>
+      </w:r>
+      <w:r>
+        <w:t xml:space="preserve">, demostrando la enorme eficiencia de </w:t>
+      </w:r>
+      <w:proofErr w:type="gramStart"/>
+      <w:r>
+        <w:t>O(</w:t>
+      </w:r>
+      <w:proofErr w:type="gramEnd"/>
+      <w:r>
+        <w:t>n \log n)</w:t>
+      </w:r>
+      <w:r>
+        <w:t xml:space="preserve"> </w:t>
+      </w:r>
+      <w:r>
+        <w:t>frente a O(n^2) para grandes volúmenes de datos.</w:t>
+      </w:r>
+    </w:p>
+    <w:p>
+      <w:pPr>
+        <w:pStyle w:val="Ttulo3"/>
+      </w:pPr>
+      <w:r>
+        <w:t>Rápido vs Inserción</w:t>
+      </w:r>
+    </w:p>
+    <w:p/>
     <w:tbl>
       <w:tblPr>
-        <w:tblStyle w:val="TableNormal"/>
-        <w:bidiVisual w:val="0"/>
         <w:tblW w:w="0" w:type="auto"/>
         <w:jc w:val="center"/>
         <w:tblLook w:val="06A0" w:firstRow="1" w:lastRow="0" w:firstColumn="1" w:lastColumn="0" w:noHBand="1" w:noVBand="1"/>
@@ -4942,6 +4716,7 @@
       <w:tr>
         <w:trPr>
           <w:trHeight w:val="300"/>
+          <w:jc w:val="center"/>
         </w:trPr>
         <w:tc>
           <w:tcPr>
@@ -4961,22 +4736,15 @@
           </w:tcPr>
           <w:p>
             <w:pPr>
-              <w:spacing w:before="0" w:beforeAutospacing="off" w:after="0" w:afterAutospacing="off"/>
-              <w:jc w:val="center"/>
-            </w:pPr>
-            <w:r>
-              <w:rPr>
-                <w:rFonts w:ascii="Calibri" w:hAnsi="Calibri" w:eastAsia="Calibri" w:cs="Calibri"/>
-                <w:b w:val="0"/>
-                <w:bCs w:val="0"/>
-                <w:i w:val="0"/>
-                <w:iCs w:val="0"/>
-                <w:strike w:val="0"/>
-                <w:dstrike w:val="0"/>
-                <w:color w:val="000000" w:themeColor="text1" w:themeTint="FF" w:themeShade="FF"/>
-                <w:sz w:val="22"/>
-                <w:szCs w:val="22"/>
-                <w:u w:val="none"/>
+              <w:spacing w:after="0"/>
+              <w:jc w:val="center"/>
+            </w:pPr>
+            <w:r>
+              <w:rPr>
+                <w:rFonts w:ascii="Calibri" w:eastAsia="Calibri" w:hAnsi="Calibri" w:cs="Calibri"/>
+                <w:color w:val="000000" w:themeColor="text1"/>
+                <w:sz w:val="22"/>
+                <w:szCs w:val="22"/>
               </w:rPr>
               <w:t>n</w:t>
             </w:r>
@@ -5000,22 +4768,15 @@
           </w:tcPr>
           <w:p>
             <w:pPr>
-              <w:spacing w:before="0" w:beforeAutospacing="off" w:after="0" w:afterAutospacing="off"/>
-              <w:jc w:val="center"/>
-            </w:pPr>
-            <w:r>
-              <w:rPr>
-                <w:rFonts w:ascii="Calibri" w:hAnsi="Calibri" w:eastAsia="Calibri" w:cs="Calibri"/>
-                <w:b w:val="0"/>
-                <w:bCs w:val="0"/>
-                <w:i w:val="0"/>
-                <w:iCs w:val="0"/>
-                <w:strike w:val="0"/>
-                <w:dstrike w:val="0"/>
-                <w:color w:val="000000" w:themeColor="text1" w:themeTint="FF" w:themeShade="FF"/>
-                <w:sz w:val="22"/>
-                <w:szCs w:val="22"/>
-                <w:u w:val="none"/>
+              <w:spacing w:after="0"/>
+              <w:jc w:val="center"/>
+            </w:pPr>
+            <w:r>
+              <w:rPr>
+                <w:rFonts w:ascii="Calibri" w:eastAsia="Calibri" w:hAnsi="Calibri" w:cs="Calibri"/>
+                <w:color w:val="000000" w:themeColor="text1"/>
+                <w:sz w:val="22"/>
+                <w:szCs w:val="22"/>
               </w:rPr>
               <w:t>t rapido</w:t>
             </w:r>
@@ -5039,22 +4800,15 @@
           </w:tcPr>
           <w:p>
             <w:pPr>
-              <w:spacing w:before="0" w:beforeAutospacing="off" w:after="0" w:afterAutospacing="off"/>
-              <w:jc w:val="center"/>
-            </w:pPr>
-            <w:r>
-              <w:rPr>
-                <w:rFonts w:ascii="Calibri" w:hAnsi="Calibri" w:eastAsia="Calibri" w:cs="Calibri"/>
-                <w:b w:val="0"/>
-                <w:bCs w:val="0"/>
-                <w:i w:val="0"/>
-                <w:iCs w:val="0"/>
-                <w:strike w:val="0"/>
-                <w:dstrike w:val="0"/>
-                <w:color w:val="000000" w:themeColor="text1" w:themeTint="FF" w:themeShade="FF"/>
-                <w:sz w:val="22"/>
-                <w:szCs w:val="22"/>
-                <w:u w:val="none"/>
+              <w:spacing w:after="0"/>
+              <w:jc w:val="center"/>
+            </w:pPr>
+            <w:r>
+              <w:rPr>
+                <w:rFonts w:ascii="Calibri" w:eastAsia="Calibri" w:hAnsi="Calibri" w:cs="Calibri"/>
+                <w:color w:val="000000" w:themeColor="text1"/>
+                <w:sz w:val="22"/>
+                <w:szCs w:val="22"/>
               </w:rPr>
               <w:t>t insercion</w:t>
             </w:r>
@@ -5078,133 +4832,59 @@
           </w:tcPr>
           <w:p>
             <w:pPr>
-              <w:spacing w:before="0" w:beforeAutospacing="off" w:after="0" w:afterAutospacing="off"/>
-              <w:jc w:val="center"/>
-              <w:rPr>
-                <w:rFonts w:ascii="Calibri" w:hAnsi="Calibri" w:eastAsia="Calibri" w:cs="Calibri"/>
-                <w:b w:val="0"/>
-                <w:bCs w:val="0"/>
-                <w:i w:val="0"/>
-                <w:iCs w:val="0"/>
-                <w:strike w:val="0"/>
-                <w:dstrike w:val="0"/>
-                <w:color w:val="000000" w:themeColor="text1" w:themeTint="FF" w:themeShade="FF"/>
-                <w:sz w:val="22"/>
-                <w:szCs w:val="22"/>
-                <w:u w:val="none"/>
-              </w:rPr>
-            </w:pPr>
-            <w:r>
-              <w:rPr>
-                <w:rFonts w:ascii="Calibri" w:hAnsi="Calibri" w:eastAsia="Calibri" w:cs="Calibri"/>
-                <w:b w:val="0"/>
-                <w:bCs w:val="0"/>
-                <w:i w:val="0"/>
-                <w:iCs w:val="0"/>
-                <w:strike w:val="0"/>
-                <w:dstrike w:val="0"/>
-                <w:color w:val="000000" w:themeColor="text1" w:themeTint="FF" w:themeShade="FF"/>
-                <w:sz w:val="22"/>
-                <w:szCs w:val="22"/>
-                <w:u w:val="none"/>
-              </w:rPr>
-              <w:t xml:space="preserve">t </w:t>
-            </w:r>
-            <w:r>
-              <w:rPr>
-                <w:rFonts w:ascii="Calibri" w:hAnsi="Calibri" w:eastAsia="Calibri" w:cs="Calibri"/>
-                <w:b w:val="0"/>
-                <w:bCs w:val="0"/>
-                <w:i w:val="0"/>
-                <w:iCs w:val="0"/>
-                <w:strike w:val="0"/>
-                <w:dstrike w:val="0"/>
-                <w:color w:val="000000" w:themeColor="text1" w:themeTint="FF" w:themeShade="FF"/>
-                <w:sz w:val="22"/>
-                <w:szCs w:val="22"/>
-                <w:u w:val="none"/>
-              </w:rPr>
-              <w:t>rapido</w:t>
-            </w:r>
-            <w:r>
-              <w:rPr>
-                <w:rFonts w:ascii="Calibri" w:hAnsi="Calibri" w:eastAsia="Calibri" w:cs="Calibri"/>
-                <w:b w:val="0"/>
-                <w:bCs w:val="0"/>
-                <w:i w:val="0"/>
-                <w:iCs w:val="0"/>
-                <w:strike w:val="0"/>
-                <w:dstrike w:val="0"/>
-                <w:color w:val="000000" w:themeColor="text1" w:themeTint="FF" w:themeShade="FF"/>
-                <w:sz w:val="22"/>
-                <w:szCs w:val="22"/>
-                <w:u w:val="none"/>
+              <w:spacing w:after="0"/>
+              <w:jc w:val="center"/>
+              <w:rPr>
+                <w:rFonts w:ascii="Calibri" w:eastAsia="Calibri" w:hAnsi="Calibri" w:cs="Calibri"/>
+                <w:color w:val="000000" w:themeColor="text1"/>
+                <w:sz w:val="22"/>
+                <w:szCs w:val="22"/>
+              </w:rPr>
+            </w:pPr>
+            <w:r>
+              <w:rPr>
+                <w:rFonts w:ascii="Calibri" w:eastAsia="Calibri" w:hAnsi="Calibri" w:cs="Calibri"/>
+                <w:color w:val="000000" w:themeColor="text1"/>
+                <w:sz w:val="22"/>
+                <w:szCs w:val="22"/>
+              </w:rPr>
+              <w:t>t rapido</w:t>
+            </w:r>
+            <w:r>
+              <w:rPr>
+                <w:rFonts w:ascii="Calibri" w:eastAsia="Calibri" w:hAnsi="Calibri" w:cs="Calibri"/>
+                <w:color w:val="000000" w:themeColor="text1"/>
+                <w:sz w:val="22"/>
+                <w:szCs w:val="22"/>
               </w:rPr>
               <w:t xml:space="preserve"> </w:t>
             </w:r>
             <w:r>
               <w:rPr>
-                <w:rFonts w:ascii="Calibri" w:hAnsi="Calibri" w:eastAsia="Calibri" w:cs="Calibri"/>
-                <w:b w:val="0"/>
-                <w:bCs w:val="0"/>
-                <w:i w:val="0"/>
-                <w:iCs w:val="0"/>
-                <w:strike w:val="0"/>
-                <w:dstrike w:val="0"/>
-                <w:color w:val="000000" w:themeColor="text1" w:themeTint="FF" w:themeShade="FF"/>
-                <w:sz w:val="22"/>
-                <w:szCs w:val="22"/>
-                <w:u w:val="none"/>
+                <w:rFonts w:ascii="Calibri" w:eastAsia="Calibri" w:hAnsi="Calibri" w:cs="Calibri"/>
+                <w:color w:val="000000" w:themeColor="text1"/>
+                <w:sz w:val="22"/>
+                <w:szCs w:val="22"/>
               </w:rPr>
               <w:t>/</w:t>
             </w:r>
             <w:r>
               <w:rPr>
-                <w:rFonts w:ascii="Calibri" w:hAnsi="Calibri" w:eastAsia="Calibri" w:cs="Calibri"/>
-                <w:b w:val="0"/>
-                <w:bCs w:val="0"/>
-                <w:i w:val="0"/>
-                <w:iCs w:val="0"/>
-                <w:strike w:val="0"/>
-                <w:dstrike w:val="0"/>
-                <w:color w:val="000000" w:themeColor="text1" w:themeTint="FF" w:themeShade="FF"/>
-                <w:sz w:val="22"/>
-                <w:szCs w:val="22"/>
-                <w:u w:val="none"/>
+                <w:rFonts w:ascii="Calibri" w:eastAsia="Calibri" w:hAnsi="Calibri" w:cs="Calibri"/>
+                <w:color w:val="000000" w:themeColor="text1"/>
+                <w:sz w:val="22"/>
+                <w:szCs w:val="22"/>
               </w:rPr>
               <w:t xml:space="preserve"> </w:t>
             </w:r>
             <w:r>
               <w:rPr>
-                <w:rFonts w:ascii="Calibri" w:hAnsi="Calibri" w:eastAsia="Calibri" w:cs="Calibri"/>
-                <w:b w:val="0"/>
-                <w:bCs w:val="0"/>
-                <w:i w:val="0"/>
-                <w:iCs w:val="0"/>
-                <w:strike w:val="0"/>
-                <w:dstrike w:val="0"/>
-                <w:color w:val="000000" w:themeColor="text1" w:themeTint="FF" w:themeShade="FF"/>
-                <w:sz w:val="22"/>
-                <w:szCs w:val="22"/>
-                <w:u w:val="none"/>
-              </w:rPr>
-              <w:t xml:space="preserve">t </w:t>
-            </w:r>
-            <w:r>
-              <w:rPr>
-                <w:rFonts w:ascii="Calibri" w:hAnsi="Calibri" w:eastAsia="Calibri" w:cs="Calibri"/>
-                <w:b w:val="0"/>
-                <w:bCs w:val="0"/>
-                <w:i w:val="0"/>
-                <w:iCs w:val="0"/>
-                <w:strike w:val="0"/>
-                <w:dstrike w:val="0"/>
-                <w:color w:val="000000" w:themeColor="text1" w:themeTint="FF" w:themeShade="FF"/>
-                <w:sz w:val="22"/>
-                <w:szCs w:val="22"/>
-                <w:u w:val="none"/>
-              </w:rPr>
-              <w:t>insercion</w:t>
+                <w:rFonts w:ascii="Calibri" w:eastAsia="Calibri" w:hAnsi="Calibri" w:cs="Calibri"/>
+                <w:color w:val="000000" w:themeColor="text1"/>
+                <w:sz w:val="22"/>
+                <w:szCs w:val="22"/>
+              </w:rPr>
+              <w:t>t insercion</w:t>
             </w:r>
           </w:p>
         </w:tc>
@@ -5212,6 +4892,7 @@
       <w:tr>
         <w:trPr>
           <w:trHeight w:val="300"/>
+          <w:jc w:val="center"/>
         </w:trPr>
         <w:tc>
           <w:tcPr>
@@ -5231,22 +4912,15 @@
           </w:tcPr>
           <w:p>
             <w:pPr>
-              <w:spacing w:before="0" w:beforeAutospacing="off" w:after="0" w:afterAutospacing="off"/>
-              <w:jc w:val="center"/>
-            </w:pPr>
-            <w:r>
-              <w:rPr>
-                <w:rFonts w:ascii="Calibri" w:hAnsi="Calibri" w:eastAsia="Calibri" w:cs="Calibri"/>
-                <w:b w:val="0"/>
-                <w:bCs w:val="0"/>
-                <w:i w:val="0"/>
-                <w:iCs w:val="0"/>
-                <w:strike w:val="0"/>
-                <w:dstrike w:val="0"/>
-                <w:color w:val="000000" w:themeColor="text1" w:themeTint="FF" w:themeShade="FF"/>
-                <w:sz w:val="22"/>
-                <w:szCs w:val="22"/>
-                <w:u w:val="none"/>
+              <w:spacing w:after="0"/>
+              <w:jc w:val="center"/>
+            </w:pPr>
+            <w:r>
+              <w:rPr>
+                <w:rFonts w:ascii="Calibri" w:eastAsia="Calibri" w:hAnsi="Calibri" w:cs="Calibri"/>
+                <w:color w:val="000000" w:themeColor="text1"/>
+                <w:sz w:val="22"/>
+                <w:szCs w:val="22"/>
               </w:rPr>
               <w:t>10</w:t>
             </w:r>
@@ -5270,22 +4944,15 @@
           </w:tcPr>
           <w:p>
             <w:pPr>
-              <w:spacing w:before="0" w:beforeAutospacing="off" w:after="0" w:afterAutospacing="off"/>
-              <w:jc w:val="center"/>
-            </w:pPr>
-            <w:r>
-              <w:rPr>
-                <w:rFonts w:ascii="Calibri" w:hAnsi="Calibri" w:eastAsia="Calibri" w:cs="Calibri"/>
-                <w:b w:val="0"/>
-                <w:bCs w:val="0"/>
-                <w:i w:val="0"/>
-                <w:iCs w:val="0"/>
-                <w:strike w:val="0"/>
-                <w:dstrike w:val="0"/>
-                <w:color w:val="000000" w:themeColor="text1" w:themeTint="FF" w:themeShade="FF"/>
-                <w:sz w:val="22"/>
-                <w:szCs w:val="22"/>
-                <w:u w:val="none"/>
+              <w:spacing w:after="0"/>
+              <w:jc w:val="center"/>
+            </w:pPr>
+            <w:r>
+              <w:rPr>
+                <w:rFonts w:ascii="Calibri" w:eastAsia="Calibri" w:hAnsi="Calibri" w:cs="Calibri"/>
+                <w:color w:val="000000" w:themeColor="text1"/>
+                <w:sz w:val="22"/>
+                <w:szCs w:val="22"/>
               </w:rPr>
               <w:t>0,0014</w:t>
             </w:r>
@@ -5309,22 +4976,15 @@
           </w:tcPr>
           <w:p>
             <w:pPr>
-              <w:spacing w:before="0" w:beforeAutospacing="off" w:after="0" w:afterAutospacing="off"/>
-              <w:jc w:val="center"/>
-            </w:pPr>
-            <w:r>
-              <w:rPr>
-                <w:rFonts w:ascii="Calibri" w:hAnsi="Calibri" w:eastAsia="Calibri" w:cs="Calibri"/>
-                <w:b w:val="0"/>
-                <w:bCs w:val="0"/>
-                <w:i w:val="0"/>
-                <w:iCs w:val="0"/>
-                <w:strike w:val="0"/>
-                <w:dstrike w:val="0"/>
-                <w:color w:val="000000" w:themeColor="text1" w:themeTint="FF" w:themeShade="FF"/>
-                <w:sz w:val="22"/>
-                <w:szCs w:val="22"/>
-                <w:u w:val="none"/>
+              <w:spacing w:after="0"/>
+              <w:jc w:val="center"/>
+            </w:pPr>
+            <w:r>
+              <w:rPr>
+                <w:rFonts w:ascii="Calibri" w:eastAsia="Calibri" w:hAnsi="Calibri" w:cs="Calibri"/>
+                <w:color w:val="000000" w:themeColor="text1"/>
+                <w:sz w:val="22"/>
+                <w:szCs w:val="22"/>
               </w:rPr>
               <w:t>0,0006</w:t>
             </w:r>
@@ -5348,22 +5008,15 @@
           </w:tcPr>
           <w:p>
             <w:pPr>
-              <w:spacing w:before="0" w:beforeAutospacing="off" w:after="0" w:afterAutospacing="off"/>
-              <w:jc w:val="center"/>
-            </w:pPr>
-            <w:r>
-              <w:rPr>
-                <w:rFonts w:ascii="Calibri" w:hAnsi="Calibri" w:eastAsia="Calibri" w:cs="Calibri"/>
-                <w:b w:val="0"/>
-                <w:bCs w:val="0"/>
-                <w:i w:val="0"/>
-                <w:iCs w:val="0"/>
-                <w:strike w:val="0"/>
-                <w:dstrike w:val="0"/>
-                <w:color w:val="000000" w:themeColor="text1" w:themeTint="FF" w:themeShade="FF"/>
-                <w:sz w:val="22"/>
-                <w:szCs w:val="22"/>
-                <w:u w:val="none"/>
+              <w:spacing w:after="0"/>
+              <w:jc w:val="center"/>
+            </w:pPr>
+            <w:r>
+              <w:rPr>
+                <w:rFonts w:ascii="Calibri" w:eastAsia="Calibri" w:hAnsi="Calibri" w:cs="Calibri"/>
+                <w:color w:val="000000" w:themeColor="text1"/>
+                <w:sz w:val="22"/>
+                <w:szCs w:val="22"/>
               </w:rPr>
               <w:t>2,3220</w:t>
             </w:r>
@@ -5373,6 +5026,7 @@
       <w:tr>
         <w:trPr>
           <w:trHeight w:val="300"/>
+          <w:jc w:val="center"/>
         </w:trPr>
         <w:tc>
           <w:tcPr>
@@ -5392,22 +5046,15 @@
           </w:tcPr>
           <w:p>
             <w:pPr>
-              <w:spacing w:before="0" w:beforeAutospacing="off" w:after="0" w:afterAutospacing="off"/>
-              <w:jc w:val="center"/>
-            </w:pPr>
-            <w:r>
-              <w:rPr>
-                <w:rFonts w:ascii="Calibri" w:hAnsi="Calibri" w:eastAsia="Calibri" w:cs="Calibri"/>
-                <w:b w:val="0"/>
-                <w:bCs w:val="0"/>
-                <w:i w:val="0"/>
-                <w:iCs w:val="0"/>
-                <w:strike w:val="0"/>
-                <w:dstrike w:val="0"/>
-                <w:color w:val="000000" w:themeColor="text1" w:themeTint="FF" w:themeShade="FF"/>
-                <w:sz w:val="22"/>
-                <w:szCs w:val="22"/>
-                <w:u w:val="none"/>
+              <w:spacing w:after="0"/>
+              <w:jc w:val="center"/>
+            </w:pPr>
+            <w:r>
+              <w:rPr>
+                <w:rFonts w:ascii="Calibri" w:eastAsia="Calibri" w:hAnsi="Calibri" w:cs="Calibri"/>
+                <w:color w:val="000000" w:themeColor="text1"/>
+                <w:sz w:val="22"/>
+                <w:szCs w:val="22"/>
               </w:rPr>
               <w:t>15</w:t>
             </w:r>
@@ -5431,22 +5078,15 @@
           </w:tcPr>
           <w:p>
             <w:pPr>
-              <w:spacing w:before="0" w:beforeAutospacing="off" w:after="0" w:afterAutospacing="off"/>
-              <w:jc w:val="center"/>
-            </w:pPr>
-            <w:r>
-              <w:rPr>
-                <w:rFonts w:ascii="Calibri" w:hAnsi="Calibri" w:eastAsia="Calibri" w:cs="Calibri"/>
-                <w:b w:val="0"/>
-                <w:bCs w:val="0"/>
-                <w:i w:val="0"/>
-                <w:iCs w:val="0"/>
-                <w:strike w:val="0"/>
-                <w:dstrike w:val="0"/>
-                <w:color w:val="000000" w:themeColor="text1" w:themeTint="FF" w:themeShade="FF"/>
-                <w:sz w:val="22"/>
-                <w:szCs w:val="22"/>
-                <w:u w:val="none"/>
+              <w:spacing w:after="0"/>
+              <w:jc w:val="center"/>
+            </w:pPr>
+            <w:r>
+              <w:rPr>
+                <w:rFonts w:ascii="Calibri" w:eastAsia="Calibri" w:hAnsi="Calibri" w:cs="Calibri"/>
+                <w:color w:val="000000" w:themeColor="text1"/>
+                <w:sz w:val="22"/>
+                <w:szCs w:val="22"/>
               </w:rPr>
               <w:t>0,0022</w:t>
             </w:r>
@@ -5470,22 +5110,15 @@
           </w:tcPr>
           <w:p>
             <w:pPr>
-              <w:spacing w:before="0" w:beforeAutospacing="off" w:after="0" w:afterAutospacing="off"/>
-              <w:jc w:val="center"/>
-            </w:pPr>
-            <w:r>
-              <w:rPr>
-                <w:rFonts w:ascii="Calibri" w:hAnsi="Calibri" w:eastAsia="Calibri" w:cs="Calibri"/>
-                <w:b w:val="0"/>
-                <w:bCs w:val="0"/>
-                <w:i w:val="0"/>
-                <w:iCs w:val="0"/>
-                <w:strike w:val="0"/>
-                <w:dstrike w:val="0"/>
-                <w:color w:val="000000" w:themeColor="text1" w:themeTint="FF" w:themeShade="FF"/>
-                <w:sz w:val="22"/>
-                <w:szCs w:val="22"/>
-                <w:u w:val="none"/>
+              <w:spacing w:after="0"/>
+              <w:jc w:val="center"/>
+            </w:pPr>
+            <w:r>
+              <w:rPr>
+                <w:rFonts w:ascii="Calibri" w:eastAsia="Calibri" w:hAnsi="Calibri" w:cs="Calibri"/>
+                <w:color w:val="000000" w:themeColor="text1"/>
+                <w:sz w:val="22"/>
+                <w:szCs w:val="22"/>
               </w:rPr>
               <w:t>0,0012</w:t>
             </w:r>
@@ -5509,22 +5142,15 @@
           </w:tcPr>
           <w:p>
             <w:pPr>
-              <w:spacing w:before="0" w:beforeAutospacing="off" w:after="0" w:afterAutospacing="off"/>
-              <w:jc w:val="center"/>
-            </w:pPr>
-            <w:r>
-              <w:rPr>
-                <w:rFonts w:ascii="Calibri" w:hAnsi="Calibri" w:eastAsia="Calibri" w:cs="Calibri"/>
-                <w:b w:val="0"/>
-                <w:bCs w:val="0"/>
-                <w:i w:val="0"/>
-                <w:iCs w:val="0"/>
-                <w:strike w:val="0"/>
-                <w:dstrike w:val="0"/>
-                <w:color w:val="000000" w:themeColor="text1" w:themeTint="FF" w:themeShade="FF"/>
-                <w:sz w:val="22"/>
-                <w:szCs w:val="22"/>
-                <w:u w:val="none"/>
+              <w:spacing w:after="0"/>
+              <w:jc w:val="center"/>
+            </w:pPr>
+            <w:r>
+              <w:rPr>
+                <w:rFonts w:ascii="Calibri" w:eastAsia="Calibri" w:hAnsi="Calibri" w:cs="Calibri"/>
+                <w:color w:val="000000" w:themeColor="text1"/>
+                <w:sz w:val="22"/>
+                <w:szCs w:val="22"/>
               </w:rPr>
               <w:t>1,7661</w:t>
             </w:r>
@@ -5534,6 +5160,7 @@
       <w:tr>
         <w:trPr>
           <w:trHeight w:val="300"/>
+          <w:jc w:val="center"/>
         </w:trPr>
         <w:tc>
           <w:tcPr>
@@ -5553,22 +5180,15 @@
           </w:tcPr>
           <w:p>
             <w:pPr>
-              <w:spacing w:before="0" w:beforeAutospacing="off" w:after="0" w:afterAutospacing="off"/>
-              <w:jc w:val="center"/>
-            </w:pPr>
-            <w:r>
-              <w:rPr>
-                <w:rFonts w:ascii="Calibri" w:hAnsi="Calibri" w:eastAsia="Calibri" w:cs="Calibri"/>
-                <w:b w:val="0"/>
-                <w:bCs w:val="0"/>
-                <w:i w:val="0"/>
-                <w:iCs w:val="0"/>
-                <w:strike w:val="0"/>
-                <w:dstrike w:val="0"/>
-                <w:color w:val="000000" w:themeColor="text1" w:themeTint="FF" w:themeShade="FF"/>
-                <w:sz w:val="22"/>
-                <w:szCs w:val="22"/>
-                <w:u w:val="none"/>
+              <w:spacing w:after="0"/>
+              <w:jc w:val="center"/>
+            </w:pPr>
+            <w:r>
+              <w:rPr>
+                <w:rFonts w:ascii="Calibri" w:eastAsia="Calibri" w:hAnsi="Calibri" w:cs="Calibri"/>
+                <w:color w:val="000000" w:themeColor="text1"/>
+                <w:sz w:val="22"/>
+                <w:szCs w:val="22"/>
               </w:rPr>
               <w:t>20</w:t>
             </w:r>
@@ -5592,22 +5212,15 @@
           </w:tcPr>
           <w:p>
             <w:pPr>
-              <w:spacing w:before="0" w:beforeAutospacing="off" w:after="0" w:afterAutospacing="off"/>
-              <w:jc w:val="center"/>
-            </w:pPr>
-            <w:r>
-              <w:rPr>
-                <w:rFonts w:ascii="Calibri" w:hAnsi="Calibri" w:eastAsia="Calibri" w:cs="Calibri"/>
-                <w:b w:val="0"/>
-                <w:bCs w:val="0"/>
-                <w:i w:val="0"/>
-                <w:iCs w:val="0"/>
-                <w:strike w:val="0"/>
-                <w:dstrike w:val="0"/>
-                <w:color w:val="000000" w:themeColor="text1" w:themeTint="FF" w:themeShade="FF"/>
-                <w:sz w:val="22"/>
-                <w:szCs w:val="22"/>
-                <w:u w:val="none"/>
+              <w:spacing w:after="0"/>
+              <w:jc w:val="center"/>
+            </w:pPr>
+            <w:r>
+              <w:rPr>
+                <w:rFonts w:ascii="Calibri" w:eastAsia="Calibri" w:hAnsi="Calibri" w:cs="Calibri"/>
+                <w:color w:val="000000" w:themeColor="text1"/>
+                <w:sz w:val="22"/>
+                <w:szCs w:val="22"/>
               </w:rPr>
               <w:t>0,0029</w:t>
             </w:r>
@@ -5631,22 +5244,15 @@
           </w:tcPr>
           <w:p>
             <w:pPr>
-              <w:spacing w:before="0" w:beforeAutospacing="off" w:after="0" w:afterAutospacing="off"/>
-              <w:jc w:val="center"/>
-            </w:pPr>
-            <w:r>
-              <w:rPr>
-                <w:rFonts w:ascii="Calibri" w:hAnsi="Calibri" w:eastAsia="Calibri" w:cs="Calibri"/>
-                <w:b w:val="0"/>
-                <w:bCs w:val="0"/>
-                <w:i w:val="0"/>
-                <w:iCs w:val="0"/>
-                <w:strike w:val="0"/>
-                <w:dstrike w:val="0"/>
-                <w:color w:val="000000" w:themeColor="text1" w:themeTint="FF" w:themeShade="FF"/>
-                <w:sz w:val="22"/>
-                <w:szCs w:val="22"/>
-                <w:u w:val="none"/>
+              <w:spacing w:after="0"/>
+              <w:jc w:val="center"/>
+            </w:pPr>
+            <w:r>
+              <w:rPr>
+                <w:rFonts w:ascii="Calibri" w:eastAsia="Calibri" w:hAnsi="Calibri" w:cs="Calibri"/>
+                <w:color w:val="000000" w:themeColor="text1"/>
+                <w:sz w:val="22"/>
+                <w:szCs w:val="22"/>
               </w:rPr>
               <w:t>0,0020</w:t>
             </w:r>
@@ -5670,22 +5276,15 @@
           </w:tcPr>
           <w:p>
             <w:pPr>
-              <w:spacing w:before="0" w:beforeAutospacing="off" w:after="0" w:afterAutospacing="off"/>
-              <w:jc w:val="center"/>
-            </w:pPr>
-            <w:r>
-              <w:rPr>
-                <w:rFonts w:ascii="Calibri" w:hAnsi="Calibri" w:eastAsia="Calibri" w:cs="Calibri"/>
-                <w:b w:val="0"/>
-                <w:bCs w:val="0"/>
-                <w:i w:val="0"/>
-                <w:iCs w:val="0"/>
-                <w:strike w:val="0"/>
-                <w:dstrike w:val="0"/>
-                <w:color w:val="000000" w:themeColor="text1" w:themeTint="FF" w:themeShade="FF"/>
-                <w:sz w:val="22"/>
-                <w:szCs w:val="22"/>
-                <w:u w:val="none"/>
+              <w:spacing w:after="0"/>
+              <w:jc w:val="center"/>
+            </w:pPr>
+            <w:r>
+              <w:rPr>
+                <w:rFonts w:ascii="Calibri" w:eastAsia="Calibri" w:hAnsi="Calibri" w:cs="Calibri"/>
+                <w:color w:val="000000" w:themeColor="text1"/>
+                <w:sz w:val="22"/>
+                <w:szCs w:val="22"/>
               </w:rPr>
               <w:t>1,4627</w:t>
             </w:r>
@@ -5695,6 +5294,7 @@
       <w:tr>
         <w:trPr>
           <w:trHeight w:val="300"/>
+          <w:jc w:val="center"/>
         </w:trPr>
         <w:tc>
           <w:tcPr>
@@ -5714,22 +5314,15 @@
           </w:tcPr>
           <w:p>
             <w:pPr>
-              <w:spacing w:before="0" w:beforeAutospacing="off" w:after="0" w:afterAutospacing="off"/>
-              <w:jc w:val="center"/>
-            </w:pPr>
-            <w:r>
-              <w:rPr>
-                <w:rFonts w:ascii="Calibri" w:hAnsi="Calibri" w:eastAsia="Calibri" w:cs="Calibri"/>
-                <w:b w:val="0"/>
-                <w:bCs w:val="0"/>
-                <w:i w:val="0"/>
-                <w:iCs w:val="0"/>
-                <w:strike w:val="0"/>
-                <w:dstrike w:val="0"/>
-                <w:color w:val="000000" w:themeColor="text1" w:themeTint="FF" w:themeShade="FF"/>
-                <w:sz w:val="22"/>
-                <w:szCs w:val="22"/>
-                <w:u w:val="none"/>
+              <w:spacing w:after="0"/>
+              <w:jc w:val="center"/>
+            </w:pPr>
+            <w:r>
+              <w:rPr>
+                <w:rFonts w:ascii="Calibri" w:eastAsia="Calibri" w:hAnsi="Calibri" w:cs="Calibri"/>
+                <w:color w:val="000000" w:themeColor="text1"/>
+                <w:sz w:val="22"/>
+                <w:szCs w:val="22"/>
               </w:rPr>
               <w:t>25</w:t>
             </w:r>
@@ -5753,22 +5346,15 @@
           </w:tcPr>
           <w:p>
             <w:pPr>
-              <w:spacing w:before="0" w:beforeAutospacing="off" w:after="0" w:afterAutospacing="off"/>
-              <w:jc w:val="center"/>
-            </w:pPr>
-            <w:r>
-              <w:rPr>
-                <w:rFonts w:ascii="Calibri" w:hAnsi="Calibri" w:eastAsia="Calibri" w:cs="Calibri"/>
-                <w:b w:val="0"/>
-                <w:bCs w:val="0"/>
-                <w:i w:val="0"/>
-                <w:iCs w:val="0"/>
-                <w:strike w:val="0"/>
-                <w:dstrike w:val="0"/>
-                <w:color w:val="000000" w:themeColor="text1" w:themeTint="FF" w:themeShade="FF"/>
-                <w:sz w:val="22"/>
-                <w:szCs w:val="22"/>
-                <w:u w:val="none"/>
+              <w:spacing w:after="0"/>
+              <w:jc w:val="center"/>
+            </w:pPr>
+            <w:r>
+              <w:rPr>
+                <w:rFonts w:ascii="Calibri" w:eastAsia="Calibri" w:hAnsi="Calibri" w:cs="Calibri"/>
+                <w:color w:val="000000" w:themeColor="text1"/>
+                <w:sz w:val="22"/>
+                <w:szCs w:val="22"/>
               </w:rPr>
               <w:t>0,0041</w:t>
             </w:r>
@@ -5792,22 +5378,15 @@
           </w:tcPr>
           <w:p>
             <w:pPr>
-              <w:spacing w:before="0" w:beforeAutospacing="off" w:after="0" w:afterAutospacing="off"/>
-              <w:jc w:val="center"/>
-            </w:pPr>
-            <w:r>
-              <w:rPr>
-                <w:rFonts w:ascii="Calibri" w:hAnsi="Calibri" w:eastAsia="Calibri" w:cs="Calibri"/>
-                <w:b w:val="0"/>
-                <w:bCs w:val="0"/>
-                <w:i w:val="0"/>
-                <w:iCs w:val="0"/>
-                <w:strike w:val="0"/>
-                <w:dstrike w:val="0"/>
-                <w:color w:val="000000" w:themeColor="text1" w:themeTint="FF" w:themeShade="FF"/>
-                <w:sz w:val="22"/>
-                <w:szCs w:val="22"/>
-                <w:u w:val="none"/>
+              <w:spacing w:after="0"/>
+              <w:jc w:val="center"/>
+            </w:pPr>
+            <w:r>
+              <w:rPr>
+                <w:rFonts w:ascii="Calibri" w:eastAsia="Calibri" w:hAnsi="Calibri" w:cs="Calibri"/>
+                <w:color w:val="000000" w:themeColor="text1"/>
+                <w:sz w:val="22"/>
+                <w:szCs w:val="22"/>
               </w:rPr>
               <w:t>0,0031</w:t>
             </w:r>
@@ -5831,22 +5410,15 @@
           </w:tcPr>
           <w:p>
             <w:pPr>
-              <w:spacing w:before="0" w:beforeAutospacing="off" w:after="0" w:afterAutospacing="off"/>
-              <w:jc w:val="center"/>
-            </w:pPr>
-            <w:r>
-              <w:rPr>
-                <w:rFonts w:ascii="Calibri" w:hAnsi="Calibri" w:eastAsia="Calibri" w:cs="Calibri"/>
-                <w:b w:val="0"/>
-                <w:bCs w:val="0"/>
-                <w:i w:val="0"/>
-                <w:iCs w:val="0"/>
-                <w:strike w:val="0"/>
-                <w:dstrike w:val="0"/>
-                <w:color w:val="000000" w:themeColor="text1" w:themeTint="FF" w:themeShade="FF"/>
-                <w:sz w:val="22"/>
-                <w:szCs w:val="22"/>
-                <w:u w:val="none"/>
+              <w:spacing w:after="0"/>
+              <w:jc w:val="center"/>
+            </w:pPr>
+            <w:r>
+              <w:rPr>
+                <w:rFonts w:ascii="Calibri" w:eastAsia="Calibri" w:hAnsi="Calibri" w:cs="Calibri"/>
+                <w:color w:val="000000" w:themeColor="text1"/>
+                <w:sz w:val="22"/>
+                <w:szCs w:val="22"/>
               </w:rPr>
               <w:t>1,3183</w:t>
             </w:r>
@@ -5856,6 +5428,7 @@
       <w:tr>
         <w:trPr>
           <w:trHeight w:val="300"/>
+          <w:jc w:val="center"/>
         </w:trPr>
         <w:tc>
           <w:tcPr>
@@ -5875,22 +5448,15 @@
           </w:tcPr>
           <w:p>
             <w:pPr>
-              <w:spacing w:before="0" w:beforeAutospacing="off" w:after="0" w:afterAutospacing="off"/>
-              <w:jc w:val="center"/>
-            </w:pPr>
-            <w:r>
-              <w:rPr>
-                <w:rFonts w:ascii="Calibri" w:hAnsi="Calibri" w:eastAsia="Calibri" w:cs="Calibri"/>
-                <w:b w:val="0"/>
-                <w:bCs w:val="0"/>
-                <w:i w:val="0"/>
-                <w:iCs w:val="0"/>
-                <w:strike w:val="0"/>
-                <w:dstrike w:val="0"/>
-                <w:color w:val="000000" w:themeColor="text1" w:themeTint="FF" w:themeShade="FF"/>
-                <w:sz w:val="22"/>
-                <w:szCs w:val="22"/>
-                <w:u w:val="none"/>
+              <w:spacing w:after="0"/>
+              <w:jc w:val="center"/>
+            </w:pPr>
+            <w:r>
+              <w:rPr>
+                <w:rFonts w:ascii="Calibri" w:eastAsia="Calibri" w:hAnsi="Calibri" w:cs="Calibri"/>
+                <w:color w:val="000000" w:themeColor="text1"/>
+                <w:sz w:val="22"/>
+                <w:szCs w:val="22"/>
               </w:rPr>
               <w:t>30</w:t>
             </w:r>
@@ -5914,22 +5480,15 @@
           </w:tcPr>
           <w:p>
             <w:pPr>
-              <w:spacing w:before="0" w:beforeAutospacing="off" w:after="0" w:afterAutospacing="off"/>
-              <w:jc w:val="center"/>
-            </w:pPr>
-            <w:r>
-              <w:rPr>
-                <w:rFonts w:ascii="Calibri" w:hAnsi="Calibri" w:eastAsia="Calibri" w:cs="Calibri"/>
-                <w:b w:val="0"/>
-                <w:bCs w:val="0"/>
-                <w:i w:val="0"/>
-                <w:iCs w:val="0"/>
-                <w:strike w:val="0"/>
-                <w:dstrike w:val="0"/>
-                <w:color w:val="000000" w:themeColor="text1" w:themeTint="FF" w:themeShade="FF"/>
-                <w:sz w:val="22"/>
-                <w:szCs w:val="22"/>
-                <w:u w:val="none"/>
+              <w:spacing w:after="0"/>
+              <w:jc w:val="center"/>
+            </w:pPr>
+            <w:r>
+              <w:rPr>
+                <w:rFonts w:ascii="Calibri" w:eastAsia="Calibri" w:hAnsi="Calibri" w:cs="Calibri"/>
+                <w:color w:val="000000" w:themeColor="text1"/>
+                <w:sz w:val="22"/>
+                <w:szCs w:val="22"/>
               </w:rPr>
               <w:t>0,0048</w:t>
             </w:r>
@@ -5953,22 +5512,15 @@
           </w:tcPr>
           <w:p>
             <w:pPr>
-              <w:spacing w:before="0" w:beforeAutospacing="off" w:after="0" w:afterAutospacing="off"/>
-              <w:jc w:val="center"/>
-            </w:pPr>
-            <w:r>
-              <w:rPr>
-                <w:rFonts w:ascii="Calibri" w:hAnsi="Calibri" w:eastAsia="Calibri" w:cs="Calibri"/>
-                <w:b w:val="0"/>
-                <w:bCs w:val="0"/>
-                <w:i w:val="0"/>
-                <w:iCs w:val="0"/>
-                <w:strike w:val="0"/>
-                <w:dstrike w:val="0"/>
-                <w:color w:val="000000" w:themeColor="text1" w:themeTint="FF" w:themeShade="FF"/>
-                <w:sz w:val="22"/>
-                <w:szCs w:val="22"/>
-                <w:u w:val="none"/>
+              <w:spacing w:after="0"/>
+              <w:jc w:val="center"/>
+            </w:pPr>
+            <w:r>
+              <w:rPr>
+                <w:rFonts w:ascii="Calibri" w:eastAsia="Calibri" w:hAnsi="Calibri" w:cs="Calibri"/>
+                <w:color w:val="000000" w:themeColor="text1"/>
+                <w:sz w:val="22"/>
+                <w:szCs w:val="22"/>
               </w:rPr>
               <w:t>0,0040</w:t>
             </w:r>
@@ -5992,22 +5544,15 @@
           </w:tcPr>
           <w:p>
             <w:pPr>
-              <w:spacing w:before="0" w:beforeAutospacing="off" w:after="0" w:afterAutospacing="off"/>
-              <w:jc w:val="center"/>
-            </w:pPr>
-            <w:r>
-              <w:rPr>
-                <w:rFonts w:ascii="Calibri" w:hAnsi="Calibri" w:eastAsia="Calibri" w:cs="Calibri"/>
-                <w:b w:val="0"/>
-                <w:bCs w:val="0"/>
-                <w:i w:val="0"/>
-                <w:iCs w:val="0"/>
-                <w:strike w:val="0"/>
-                <w:dstrike w:val="0"/>
-                <w:color w:val="000000" w:themeColor="text1" w:themeTint="FF" w:themeShade="FF"/>
-                <w:sz w:val="22"/>
-                <w:szCs w:val="22"/>
-                <w:u w:val="none"/>
+              <w:spacing w:after="0"/>
+              <w:jc w:val="center"/>
+            </w:pPr>
+            <w:r>
+              <w:rPr>
+                <w:rFonts w:ascii="Calibri" w:eastAsia="Calibri" w:hAnsi="Calibri" w:cs="Calibri"/>
+                <w:color w:val="000000" w:themeColor="text1"/>
+                <w:sz w:val="22"/>
+                <w:szCs w:val="22"/>
               </w:rPr>
               <w:t>1,1856</w:t>
             </w:r>
@@ -6017,6 +5562,7 @@
       <w:tr>
         <w:trPr>
           <w:trHeight w:val="300"/>
+          <w:jc w:val="center"/>
         </w:trPr>
         <w:tc>
           <w:tcPr>
@@ -6036,22 +5582,15 @@
           </w:tcPr>
           <w:p>
             <w:pPr>
-              <w:spacing w:before="0" w:beforeAutospacing="off" w:after="0" w:afterAutospacing="off"/>
-              <w:jc w:val="center"/>
-            </w:pPr>
-            <w:r>
-              <w:rPr>
-                <w:rFonts w:ascii="Calibri" w:hAnsi="Calibri" w:eastAsia="Calibri" w:cs="Calibri"/>
-                <w:b w:val="0"/>
-                <w:bCs w:val="0"/>
-                <w:i w:val="0"/>
-                <w:iCs w:val="0"/>
-                <w:strike w:val="0"/>
-                <w:dstrike w:val="0"/>
-                <w:color w:val="000000" w:themeColor="text1" w:themeTint="FF" w:themeShade="FF"/>
-                <w:sz w:val="22"/>
-                <w:szCs w:val="22"/>
-                <w:u w:val="none"/>
+              <w:spacing w:after="0"/>
+              <w:jc w:val="center"/>
+            </w:pPr>
+            <w:r>
+              <w:rPr>
+                <w:rFonts w:ascii="Calibri" w:eastAsia="Calibri" w:hAnsi="Calibri" w:cs="Calibri"/>
+                <w:color w:val="000000" w:themeColor="text1"/>
+                <w:sz w:val="22"/>
+                <w:szCs w:val="22"/>
               </w:rPr>
               <w:t>35</w:t>
             </w:r>
@@ -6075,22 +5614,15 @@
           </w:tcPr>
           <w:p>
             <w:pPr>
-              <w:spacing w:before="0" w:beforeAutospacing="off" w:after="0" w:afterAutospacing="off"/>
-              <w:jc w:val="center"/>
-            </w:pPr>
-            <w:r>
-              <w:rPr>
-                <w:rFonts w:ascii="Calibri" w:hAnsi="Calibri" w:eastAsia="Calibri" w:cs="Calibri"/>
-                <w:b w:val="0"/>
-                <w:bCs w:val="0"/>
-                <w:i w:val="0"/>
-                <w:iCs w:val="0"/>
-                <w:strike w:val="0"/>
-                <w:dstrike w:val="0"/>
-                <w:color w:val="000000" w:themeColor="text1" w:themeTint="FF" w:themeShade="FF"/>
-                <w:sz w:val="22"/>
-                <w:szCs w:val="22"/>
-                <w:u w:val="none"/>
+              <w:spacing w:after="0"/>
+              <w:jc w:val="center"/>
+            </w:pPr>
+            <w:r>
+              <w:rPr>
+                <w:rFonts w:ascii="Calibri" w:eastAsia="Calibri" w:hAnsi="Calibri" w:cs="Calibri"/>
+                <w:color w:val="000000" w:themeColor="text1"/>
+                <w:sz w:val="22"/>
+                <w:szCs w:val="22"/>
               </w:rPr>
               <w:t>0,0060</w:t>
             </w:r>
@@ -6114,22 +5646,15 @@
           </w:tcPr>
           <w:p>
             <w:pPr>
-              <w:spacing w:before="0" w:beforeAutospacing="off" w:after="0" w:afterAutospacing="off"/>
-              <w:jc w:val="center"/>
-            </w:pPr>
-            <w:r>
-              <w:rPr>
-                <w:rFonts w:ascii="Calibri" w:hAnsi="Calibri" w:eastAsia="Calibri" w:cs="Calibri"/>
-                <w:b w:val="0"/>
-                <w:bCs w:val="0"/>
-                <w:i w:val="0"/>
-                <w:iCs w:val="0"/>
-                <w:strike w:val="0"/>
-                <w:dstrike w:val="0"/>
-                <w:color w:val="000000" w:themeColor="text1" w:themeTint="FF" w:themeShade="FF"/>
-                <w:sz w:val="22"/>
-                <w:szCs w:val="22"/>
-                <w:u w:val="none"/>
+              <w:spacing w:after="0"/>
+              <w:jc w:val="center"/>
+            </w:pPr>
+            <w:r>
+              <w:rPr>
+                <w:rFonts w:ascii="Calibri" w:eastAsia="Calibri" w:hAnsi="Calibri" w:cs="Calibri"/>
+                <w:color w:val="000000" w:themeColor="text1"/>
+                <w:sz w:val="22"/>
+                <w:szCs w:val="22"/>
               </w:rPr>
               <w:t>0,0051</w:t>
             </w:r>
@@ -6153,22 +5678,15 @@
           </w:tcPr>
           <w:p>
             <w:pPr>
-              <w:spacing w:before="0" w:beforeAutospacing="off" w:after="0" w:afterAutospacing="off"/>
-              <w:jc w:val="center"/>
-            </w:pPr>
-            <w:r>
-              <w:rPr>
-                <w:rFonts w:ascii="Calibri" w:hAnsi="Calibri" w:eastAsia="Calibri" w:cs="Calibri"/>
-                <w:b w:val="0"/>
-                <w:bCs w:val="0"/>
-                <w:i w:val="0"/>
-                <w:iCs w:val="0"/>
-                <w:strike w:val="0"/>
-                <w:dstrike w:val="0"/>
-                <w:color w:val="000000" w:themeColor="text1" w:themeTint="FF" w:themeShade="FF"/>
-                <w:sz w:val="22"/>
-                <w:szCs w:val="22"/>
-                <w:u w:val="none"/>
+              <w:spacing w:after="0"/>
+              <w:jc w:val="center"/>
+            </w:pPr>
+            <w:r>
+              <w:rPr>
+                <w:rFonts w:ascii="Calibri" w:eastAsia="Calibri" w:hAnsi="Calibri" w:cs="Calibri"/>
+                <w:color w:val="000000" w:themeColor="text1"/>
+                <w:sz w:val="22"/>
+                <w:szCs w:val="22"/>
               </w:rPr>
               <w:t>1,1802</w:t>
             </w:r>
@@ -6178,6 +5696,7 @@
       <w:tr>
         <w:trPr>
           <w:trHeight w:val="300"/>
+          <w:jc w:val="center"/>
         </w:trPr>
         <w:tc>
           <w:tcPr>
@@ -6197,22 +5716,15 @@
           </w:tcPr>
           <w:p>
             <w:pPr>
-              <w:spacing w:before="0" w:beforeAutospacing="off" w:after="0" w:afterAutospacing="off"/>
-              <w:jc w:val="center"/>
-            </w:pPr>
-            <w:r>
-              <w:rPr>
-                <w:rFonts w:ascii="Calibri" w:hAnsi="Calibri" w:eastAsia="Calibri" w:cs="Calibri"/>
-                <w:b w:val="0"/>
-                <w:bCs w:val="0"/>
-                <w:i w:val="0"/>
-                <w:iCs w:val="0"/>
-                <w:strike w:val="0"/>
-                <w:dstrike w:val="0"/>
-                <w:color w:val="000000" w:themeColor="text1" w:themeTint="FF" w:themeShade="FF"/>
-                <w:sz w:val="22"/>
-                <w:szCs w:val="22"/>
-                <w:u w:val="none"/>
+              <w:spacing w:after="0"/>
+              <w:jc w:val="center"/>
+            </w:pPr>
+            <w:r>
+              <w:rPr>
+                <w:rFonts w:ascii="Calibri" w:eastAsia="Calibri" w:hAnsi="Calibri" w:cs="Calibri"/>
+                <w:color w:val="000000" w:themeColor="text1"/>
+                <w:sz w:val="22"/>
+                <w:szCs w:val="22"/>
               </w:rPr>
               <w:t>40</w:t>
             </w:r>
@@ -6236,22 +5748,15 @@
           </w:tcPr>
           <w:p>
             <w:pPr>
-              <w:spacing w:before="0" w:beforeAutospacing="off" w:after="0" w:afterAutospacing="off"/>
-              <w:jc w:val="center"/>
-            </w:pPr>
-            <w:r>
-              <w:rPr>
-                <w:rFonts w:ascii="Calibri" w:hAnsi="Calibri" w:eastAsia="Calibri" w:cs="Calibri"/>
-                <w:b w:val="0"/>
-                <w:bCs w:val="0"/>
-                <w:i w:val="0"/>
-                <w:iCs w:val="0"/>
-                <w:strike w:val="0"/>
-                <w:dstrike w:val="0"/>
-                <w:color w:val="000000" w:themeColor="text1" w:themeTint="FF" w:themeShade="FF"/>
-                <w:sz w:val="22"/>
-                <w:szCs w:val="22"/>
-                <w:u w:val="none"/>
+              <w:spacing w:after="0"/>
+              <w:jc w:val="center"/>
+            </w:pPr>
+            <w:r>
+              <w:rPr>
+                <w:rFonts w:ascii="Calibri" w:eastAsia="Calibri" w:hAnsi="Calibri" w:cs="Calibri"/>
+                <w:color w:val="000000" w:themeColor="text1"/>
+                <w:sz w:val="22"/>
+                <w:szCs w:val="22"/>
               </w:rPr>
               <w:t>0,0067</w:t>
             </w:r>
@@ -6275,22 +5780,15 @@
           </w:tcPr>
           <w:p>
             <w:pPr>
-              <w:spacing w:before="0" w:beforeAutospacing="off" w:after="0" w:afterAutospacing="off"/>
-              <w:jc w:val="center"/>
-            </w:pPr>
-            <w:r>
-              <w:rPr>
-                <w:rFonts w:ascii="Calibri" w:hAnsi="Calibri" w:eastAsia="Calibri" w:cs="Calibri"/>
-                <w:b w:val="0"/>
-                <w:bCs w:val="0"/>
-                <w:i w:val="0"/>
-                <w:iCs w:val="0"/>
-                <w:strike w:val="0"/>
-                <w:dstrike w:val="0"/>
-                <w:color w:val="000000" w:themeColor="text1" w:themeTint="FF" w:themeShade="FF"/>
-                <w:sz w:val="22"/>
-                <w:szCs w:val="22"/>
-                <w:u w:val="none"/>
+              <w:spacing w:after="0"/>
+              <w:jc w:val="center"/>
+            </w:pPr>
+            <w:r>
+              <w:rPr>
+                <w:rFonts w:ascii="Calibri" w:eastAsia="Calibri" w:hAnsi="Calibri" w:cs="Calibri"/>
+                <w:color w:val="000000" w:themeColor="text1"/>
+                <w:sz w:val="22"/>
+                <w:szCs w:val="22"/>
               </w:rPr>
               <w:t>0,0068</w:t>
             </w:r>
@@ -6314,22 +5812,15 @@
           </w:tcPr>
           <w:p>
             <w:pPr>
-              <w:spacing w:before="0" w:beforeAutospacing="off" w:after="0" w:afterAutospacing="off"/>
-              <w:jc w:val="center"/>
-            </w:pPr>
-            <w:r>
-              <w:rPr>
-                <w:rFonts w:ascii="Calibri" w:hAnsi="Calibri" w:eastAsia="Calibri" w:cs="Calibri"/>
-                <w:b w:val="0"/>
-                <w:bCs w:val="0"/>
-                <w:i w:val="0"/>
-                <w:iCs w:val="0"/>
-                <w:strike w:val="0"/>
-                <w:dstrike w:val="0"/>
-                <w:color w:val="000000" w:themeColor="text1" w:themeTint="FF" w:themeShade="FF"/>
-                <w:sz w:val="22"/>
-                <w:szCs w:val="22"/>
-                <w:u w:val="none"/>
+              <w:spacing w:after="0"/>
+              <w:jc w:val="center"/>
+            </w:pPr>
+            <w:r>
+              <w:rPr>
+                <w:rFonts w:ascii="Calibri" w:eastAsia="Calibri" w:hAnsi="Calibri" w:cs="Calibri"/>
+                <w:color w:val="000000" w:themeColor="text1"/>
+                <w:sz w:val="22"/>
+                <w:szCs w:val="22"/>
               </w:rPr>
               <w:t>0,9956</w:t>
             </w:r>
@@ -6339,6 +5830,7 @@
       <w:tr>
         <w:trPr>
           <w:trHeight w:val="300"/>
+          <w:jc w:val="center"/>
         </w:trPr>
         <w:tc>
           <w:tcPr>
@@ -6358,22 +5850,15 @@
           </w:tcPr>
           <w:p>
             <w:pPr>
-              <w:spacing w:before="0" w:beforeAutospacing="off" w:after="0" w:afterAutospacing="off"/>
-              <w:jc w:val="center"/>
-            </w:pPr>
-            <w:r>
-              <w:rPr>
-                <w:rFonts w:ascii="Calibri" w:hAnsi="Calibri" w:eastAsia="Calibri" w:cs="Calibri"/>
-                <w:b w:val="0"/>
-                <w:bCs w:val="0"/>
-                <w:i w:val="0"/>
-                <w:iCs w:val="0"/>
-                <w:strike w:val="0"/>
-                <w:dstrike w:val="0"/>
-                <w:color w:val="000000" w:themeColor="text1" w:themeTint="FF" w:themeShade="FF"/>
-                <w:sz w:val="22"/>
-                <w:szCs w:val="22"/>
-                <w:u w:val="none"/>
+              <w:spacing w:after="0"/>
+              <w:jc w:val="center"/>
+            </w:pPr>
+            <w:r>
+              <w:rPr>
+                <w:rFonts w:ascii="Calibri" w:eastAsia="Calibri" w:hAnsi="Calibri" w:cs="Calibri"/>
+                <w:color w:val="000000" w:themeColor="text1"/>
+                <w:sz w:val="22"/>
+                <w:szCs w:val="22"/>
               </w:rPr>
               <w:t>45</w:t>
             </w:r>
@@ -6397,22 +5882,15 @@
           </w:tcPr>
           <w:p>
             <w:pPr>
-              <w:spacing w:before="0" w:beforeAutospacing="off" w:after="0" w:afterAutospacing="off"/>
-              <w:jc w:val="center"/>
-            </w:pPr>
-            <w:r>
-              <w:rPr>
-                <w:rFonts w:ascii="Calibri" w:hAnsi="Calibri" w:eastAsia="Calibri" w:cs="Calibri"/>
-                <w:b w:val="0"/>
-                <w:bCs w:val="0"/>
-                <w:i w:val="0"/>
-                <w:iCs w:val="0"/>
-                <w:strike w:val="0"/>
-                <w:dstrike w:val="0"/>
-                <w:color w:val="000000" w:themeColor="text1" w:themeTint="FF" w:themeShade="FF"/>
-                <w:sz w:val="22"/>
-                <w:szCs w:val="22"/>
-                <w:u w:val="none"/>
+              <w:spacing w:after="0"/>
+              <w:jc w:val="center"/>
+            </w:pPr>
+            <w:r>
+              <w:rPr>
+                <w:rFonts w:ascii="Calibri" w:eastAsia="Calibri" w:hAnsi="Calibri" w:cs="Calibri"/>
+                <w:color w:val="000000" w:themeColor="text1"/>
+                <w:sz w:val="22"/>
+                <w:szCs w:val="22"/>
               </w:rPr>
               <w:t>0,0080</w:t>
             </w:r>
@@ -6436,22 +5914,15 @@
           </w:tcPr>
           <w:p>
             <w:pPr>
-              <w:spacing w:before="0" w:beforeAutospacing="off" w:after="0" w:afterAutospacing="off"/>
-              <w:jc w:val="center"/>
-            </w:pPr>
-            <w:r>
-              <w:rPr>
-                <w:rFonts w:ascii="Calibri" w:hAnsi="Calibri" w:eastAsia="Calibri" w:cs="Calibri"/>
-                <w:b w:val="0"/>
-                <w:bCs w:val="0"/>
-                <w:i w:val="0"/>
-                <w:iCs w:val="0"/>
-                <w:strike w:val="0"/>
-                <w:dstrike w:val="0"/>
-                <w:color w:val="000000" w:themeColor="text1" w:themeTint="FF" w:themeShade="FF"/>
-                <w:sz w:val="22"/>
-                <w:szCs w:val="22"/>
-                <w:u w:val="none"/>
+              <w:spacing w:after="0"/>
+              <w:jc w:val="center"/>
+            </w:pPr>
+            <w:r>
+              <w:rPr>
+                <w:rFonts w:ascii="Calibri" w:eastAsia="Calibri" w:hAnsi="Calibri" w:cs="Calibri"/>
+                <w:color w:val="000000" w:themeColor="text1"/>
+                <w:sz w:val="22"/>
+                <w:szCs w:val="22"/>
               </w:rPr>
               <w:t>0,0081</w:t>
             </w:r>
@@ -6475,22 +5946,15 @@
           </w:tcPr>
           <w:p>
             <w:pPr>
-              <w:spacing w:before="0" w:beforeAutospacing="off" w:after="0" w:afterAutospacing="off"/>
-              <w:jc w:val="center"/>
-            </w:pPr>
-            <w:r>
-              <w:rPr>
-                <w:rFonts w:ascii="Calibri" w:hAnsi="Calibri" w:eastAsia="Calibri" w:cs="Calibri"/>
-                <w:b w:val="0"/>
-                <w:bCs w:val="0"/>
-                <w:i w:val="0"/>
-                <w:iCs w:val="0"/>
-                <w:strike w:val="0"/>
-                <w:dstrike w:val="0"/>
-                <w:color w:val="000000" w:themeColor="text1" w:themeTint="FF" w:themeShade="FF"/>
-                <w:sz w:val="22"/>
-                <w:szCs w:val="22"/>
-                <w:u w:val="none"/>
+              <w:spacing w:after="0"/>
+              <w:jc w:val="center"/>
+            </w:pPr>
+            <w:r>
+              <w:rPr>
+                <w:rFonts w:ascii="Calibri" w:eastAsia="Calibri" w:hAnsi="Calibri" w:cs="Calibri"/>
+                <w:color w:val="000000" w:themeColor="text1"/>
+                <w:sz w:val="22"/>
+                <w:szCs w:val="22"/>
               </w:rPr>
               <w:t>0,9888</w:t>
             </w:r>
@@ -6500,6 +5964,7 @@
       <w:tr>
         <w:trPr>
           <w:trHeight w:val="300"/>
+          <w:jc w:val="center"/>
         </w:trPr>
         <w:tc>
           <w:tcPr>
@@ -6519,22 +5984,15 @@
           </w:tcPr>
           <w:p>
             <w:pPr>
-              <w:spacing w:before="0" w:beforeAutospacing="off" w:after="0" w:afterAutospacing="off"/>
-              <w:jc w:val="center"/>
-            </w:pPr>
-            <w:r>
-              <w:rPr>
-                <w:rFonts w:ascii="Calibri" w:hAnsi="Calibri" w:eastAsia="Calibri" w:cs="Calibri"/>
-                <w:b w:val="0"/>
-                <w:bCs w:val="0"/>
-                <w:i w:val="0"/>
-                <w:iCs w:val="0"/>
-                <w:strike w:val="0"/>
-                <w:dstrike w:val="0"/>
-                <w:color w:val="000000" w:themeColor="text1" w:themeTint="FF" w:themeShade="FF"/>
-                <w:sz w:val="22"/>
-                <w:szCs w:val="22"/>
-                <w:u w:val="none"/>
+              <w:spacing w:after="0"/>
+              <w:jc w:val="center"/>
+            </w:pPr>
+            <w:r>
+              <w:rPr>
+                <w:rFonts w:ascii="Calibri" w:eastAsia="Calibri" w:hAnsi="Calibri" w:cs="Calibri"/>
+                <w:color w:val="000000" w:themeColor="text1"/>
+                <w:sz w:val="22"/>
+                <w:szCs w:val="22"/>
               </w:rPr>
               <w:t>50</w:t>
             </w:r>
@@ -6558,22 +6016,15 @@
           </w:tcPr>
           <w:p>
             <w:pPr>
-              <w:spacing w:before="0" w:beforeAutospacing="off" w:after="0" w:afterAutospacing="off"/>
-              <w:jc w:val="center"/>
-            </w:pPr>
-            <w:r>
-              <w:rPr>
-                <w:rFonts w:ascii="Calibri" w:hAnsi="Calibri" w:eastAsia="Calibri" w:cs="Calibri"/>
-                <w:b w:val="0"/>
-                <w:bCs w:val="0"/>
-                <w:i w:val="0"/>
-                <w:iCs w:val="0"/>
-                <w:strike w:val="0"/>
-                <w:dstrike w:val="0"/>
-                <w:color w:val="000000" w:themeColor="text1" w:themeTint="FF" w:themeShade="FF"/>
-                <w:sz w:val="22"/>
-                <w:szCs w:val="22"/>
-                <w:u w:val="none"/>
+              <w:spacing w:after="0"/>
+              <w:jc w:val="center"/>
+            </w:pPr>
+            <w:r>
+              <w:rPr>
+                <w:rFonts w:ascii="Calibri" w:eastAsia="Calibri" w:hAnsi="Calibri" w:cs="Calibri"/>
+                <w:color w:val="000000" w:themeColor="text1"/>
+                <w:sz w:val="22"/>
+                <w:szCs w:val="22"/>
               </w:rPr>
               <w:t>0,0089</w:t>
             </w:r>
@@ -6597,22 +6048,15 @@
           </w:tcPr>
           <w:p>
             <w:pPr>
-              <w:spacing w:before="0" w:beforeAutospacing="off" w:after="0" w:afterAutospacing="off"/>
-              <w:jc w:val="center"/>
-            </w:pPr>
-            <w:r>
-              <w:rPr>
-                <w:rFonts w:ascii="Calibri" w:hAnsi="Calibri" w:eastAsia="Calibri" w:cs="Calibri"/>
-                <w:b w:val="0"/>
-                <w:bCs w:val="0"/>
-                <w:i w:val="0"/>
-                <w:iCs w:val="0"/>
-                <w:strike w:val="0"/>
-                <w:dstrike w:val="0"/>
-                <w:color w:val="000000" w:themeColor="text1" w:themeTint="FF" w:themeShade="FF"/>
-                <w:sz w:val="22"/>
-                <w:szCs w:val="22"/>
-                <w:u w:val="none"/>
+              <w:spacing w:after="0"/>
+              <w:jc w:val="center"/>
+            </w:pPr>
+            <w:r>
+              <w:rPr>
+                <w:rFonts w:ascii="Calibri" w:eastAsia="Calibri" w:hAnsi="Calibri" w:cs="Calibri"/>
+                <w:color w:val="000000" w:themeColor="text1"/>
+                <w:sz w:val="22"/>
+                <w:szCs w:val="22"/>
               </w:rPr>
               <w:t>0,0105</w:t>
             </w:r>
@@ -6636,22 +6080,15 @@
           </w:tcPr>
           <w:p>
             <w:pPr>
-              <w:spacing w:before="0" w:beforeAutospacing="off" w:after="0" w:afterAutospacing="off"/>
-              <w:jc w:val="center"/>
-            </w:pPr>
-            <w:r>
-              <w:rPr>
-                <w:rFonts w:ascii="Calibri" w:hAnsi="Calibri" w:eastAsia="Calibri" w:cs="Calibri"/>
-                <w:b w:val="0"/>
-                <w:bCs w:val="0"/>
-                <w:i w:val="0"/>
-                <w:iCs w:val="0"/>
-                <w:strike w:val="0"/>
-                <w:dstrike w:val="0"/>
-                <w:color w:val="000000" w:themeColor="text1" w:themeTint="FF" w:themeShade="FF"/>
-                <w:sz w:val="22"/>
-                <w:szCs w:val="22"/>
-                <w:u w:val="none"/>
+              <w:spacing w:after="0"/>
+              <w:jc w:val="center"/>
+            </w:pPr>
+            <w:r>
+              <w:rPr>
+                <w:rFonts w:ascii="Calibri" w:eastAsia="Calibri" w:hAnsi="Calibri" w:cs="Calibri"/>
+                <w:color w:val="000000" w:themeColor="text1"/>
+                <w:sz w:val="22"/>
+                <w:szCs w:val="22"/>
               </w:rPr>
               <w:t>0,8467</w:t>
             </w:r>
@@ -6661,6 +6098,7 @@
       <w:tr>
         <w:trPr>
           <w:trHeight w:val="300"/>
+          <w:jc w:val="center"/>
         </w:trPr>
         <w:tc>
           <w:tcPr>
@@ -6680,22 +6118,15 @@
           </w:tcPr>
           <w:p>
             <w:pPr>
-              <w:spacing w:before="0" w:beforeAutospacing="off" w:after="0" w:afterAutospacing="off"/>
-              <w:jc w:val="center"/>
-            </w:pPr>
-            <w:r>
-              <w:rPr>
-                <w:rFonts w:ascii="Calibri" w:hAnsi="Calibri" w:eastAsia="Calibri" w:cs="Calibri"/>
-                <w:b w:val="0"/>
-                <w:bCs w:val="0"/>
-                <w:i w:val="0"/>
-                <w:iCs w:val="0"/>
-                <w:strike w:val="0"/>
-                <w:dstrike w:val="0"/>
-                <w:color w:val="000000" w:themeColor="text1" w:themeTint="FF" w:themeShade="FF"/>
-                <w:sz w:val="22"/>
-                <w:szCs w:val="22"/>
-                <w:u w:val="none"/>
+              <w:spacing w:after="0"/>
+              <w:jc w:val="center"/>
+            </w:pPr>
+            <w:r>
+              <w:rPr>
+                <w:rFonts w:ascii="Calibri" w:eastAsia="Calibri" w:hAnsi="Calibri" w:cs="Calibri"/>
+                <w:color w:val="000000" w:themeColor="text1"/>
+                <w:sz w:val="22"/>
+                <w:szCs w:val="22"/>
               </w:rPr>
               <w:t>55</w:t>
             </w:r>
@@ -6719,22 +6150,15 @@
           </w:tcPr>
           <w:p>
             <w:pPr>
-              <w:spacing w:before="0" w:beforeAutospacing="off" w:after="0" w:afterAutospacing="off"/>
-              <w:jc w:val="center"/>
-            </w:pPr>
-            <w:r>
-              <w:rPr>
-                <w:rFonts w:ascii="Calibri" w:hAnsi="Calibri" w:eastAsia="Calibri" w:cs="Calibri"/>
-                <w:b w:val="0"/>
-                <w:bCs w:val="0"/>
-                <w:i w:val="0"/>
-                <w:iCs w:val="0"/>
-                <w:strike w:val="0"/>
-                <w:dstrike w:val="0"/>
-                <w:color w:val="000000" w:themeColor="text1" w:themeTint="FF" w:themeShade="FF"/>
-                <w:sz w:val="22"/>
-                <w:szCs w:val="22"/>
-                <w:u w:val="none"/>
+              <w:spacing w:after="0"/>
+              <w:jc w:val="center"/>
+            </w:pPr>
+            <w:r>
+              <w:rPr>
+                <w:rFonts w:ascii="Calibri" w:eastAsia="Calibri" w:hAnsi="Calibri" w:cs="Calibri"/>
+                <w:color w:val="000000" w:themeColor="text1"/>
+                <w:sz w:val="22"/>
+                <w:szCs w:val="22"/>
               </w:rPr>
               <w:t>0,0104</w:t>
             </w:r>
@@ -6758,22 +6182,15 @@
           </w:tcPr>
           <w:p>
             <w:pPr>
-              <w:spacing w:before="0" w:beforeAutospacing="off" w:after="0" w:afterAutospacing="off"/>
-              <w:jc w:val="center"/>
-            </w:pPr>
-            <w:r>
-              <w:rPr>
-                <w:rFonts w:ascii="Calibri" w:hAnsi="Calibri" w:eastAsia="Calibri" w:cs="Calibri"/>
-                <w:b w:val="0"/>
-                <w:bCs w:val="0"/>
-                <w:i w:val="0"/>
-                <w:iCs w:val="0"/>
-                <w:strike w:val="0"/>
-                <w:dstrike w:val="0"/>
-                <w:color w:val="000000" w:themeColor="text1" w:themeTint="FF" w:themeShade="FF"/>
-                <w:sz w:val="22"/>
-                <w:szCs w:val="22"/>
-                <w:u w:val="none"/>
+              <w:spacing w:after="0"/>
+              <w:jc w:val="center"/>
+            </w:pPr>
+            <w:r>
+              <w:rPr>
+                <w:rFonts w:ascii="Calibri" w:eastAsia="Calibri" w:hAnsi="Calibri" w:cs="Calibri"/>
+                <w:color w:val="000000" w:themeColor="text1"/>
+                <w:sz w:val="22"/>
+                <w:szCs w:val="22"/>
               </w:rPr>
               <w:t>0,0124</w:t>
             </w:r>
@@ -6797,22 +6214,15 @@
           </w:tcPr>
           <w:p>
             <w:pPr>
-              <w:spacing w:before="0" w:beforeAutospacing="off" w:after="0" w:afterAutospacing="off"/>
-              <w:jc w:val="center"/>
-            </w:pPr>
-            <w:r>
-              <w:rPr>
-                <w:rFonts w:ascii="Calibri" w:hAnsi="Calibri" w:eastAsia="Calibri" w:cs="Calibri"/>
-                <w:b w:val="0"/>
-                <w:bCs w:val="0"/>
-                <w:i w:val="0"/>
-                <w:iCs w:val="0"/>
-                <w:strike w:val="0"/>
-                <w:dstrike w:val="0"/>
-                <w:color w:val="000000" w:themeColor="text1" w:themeTint="FF" w:themeShade="FF"/>
-                <w:sz w:val="22"/>
-                <w:szCs w:val="22"/>
-                <w:u w:val="none"/>
+              <w:spacing w:after="0"/>
+              <w:jc w:val="center"/>
+            </w:pPr>
+            <w:r>
+              <w:rPr>
+                <w:rFonts w:ascii="Calibri" w:eastAsia="Calibri" w:hAnsi="Calibri" w:cs="Calibri"/>
+                <w:color w:val="000000" w:themeColor="text1"/>
+                <w:sz w:val="22"/>
+                <w:szCs w:val="22"/>
               </w:rPr>
               <w:t>0,8355</w:t>
             </w:r>
@@ -6822,6 +6232,7 @@
       <w:tr>
         <w:trPr>
           <w:trHeight w:val="300"/>
+          <w:jc w:val="center"/>
         </w:trPr>
         <w:tc>
           <w:tcPr>
@@ -6841,22 +6252,15 @@
           </w:tcPr>
           <w:p>
             <w:pPr>
-              <w:spacing w:before="0" w:beforeAutospacing="off" w:after="0" w:afterAutospacing="off"/>
-              <w:jc w:val="center"/>
-            </w:pPr>
-            <w:r>
-              <w:rPr>
-                <w:rFonts w:ascii="Calibri" w:hAnsi="Calibri" w:eastAsia="Calibri" w:cs="Calibri"/>
-                <w:b w:val="0"/>
-                <w:bCs w:val="0"/>
-                <w:i w:val="0"/>
-                <w:iCs w:val="0"/>
-                <w:strike w:val="0"/>
-                <w:dstrike w:val="0"/>
-                <w:color w:val="000000" w:themeColor="text1" w:themeTint="FF" w:themeShade="FF"/>
-                <w:sz w:val="22"/>
-                <w:szCs w:val="22"/>
-                <w:u w:val="none"/>
+              <w:spacing w:after="0"/>
+              <w:jc w:val="center"/>
+            </w:pPr>
+            <w:r>
+              <w:rPr>
+                <w:rFonts w:ascii="Calibri" w:eastAsia="Calibri" w:hAnsi="Calibri" w:cs="Calibri"/>
+                <w:color w:val="000000" w:themeColor="text1"/>
+                <w:sz w:val="22"/>
+                <w:szCs w:val="22"/>
               </w:rPr>
               <w:t>60</w:t>
             </w:r>
@@ -6880,22 +6284,15 @@
           </w:tcPr>
           <w:p>
             <w:pPr>
-              <w:spacing w:before="0" w:beforeAutospacing="off" w:after="0" w:afterAutospacing="off"/>
-              <w:jc w:val="center"/>
-            </w:pPr>
-            <w:r>
-              <w:rPr>
-                <w:rFonts w:ascii="Calibri" w:hAnsi="Calibri" w:eastAsia="Calibri" w:cs="Calibri"/>
-                <w:b w:val="0"/>
-                <w:bCs w:val="0"/>
-                <w:i w:val="0"/>
-                <w:iCs w:val="0"/>
-                <w:strike w:val="0"/>
-                <w:dstrike w:val="0"/>
-                <w:color w:val="000000" w:themeColor="text1" w:themeTint="FF" w:themeShade="FF"/>
-                <w:sz w:val="22"/>
-                <w:szCs w:val="22"/>
-                <w:u w:val="none"/>
+              <w:spacing w:after="0"/>
+              <w:jc w:val="center"/>
+            </w:pPr>
+            <w:r>
+              <w:rPr>
+                <w:rFonts w:ascii="Calibri" w:eastAsia="Calibri" w:hAnsi="Calibri" w:cs="Calibri"/>
+                <w:color w:val="000000" w:themeColor="text1"/>
+                <w:sz w:val="22"/>
+                <w:szCs w:val="22"/>
               </w:rPr>
               <w:t>0,0116</w:t>
             </w:r>
@@ -6919,22 +6316,15 @@
           </w:tcPr>
           <w:p>
             <w:pPr>
-              <w:spacing w:before="0" w:beforeAutospacing="off" w:after="0" w:afterAutospacing="off"/>
-              <w:jc w:val="center"/>
-            </w:pPr>
-            <w:r>
-              <w:rPr>
-                <w:rFonts w:ascii="Calibri" w:hAnsi="Calibri" w:eastAsia="Calibri" w:cs="Calibri"/>
-                <w:b w:val="0"/>
-                <w:bCs w:val="0"/>
-                <w:i w:val="0"/>
-                <w:iCs w:val="0"/>
-                <w:strike w:val="0"/>
-                <w:dstrike w:val="0"/>
-                <w:color w:val="000000" w:themeColor="text1" w:themeTint="FF" w:themeShade="FF"/>
-                <w:sz w:val="22"/>
-                <w:szCs w:val="22"/>
-                <w:u w:val="none"/>
+              <w:spacing w:after="0"/>
+              <w:jc w:val="center"/>
+            </w:pPr>
+            <w:r>
+              <w:rPr>
+                <w:rFonts w:ascii="Calibri" w:eastAsia="Calibri" w:hAnsi="Calibri" w:cs="Calibri"/>
+                <w:color w:val="000000" w:themeColor="text1"/>
+                <w:sz w:val="22"/>
+                <w:szCs w:val="22"/>
               </w:rPr>
               <w:t>0,0145</w:t>
             </w:r>
@@ -6958,22 +6348,15 @@
           </w:tcPr>
           <w:p>
             <w:pPr>
-              <w:spacing w:before="0" w:beforeAutospacing="off" w:after="0" w:afterAutospacing="off"/>
-              <w:jc w:val="center"/>
-            </w:pPr>
-            <w:r>
-              <w:rPr>
-                <w:rFonts w:ascii="Calibri" w:hAnsi="Calibri" w:eastAsia="Calibri" w:cs="Calibri"/>
-                <w:b w:val="0"/>
-                <w:bCs w:val="0"/>
-                <w:i w:val="0"/>
-                <w:iCs w:val="0"/>
-                <w:strike w:val="0"/>
-                <w:dstrike w:val="0"/>
-                <w:color w:val="000000" w:themeColor="text1" w:themeTint="FF" w:themeShade="FF"/>
-                <w:sz w:val="22"/>
-                <w:szCs w:val="22"/>
-                <w:u w:val="none"/>
+              <w:spacing w:after="0"/>
+              <w:jc w:val="center"/>
+            </w:pPr>
+            <w:r>
+              <w:rPr>
+                <w:rFonts w:ascii="Calibri" w:eastAsia="Calibri" w:hAnsi="Calibri" w:cs="Calibri"/>
+                <w:color w:val="000000" w:themeColor="text1"/>
+                <w:sz w:val="22"/>
+                <w:szCs w:val="22"/>
               </w:rPr>
               <w:t>0,7983</w:t>
             </w:r>
@@ -6983,6 +6366,7 @@
       <w:tr>
         <w:trPr>
           <w:trHeight w:val="300"/>
+          <w:jc w:val="center"/>
         </w:trPr>
         <w:tc>
           <w:tcPr>
@@ -7002,22 +6386,15 @@
           </w:tcPr>
           <w:p>
             <w:pPr>
-              <w:spacing w:before="0" w:beforeAutospacing="off" w:after="0" w:afterAutospacing="off"/>
-              <w:jc w:val="center"/>
-            </w:pPr>
-            <w:r>
-              <w:rPr>
-                <w:rFonts w:ascii="Calibri" w:hAnsi="Calibri" w:eastAsia="Calibri" w:cs="Calibri"/>
-                <w:b w:val="0"/>
-                <w:bCs w:val="0"/>
-                <w:i w:val="0"/>
-                <w:iCs w:val="0"/>
-                <w:strike w:val="0"/>
-                <w:dstrike w:val="0"/>
-                <w:color w:val="000000" w:themeColor="text1" w:themeTint="FF" w:themeShade="FF"/>
-                <w:sz w:val="22"/>
-                <w:szCs w:val="22"/>
-                <w:u w:val="none"/>
+              <w:spacing w:after="0"/>
+              <w:jc w:val="center"/>
+            </w:pPr>
+            <w:r>
+              <w:rPr>
+                <w:rFonts w:ascii="Calibri" w:eastAsia="Calibri" w:hAnsi="Calibri" w:cs="Calibri"/>
+                <w:color w:val="000000" w:themeColor="text1"/>
+                <w:sz w:val="22"/>
+                <w:szCs w:val="22"/>
               </w:rPr>
               <w:t>65</w:t>
             </w:r>
@@ -7041,22 +6418,15 @@
           </w:tcPr>
           <w:p>
             <w:pPr>
-              <w:spacing w:before="0" w:beforeAutospacing="off" w:after="0" w:afterAutospacing="off"/>
-              <w:jc w:val="center"/>
-            </w:pPr>
-            <w:r>
-              <w:rPr>
-                <w:rFonts w:ascii="Calibri" w:hAnsi="Calibri" w:eastAsia="Calibri" w:cs="Calibri"/>
-                <w:b w:val="0"/>
-                <w:bCs w:val="0"/>
-                <w:i w:val="0"/>
-                <w:iCs w:val="0"/>
-                <w:strike w:val="0"/>
-                <w:dstrike w:val="0"/>
-                <w:color w:val="000000" w:themeColor="text1" w:themeTint="FF" w:themeShade="FF"/>
-                <w:sz w:val="22"/>
-                <w:szCs w:val="22"/>
-                <w:u w:val="none"/>
+              <w:spacing w:after="0"/>
+              <w:jc w:val="center"/>
+            </w:pPr>
+            <w:r>
+              <w:rPr>
+                <w:rFonts w:ascii="Calibri" w:eastAsia="Calibri" w:hAnsi="Calibri" w:cs="Calibri"/>
+                <w:color w:val="000000" w:themeColor="text1"/>
+                <w:sz w:val="22"/>
+                <w:szCs w:val="22"/>
               </w:rPr>
               <w:t>0,0126</w:t>
             </w:r>
@@ -7080,22 +6450,15 @@
           </w:tcPr>
           <w:p>
             <w:pPr>
-              <w:spacing w:before="0" w:beforeAutospacing="off" w:after="0" w:afterAutospacing="off"/>
-              <w:jc w:val="center"/>
-            </w:pPr>
-            <w:r>
-              <w:rPr>
-                <w:rFonts w:ascii="Calibri" w:hAnsi="Calibri" w:eastAsia="Calibri" w:cs="Calibri"/>
-                <w:b w:val="0"/>
-                <w:bCs w:val="0"/>
-                <w:i w:val="0"/>
-                <w:iCs w:val="0"/>
-                <w:strike w:val="0"/>
-                <w:dstrike w:val="0"/>
-                <w:color w:val="000000" w:themeColor="text1" w:themeTint="FF" w:themeShade="FF"/>
-                <w:sz w:val="22"/>
-                <w:szCs w:val="22"/>
-                <w:u w:val="none"/>
+              <w:spacing w:after="0"/>
+              <w:jc w:val="center"/>
+            </w:pPr>
+            <w:r>
+              <w:rPr>
+                <w:rFonts w:ascii="Calibri" w:eastAsia="Calibri" w:hAnsi="Calibri" w:cs="Calibri"/>
+                <w:color w:val="000000" w:themeColor="text1"/>
+                <w:sz w:val="22"/>
+                <w:szCs w:val="22"/>
               </w:rPr>
               <w:t>0,0165</w:t>
             </w:r>
@@ -7119,22 +6482,15 @@
           </w:tcPr>
           <w:p>
             <w:pPr>
-              <w:spacing w:before="0" w:beforeAutospacing="off" w:after="0" w:afterAutospacing="off"/>
-              <w:jc w:val="center"/>
-            </w:pPr>
-            <w:r>
-              <w:rPr>
-                <w:rFonts w:ascii="Calibri" w:hAnsi="Calibri" w:eastAsia="Calibri" w:cs="Calibri"/>
-                <w:b w:val="0"/>
-                <w:bCs w:val="0"/>
-                <w:i w:val="0"/>
-                <w:iCs w:val="0"/>
-                <w:strike w:val="0"/>
-                <w:dstrike w:val="0"/>
-                <w:color w:val="000000" w:themeColor="text1" w:themeTint="FF" w:themeShade="FF"/>
-                <w:sz w:val="22"/>
-                <w:szCs w:val="22"/>
-                <w:u w:val="none"/>
+              <w:spacing w:after="0"/>
+              <w:jc w:val="center"/>
+            </w:pPr>
+            <w:r>
+              <w:rPr>
+                <w:rFonts w:ascii="Calibri" w:eastAsia="Calibri" w:hAnsi="Calibri" w:cs="Calibri"/>
+                <w:color w:val="000000" w:themeColor="text1"/>
+                <w:sz w:val="22"/>
+                <w:szCs w:val="22"/>
               </w:rPr>
               <w:t>0,7614</w:t>
             </w:r>
@@ -7144,6 +6500,7 @@
       <w:tr>
         <w:trPr>
           <w:trHeight w:val="300"/>
+          <w:jc w:val="center"/>
         </w:trPr>
         <w:tc>
           <w:tcPr>
@@ -7163,22 +6520,15 @@
           </w:tcPr>
           <w:p>
             <w:pPr>
-              <w:spacing w:before="0" w:beforeAutospacing="off" w:after="0" w:afterAutospacing="off"/>
-              <w:jc w:val="center"/>
-            </w:pPr>
-            <w:r>
-              <w:rPr>
-                <w:rFonts w:ascii="Calibri" w:hAnsi="Calibri" w:eastAsia="Calibri" w:cs="Calibri"/>
-                <w:b w:val="0"/>
-                <w:bCs w:val="0"/>
-                <w:i w:val="0"/>
-                <w:iCs w:val="0"/>
-                <w:strike w:val="0"/>
-                <w:dstrike w:val="0"/>
-                <w:color w:val="000000" w:themeColor="text1" w:themeTint="FF" w:themeShade="FF"/>
-                <w:sz w:val="22"/>
-                <w:szCs w:val="22"/>
-                <w:u w:val="none"/>
+              <w:spacing w:after="0"/>
+              <w:jc w:val="center"/>
+            </w:pPr>
+            <w:r>
+              <w:rPr>
+                <w:rFonts w:ascii="Calibri" w:eastAsia="Calibri" w:hAnsi="Calibri" w:cs="Calibri"/>
+                <w:color w:val="000000" w:themeColor="text1"/>
+                <w:sz w:val="22"/>
+                <w:szCs w:val="22"/>
               </w:rPr>
               <w:t>Repeticiones:</w:t>
             </w:r>
@@ -7202,22 +6552,15 @@
           </w:tcPr>
           <w:p>
             <w:pPr>
-              <w:spacing w:before="0" w:beforeAutospacing="off" w:after="0" w:afterAutospacing="off"/>
-              <w:jc w:val="center"/>
-            </w:pPr>
-            <w:r>
-              <w:rPr>
-                <w:rFonts w:ascii="Calibri" w:hAnsi="Calibri" w:eastAsia="Calibri" w:cs="Calibri"/>
-                <w:b w:val="0"/>
-                <w:bCs w:val="0"/>
-                <w:i w:val="0"/>
-                <w:iCs w:val="0"/>
-                <w:strike w:val="0"/>
-                <w:dstrike w:val="0"/>
-                <w:color w:val="000000" w:themeColor="text1" w:themeTint="FF" w:themeShade="FF"/>
-                <w:sz w:val="22"/>
-                <w:szCs w:val="22"/>
-                <w:u w:val="none"/>
+              <w:spacing w:after="0"/>
+              <w:jc w:val="center"/>
+            </w:pPr>
+            <w:r>
+              <w:rPr>
+                <w:rFonts w:ascii="Calibri" w:eastAsia="Calibri" w:hAnsi="Calibri" w:cs="Calibri"/>
+                <w:color w:val="000000" w:themeColor="text1"/>
+                <w:sz w:val="22"/>
+                <w:szCs w:val="22"/>
               </w:rPr>
               <w:t>100000</w:t>
             </w:r>
@@ -7261,219 +6604,95 @@
         </w:tc>
       </w:tr>
     </w:tbl>
+    <w:p/>
     <w:p>
       <w:pPr>
-        <w:pStyle w:val="Normal"/>
-      </w:pPr>
-    </w:p>
-    <w:p>
-      <w:pPr>
-        <w:pStyle w:val="Normal"/>
         <w:rPr>
-          <w:rFonts w:ascii="Aptos" w:hAnsi="Aptos" w:eastAsia="Aptos" w:cs="Aptos" w:asciiTheme="minorAscii" w:hAnsiTheme="minorAscii" w:eastAsiaTheme="minorAscii" w:cstheme="minorAscii"/>
-          <w:b w:val="0"/>
-          <w:bCs w:val="0"/>
-          <w:i w:val="0"/>
-          <w:iCs w:val="0"/>
-          <w:caps w:val="0"/>
-          <w:smallCaps w:val="0"/>
-          <w:noProof w:val="0"/>
+          <w:rFonts w:eastAsiaTheme="minorEastAsia"/>
           <w:color w:val="242424"/>
-          <w:sz w:val="24"/>
-          <w:szCs w:val="24"/>
-          <w:lang w:val="es-ES"/>
         </w:rPr>
       </w:pPr>
       <w:r>
         <w:rPr>
-          <w:rFonts w:ascii="Aptos" w:hAnsi="Aptos" w:eastAsia="Aptos" w:cs="Aptos" w:asciiTheme="minorAscii" w:hAnsiTheme="minorAscii" w:eastAsiaTheme="minorAscii" w:cstheme="minorAscii"/>
-          <w:b w:val="0"/>
-          <w:bCs w:val="0"/>
-          <w:i w:val="0"/>
-          <w:iCs w:val="0"/>
-          <w:caps w:val="0"/>
-          <w:smallCaps w:val="0"/>
-          <w:noProof w:val="0"/>
+          <w:rFonts w:eastAsiaTheme="minorEastAsia"/>
           <w:color w:val="242424"/>
-          <w:sz w:val="24"/>
-          <w:szCs w:val="24"/>
-          <w:lang w:val="es-ES"/>
         </w:rPr>
+        <w:lastRenderedPageBreak/>
         <w:t>El algoritmo rápido comienza a tardar menos en n = 40, ya que</w:t>
       </w:r>
       <w:r>
         <w:rPr>
-          <w:rFonts w:ascii="Aptos" w:hAnsi="Aptos" w:eastAsia="Aptos" w:cs="Aptos" w:asciiTheme="minorAscii" w:hAnsiTheme="minorAscii" w:eastAsiaTheme="minorAscii" w:cstheme="minorAscii"/>
-          <w:b w:val="0"/>
-          <w:bCs w:val="0"/>
-          <w:i w:val="0"/>
-          <w:iCs w:val="0"/>
-          <w:caps w:val="0"/>
-          <w:smallCaps w:val="0"/>
-          <w:noProof w:val="0"/>
+          <w:rFonts w:eastAsiaTheme="minorEastAsia"/>
           <w:color w:val="242424"/>
-          <w:sz w:val="24"/>
-          <w:szCs w:val="24"/>
-          <w:lang w:val="es-ES"/>
         </w:rPr>
         <w:t xml:space="preserve"> t</w:t>
       </w:r>
       <w:r>
         <w:rPr>
-          <w:rFonts w:ascii="Aptos" w:hAnsi="Aptos" w:eastAsia="Aptos" w:cs="Aptos" w:asciiTheme="minorAscii" w:hAnsiTheme="minorAscii" w:eastAsiaTheme="minorAscii" w:cstheme="minorAscii"/>
-          <w:b w:val="0"/>
-          <w:bCs w:val="0"/>
-          <w:i w:val="0"/>
-          <w:iCs w:val="0"/>
-          <w:caps w:val="0"/>
-          <w:smallCaps w:val="0"/>
-          <w:noProof w:val="0"/>
+          <w:rFonts w:eastAsiaTheme="minorEastAsia"/>
           <w:color w:val="242424"/>
-          <w:sz w:val="24"/>
-          <w:szCs w:val="24"/>
-          <w:lang w:val="es-ES"/>
         </w:rPr>
         <w:t xml:space="preserve"> </w:t>
       </w:r>
       <w:r>
         <w:rPr>
-          <w:rFonts w:ascii="Aptos" w:hAnsi="Aptos" w:eastAsia="Aptos" w:cs="Aptos" w:asciiTheme="minorAscii" w:hAnsiTheme="minorAscii" w:eastAsiaTheme="minorAscii" w:cstheme="minorAscii"/>
-          <w:b w:val="0"/>
-          <w:bCs w:val="0"/>
-          <w:i w:val="0"/>
-          <w:iCs w:val="0"/>
-          <w:caps w:val="0"/>
-          <w:smallCaps w:val="0"/>
-          <w:noProof w:val="0"/>
+          <w:rFonts w:eastAsiaTheme="minorEastAsia"/>
           <w:color w:val="242424"/>
-          <w:sz w:val="24"/>
-          <w:szCs w:val="24"/>
-          <w:lang w:val="es-ES"/>
         </w:rPr>
         <w:t>rápido / t</w:t>
       </w:r>
       <w:r>
         <w:rPr>
-          <w:rFonts w:ascii="Aptos" w:hAnsi="Aptos" w:eastAsia="Aptos" w:cs="Aptos" w:asciiTheme="minorAscii" w:hAnsiTheme="minorAscii" w:eastAsiaTheme="minorAscii" w:cstheme="minorAscii"/>
-          <w:b w:val="0"/>
-          <w:bCs w:val="0"/>
-          <w:i w:val="0"/>
-          <w:iCs w:val="0"/>
-          <w:caps w:val="0"/>
-          <w:smallCaps w:val="0"/>
-          <w:noProof w:val="0"/>
+          <w:rFonts w:eastAsiaTheme="minorEastAsia"/>
           <w:color w:val="242424"/>
-          <w:sz w:val="24"/>
-          <w:szCs w:val="24"/>
-          <w:lang w:val="es-ES"/>
         </w:rPr>
         <w:t xml:space="preserve"> </w:t>
       </w:r>
       <w:r>
         <w:rPr>
-          <w:rFonts w:ascii="Aptos" w:hAnsi="Aptos" w:eastAsia="Aptos" w:cs="Aptos" w:asciiTheme="minorAscii" w:hAnsiTheme="minorAscii" w:eastAsiaTheme="minorAscii" w:cstheme="minorAscii"/>
-          <w:b w:val="0"/>
-          <w:bCs w:val="0"/>
-          <w:i w:val="0"/>
-          <w:iCs w:val="0"/>
-          <w:caps w:val="0"/>
-          <w:smallCaps w:val="0"/>
-          <w:noProof w:val="0"/>
+          <w:rFonts w:eastAsiaTheme="minorEastAsia"/>
           <w:color w:val="242424"/>
-          <w:sz w:val="24"/>
-          <w:szCs w:val="24"/>
-          <w:lang w:val="es-ES"/>
         </w:rPr>
         <w:t>inserción</w:t>
       </w:r>
       <w:r>
         <w:rPr>
-          <w:rFonts w:ascii="Aptos" w:hAnsi="Aptos" w:eastAsia="Aptos" w:cs="Aptos" w:asciiTheme="minorAscii" w:hAnsiTheme="minorAscii" w:eastAsiaTheme="minorAscii" w:cstheme="minorAscii"/>
-          <w:b w:val="0"/>
-          <w:bCs w:val="0"/>
-          <w:i w:val="0"/>
-          <w:iCs w:val="0"/>
-          <w:caps w:val="0"/>
-          <w:smallCaps w:val="0"/>
-          <w:noProof w:val="0"/>
+          <w:rFonts w:eastAsiaTheme="minorEastAsia"/>
           <w:color w:val="242424"/>
-          <w:sz w:val="24"/>
-          <w:szCs w:val="24"/>
-          <w:lang w:val="es-ES"/>
         </w:rPr>
         <w:t xml:space="preserve"> es </w:t>
       </w:r>
       <w:r>
         <w:rPr>
-          <w:rFonts w:ascii="Aptos" w:hAnsi="Aptos" w:eastAsia="Aptos" w:cs="Aptos" w:asciiTheme="minorAscii" w:hAnsiTheme="minorAscii" w:eastAsiaTheme="minorAscii" w:cstheme="minorAscii"/>
-          <w:b w:val="0"/>
-          <w:bCs w:val="0"/>
-          <w:i w:val="0"/>
-          <w:iCs w:val="0"/>
-          <w:caps w:val="0"/>
-          <w:smallCaps w:val="0"/>
-          <w:noProof w:val="0"/>
+          <w:rFonts w:eastAsiaTheme="minorEastAsia"/>
           <w:color w:val="242424"/>
-          <w:sz w:val="24"/>
-          <w:szCs w:val="24"/>
-          <w:lang w:val="es-ES"/>
         </w:rPr>
         <w:t>menor que</w:t>
       </w:r>
       <w:r>
         <w:rPr>
-          <w:rFonts w:ascii="Aptos" w:hAnsi="Aptos" w:eastAsia="Aptos" w:cs="Aptos" w:asciiTheme="minorAscii" w:hAnsiTheme="minorAscii" w:eastAsiaTheme="minorAscii" w:cstheme="minorAscii"/>
-          <w:b w:val="0"/>
-          <w:bCs w:val="0"/>
-          <w:i w:val="0"/>
-          <w:iCs w:val="0"/>
-          <w:caps w:val="0"/>
-          <w:smallCaps w:val="0"/>
-          <w:noProof w:val="0"/>
+          <w:rFonts w:eastAsiaTheme="minorEastAsia"/>
           <w:color w:val="242424"/>
-          <w:sz w:val="24"/>
-          <w:szCs w:val="24"/>
-          <w:lang w:val="es-ES"/>
         </w:rPr>
         <w:t xml:space="preserve"> 1</w:t>
       </w:r>
       <w:r>
         <w:rPr>
-          <w:rFonts w:ascii="Aptos" w:hAnsi="Aptos" w:eastAsia="Aptos" w:cs="Aptos" w:asciiTheme="minorAscii" w:hAnsiTheme="minorAscii" w:eastAsiaTheme="minorAscii" w:cstheme="minorAscii"/>
-          <w:b w:val="0"/>
-          <w:bCs w:val="0"/>
-          <w:i w:val="0"/>
-          <w:iCs w:val="0"/>
-          <w:caps w:val="0"/>
-          <w:smallCaps w:val="0"/>
-          <w:noProof w:val="0"/>
+          <w:rFonts w:eastAsiaTheme="minorEastAsia"/>
           <w:color w:val="242424"/>
-          <w:sz w:val="24"/>
-          <w:szCs w:val="24"/>
-          <w:lang w:val="es-ES"/>
         </w:rPr>
         <w:t xml:space="preserve"> a partir de ese momento</w:t>
       </w:r>
       <w:r>
         <w:rPr>
-          <w:rFonts w:ascii="Aptos" w:hAnsi="Aptos" w:eastAsia="Aptos" w:cs="Aptos" w:asciiTheme="minorAscii" w:hAnsiTheme="minorAscii" w:eastAsiaTheme="minorAscii" w:cstheme="minorAscii"/>
-          <w:b w:val="0"/>
-          <w:bCs w:val="0"/>
-          <w:i w:val="0"/>
-          <w:iCs w:val="0"/>
-          <w:caps w:val="0"/>
-          <w:smallCaps w:val="0"/>
-          <w:noProof w:val="0"/>
+          <w:rFonts w:eastAsiaTheme="minorEastAsia"/>
           <w:color w:val="242424"/>
-          <w:sz w:val="24"/>
-          <w:szCs w:val="24"/>
-          <w:lang w:val="es-ES"/>
         </w:rPr>
         <w:t>.</w:t>
       </w:r>
     </w:p>
     <w:sectPr>
-      <w:pgSz w:w="11906" w:h="16838" w:orient="portrait"/>
+      <w:pgSz w:w="11906" w:h="16838"/>
       <w:pgMar w:top="1440" w:right="1440" w:bottom="1440" w:left="1440" w:header="720" w:footer="720" w:gutter="0"/>
       <w:cols w:space="720"/>
       <w:docGrid w:linePitch="360"/>
@@ -7482,12 +6701,321 @@
 </w:document>
 </file>
 
+<file path=word/numbering.xml><?xml version="1.0" encoding="utf-8"?>
+<w:numbering xmlns:wpc="http://schemas.microsoft.com/office/word/2010/wordprocessingCanvas" xmlns:cx="http://schemas.microsoft.com/office/drawing/2014/chartex" xmlns:cx1="http://schemas.microsoft.com/office/drawing/2015/9/8/chartex" xmlns:cx2="http://schemas.microsoft.com/office/drawing/2015/10/21/chartex" xmlns:cx3="http://schemas.microsoft.com/office/drawing/2016/5/9/chartex" xmlns:cx4="http://schemas.microsoft.com/office/drawing/2016/5/10/chartex" xmlns:cx5="http://schemas.microsoft.com/office/drawing/2016/5/11/chartex" xmlns:cx6="http://schemas.microsoft.com/office/drawing/2016/5/12/chartex" xmlns:cx7="http://schemas.microsoft.com/office/drawing/2016/5/13/chartex" xmlns:cx8="http://schemas.microsoft.com/office/drawing/2016/5/14/chartex" xmlns:mc="http://schemas.openxmlformats.org/markup-compatibility/2006" xmlns:aink="http://schemas.microsoft.com/office/drawing/2016/ink" xmlns:am3d="http://schemas.microsoft.com/office/drawing/2017/model3d" xmlns:o="urn:schemas-microsoft-com:office:office" xmlns:oel="http://schemas.microsoft.com/office/2019/extlst" xmlns:r="http://schemas.openxmlformats.org/officeDocument/2006/relationships" xmlns:m="http://schemas.openxmlformats.org/officeDocument/2006/math" xmlns:v="urn:schemas-microsoft-com:vml" xmlns:wp14="http://schemas.microsoft.com/office/word/2010/wordprocessingDrawing" xmlns:wp="http://schemas.openxmlformats.org/drawingml/2006/wordprocessingDrawing" xmlns:w10="urn:schemas-microsoft-com:office:word" xmlns:w="http://schemas.openxmlformats.org/wordprocessingml/2006/main" xmlns:w14="http://schemas.microsoft.com/office/word/2010/wordml" xmlns:w15="http://schemas.microsoft.com/office/word/2012/wordml" xmlns:w16cex="http://schemas.microsoft.com/office/word/2018/wordml/cex" xmlns:w16cid="http://schemas.microsoft.com/office/word/2016/wordml/cid" xmlns:w16="http://schemas.microsoft.com/office/word/2018/wordml" xmlns:w16du="http://schemas.microsoft.com/office/word/2023/wordml/word16du" xmlns:w16sdtdh="http://schemas.microsoft.com/office/word/2020/wordml/sdtdatahash" xmlns:w16sdtfl="http://schemas.microsoft.com/office/word/2024/wordml/sdtformatlock" xmlns:w16se="http://schemas.microsoft.com/office/word/2015/wordml/symex" xmlns:wpg="http://schemas.microsoft.com/office/word/2010/wordprocessingGroup" xmlns:wpi="http://schemas.microsoft.com/office/word/2010/wordprocessingInk" xmlns:wne="http://schemas.microsoft.com/office/word/2006/wordml" xmlns:wps="http://schemas.microsoft.com/office/word/2010/wordprocessingShape" mc:Ignorable="w14 w15 w16se w16cid w16 w16cex w16sdtdh w16sdtfl w16du wp14">
+  <w:abstractNum w:abstractNumId="0" w15:restartNumberingAfterBreak="0">
+    <w:nsid w:val="1E5C621C"/>
+    <w:multiLevelType w:val="multilevel"/>
+    <w:tmpl w:val="478090CC"/>
+    <w:lvl w:ilvl="0">
+      <w:start w:val="1"/>
+      <w:numFmt w:val="bullet"/>
+      <w:lvlText w:val=""/>
+      <w:lvlJc w:val="left"/>
+      <w:pPr>
+        <w:tabs>
+          <w:tab w:val="num" w:pos="720"/>
+        </w:tabs>
+        <w:ind w:left="720" w:hanging="360"/>
+      </w:pPr>
+      <w:rPr>
+        <w:rFonts w:ascii="Symbol" w:hAnsi="Symbol" w:hint="default"/>
+        <w:sz w:val="20"/>
+      </w:rPr>
+    </w:lvl>
+    <w:lvl w:ilvl="1">
+      <w:start w:val="1"/>
+      <w:numFmt w:val="bullet"/>
+      <w:lvlText w:val="o"/>
+      <w:lvlJc w:val="left"/>
+      <w:pPr>
+        <w:tabs>
+          <w:tab w:val="num" w:pos="1440"/>
+        </w:tabs>
+        <w:ind w:left="1440" w:hanging="360"/>
+      </w:pPr>
+      <w:rPr>
+        <w:rFonts w:ascii="Courier New" w:hAnsi="Courier New" w:hint="default"/>
+        <w:sz w:val="20"/>
+      </w:rPr>
+    </w:lvl>
+    <w:lvl w:ilvl="2" w:tentative="1">
+      <w:start w:val="1"/>
+      <w:numFmt w:val="bullet"/>
+      <w:lvlText w:val=""/>
+      <w:lvlJc w:val="left"/>
+      <w:pPr>
+        <w:tabs>
+          <w:tab w:val="num" w:pos="2160"/>
+        </w:tabs>
+        <w:ind w:left="2160" w:hanging="360"/>
+      </w:pPr>
+      <w:rPr>
+        <w:rFonts w:ascii="Wingdings" w:hAnsi="Wingdings" w:hint="default"/>
+        <w:sz w:val="20"/>
+      </w:rPr>
+    </w:lvl>
+    <w:lvl w:ilvl="3" w:tentative="1">
+      <w:start w:val="1"/>
+      <w:numFmt w:val="bullet"/>
+      <w:lvlText w:val=""/>
+      <w:lvlJc w:val="left"/>
+      <w:pPr>
+        <w:tabs>
+          <w:tab w:val="num" w:pos="2880"/>
+        </w:tabs>
+        <w:ind w:left="2880" w:hanging="360"/>
+      </w:pPr>
+      <w:rPr>
+        <w:rFonts w:ascii="Wingdings" w:hAnsi="Wingdings" w:hint="default"/>
+        <w:sz w:val="20"/>
+      </w:rPr>
+    </w:lvl>
+    <w:lvl w:ilvl="4" w:tentative="1">
+      <w:start w:val="1"/>
+      <w:numFmt w:val="bullet"/>
+      <w:lvlText w:val=""/>
+      <w:lvlJc w:val="left"/>
+      <w:pPr>
+        <w:tabs>
+          <w:tab w:val="num" w:pos="3600"/>
+        </w:tabs>
+        <w:ind w:left="3600" w:hanging="360"/>
+      </w:pPr>
+      <w:rPr>
+        <w:rFonts w:ascii="Wingdings" w:hAnsi="Wingdings" w:hint="default"/>
+        <w:sz w:val="20"/>
+      </w:rPr>
+    </w:lvl>
+    <w:lvl w:ilvl="5" w:tentative="1">
+      <w:start w:val="1"/>
+      <w:numFmt w:val="bullet"/>
+      <w:lvlText w:val=""/>
+      <w:lvlJc w:val="left"/>
+      <w:pPr>
+        <w:tabs>
+          <w:tab w:val="num" w:pos="4320"/>
+        </w:tabs>
+        <w:ind w:left="4320" w:hanging="360"/>
+      </w:pPr>
+      <w:rPr>
+        <w:rFonts w:ascii="Wingdings" w:hAnsi="Wingdings" w:hint="default"/>
+        <w:sz w:val="20"/>
+      </w:rPr>
+    </w:lvl>
+    <w:lvl w:ilvl="6" w:tentative="1">
+      <w:start w:val="1"/>
+      <w:numFmt w:val="bullet"/>
+      <w:lvlText w:val=""/>
+      <w:lvlJc w:val="left"/>
+      <w:pPr>
+        <w:tabs>
+          <w:tab w:val="num" w:pos="5040"/>
+        </w:tabs>
+        <w:ind w:left="5040" w:hanging="360"/>
+      </w:pPr>
+      <w:rPr>
+        <w:rFonts w:ascii="Wingdings" w:hAnsi="Wingdings" w:hint="default"/>
+        <w:sz w:val="20"/>
+      </w:rPr>
+    </w:lvl>
+    <w:lvl w:ilvl="7" w:tentative="1">
+      <w:start w:val="1"/>
+      <w:numFmt w:val="bullet"/>
+      <w:lvlText w:val=""/>
+      <w:lvlJc w:val="left"/>
+      <w:pPr>
+        <w:tabs>
+          <w:tab w:val="num" w:pos="5760"/>
+        </w:tabs>
+        <w:ind w:left="5760" w:hanging="360"/>
+      </w:pPr>
+      <w:rPr>
+        <w:rFonts w:ascii="Wingdings" w:hAnsi="Wingdings" w:hint="default"/>
+        <w:sz w:val="20"/>
+      </w:rPr>
+    </w:lvl>
+    <w:lvl w:ilvl="8" w:tentative="1">
+      <w:start w:val="1"/>
+      <w:numFmt w:val="bullet"/>
+      <w:lvlText w:val=""/>
+      <w:lvlJc w:val="left"/>
+      <w:pPr>
+        <w:tabs>
+          <w:tab w:val="num" w:pos="6480"/>
+        </w:tabs>
+        <w:ind w:left="6480" w:hanging="360"/>
+      </w:pPr>
+      <w:rPr>
+        <w:rFonts w:ascii="Wingdings" w:hAnsi="Wingdings" w:hint="default"/>
+        <w:sz w:val="20"/>
+      </w:rPr>
+    </w:lvl>
+  </w:abstractNum>
+  <w:abstractNum w:abstractNumId="1" w15:restartNumberingAfterBreak="0">
+    <w:nsid w:val="669F2D81"/>
+    <w:multiLevelType w:val="multilevel"/>
+    <w:tmpl w:val="D0A87CAA"/>
+    <w:lvl w:ilvl="0">
+      <w:start w:val="1"/>
+      <w:numFmt w:val="bullet"/>
+      <w:lvlText w:val=""/>
+      <w:lvlJc w:val="left"/>
+      <w:pPr>
+        <w:tabs>
+          <w:tab w:val="num" w:pos="720"/>
+        </w:tabs>
+        <w:ind w:left="720" w:hanging="360"/>
+      </w:pPr>
+      <w:rPr>
+        <w:rFonts w:ascii="Symbol" w:hAnsi="Symbol" w:hint="default"/>
+        <w:sz w:val="20"/>
+      </w:rPr>
+    </w:lvl>
+    <w:lvl w:ilvl="1" w:tentative="1">
+      <w:start w:val="1"/>
+      <w:numFmt w:val="bullet"/>
+      <w:lvlText w:val="o"/>
+      <w:lvlJc w:val="left"/>
+      <w:pPr>
+        <w:tabs>
+          <w:tab w:val="num" w:pos="1440"/>
+        </w:tabs>
+        <w:ind w:left="1440" w:hanging="360"/>
+      </w:pPr>
+      <w:rPr>
+        <w:rFonts w:ascii="Courier New" w:hAnsi="Courier New" w:hint="default"/>
+        <w:sz w:val="20"/>
+      </w:rPr>
+    </w:lvl>
+    <w:lvl w:ilvl="2" w:tentative="1">
+      <w:start w:val="1"/>
+      <w:numFmt w:val="bullet"/>
+      <w:lvlText w:val=""/>
+      <w:lvlJc w:val="left"/>
+      <w:pPr>
+        <w:tabs>
+          <w:tab w:val="num" w:pos="2160"/>
+        </w:tabs>
+        <w:ind w:left="2160" w:hanging="360"/>
+      </w:pPr>
+      <w:rPr>
+        <w:rFonts w:ascii="Wingdings" w:hAnsi="Wingdings" w:hint="default"/>
+        <w:sz w:val="20"/>
+      </w:rPr>
+    </w:lvl>
+    <w:lvl w:ilvl="3" w:tentative="1">
+      <w:start w:val="1"/>
+      <w:numFmt w:val="bullet"/>
+      <w:lvlText w:val=""/>
+      <w:lvlJc w:val="left"/>
+      <w:pPr>
+        <w:tabs>
+          <w:tab w:val="num" w:pos="2880"/>
+        </w:tabs>
+        <w:ind w:left="2880" w:hanging="360"/>
+      </w:pPr>
+      <w:rPr>
+        <w:rFonts w:ascii="Wingdings" w:hAnsi="Wingdings" w:hint="default"/>
+        <w:sz w:val="20"/>
+      </w:rPr>
+    </w:lvl>
+    <w:lvl w:ilvl="4" w:tentative="1">
+      <w:start w:val="1"/>
+      <w:numFmt w:val="bullet"/>
+      <w:lvlText w:val=""/>
+      <w:lvlJc w:val="left"/>
+      <w:pPr>
+        <w:tabs>
+          <w:tab w:val="num" w:pos="3600"/>
+        </w:tabs>
+        <w:ind w:left="3600" w:hanging="360"/>
+      </w:pPr>
+      <w:rPr>
+        <w:rFonts w:ascii="Wingdings" w:hAnsi="Wingdings" w:hint="default"/>
+        <w:sz w:val="20"/>
+      </w:rPr>
+    </w:lvl>
+    <w:lvl w:ilvl="5" w:tentative="1">
+      <w:start w:val="1"/>
+      <w:numFmt w:val="bullet"/>
+      <w:lvlText w:val=""/>
+      <w:lvlJc w:val="left"/>
+      <w:pPr>
+        <w:tabs>
+          <w:tab w:val="num" w:pos="4320"/>
+        </w:tabs>
+        <w:ind w:left="4320" w:hanging="360"/>
+      </w:pPr>
+      <w:rPr>
+        <w:rFonts w:ascii="Wingdings" w:hAnsi="Wingdings" w:hint="default"/>
+        <w:sz w:val="20"/>
+      </w:rPr>
+    </w:lvl>
+    <w:lvl w:ilvl="6" w:tentative="1">
+      <w:start w:val="1"/>
+      <w:numFmt w:val="bullet"/>
+      <w:lvlText w:val=""/>
+      <w:lvlJc w:val="left"/>
+      <w:pPr>
+        <w:tabs>
+          <w:tab w:val="num" w:pos="5040"/>
+        </w:tabs>
+        <w:ind w:left="5040" w:hanging="360"/>
+      </w:pPr>
+      <w:rPr>
+        <w:rFonts w:ascii="Wingdings" w:hAnsi="Wingdings" w:hint="default"/>
+        <w:sz w:val="20"/>
+      </w:rPr>
+    </w:lvl>
+    <w:lvl w:ilvl="7" w:tentative="1">
+      <w:start w:val="1"/>
+      <w:numFmt w:val="bullet"/>
+      <w:lvlText w:val=""/>
+      <w:lvlJc w:val="left"/>
+      <w:pPr>
+        <w:tabs>
+          <w:tab w:val="num" w:pos="5760"/>
+        </w:tabs>
+        <w:ind w:left="5760" w:hanging="360"/>
+      </w:pPr>
+      <w:rPr>
+        <w:rFonts w:ascii="Wingdings" w:hAnsi="Wingdings" w:hint="default"/>
+        <w:sz w:val="20"/>
+      </w:rPr>
+    </w:lvl>
+    <w:lvl w:ilvl="8" w:tentative="1">
+      <w:start w:val="1"/>
+      <w:numFmt w:val="bullet"/>
+      <w:lvlText w:val=""/>
+      <w:lvlJc w:val="left"/>
+      <w:pPr>
+        <w:tabs>
+          <w:tab w:val="num" w:pos="6480"/>
+        </w:tabs>
+        <w:ind w:left="6480" w:hanging="360"/>
+      </w:pPr>
+      <w:rPr>
+        <w:rFonts w:ascii="Wingdings" w:hAnsi="Wingdings" w:hint="default"/>
+        <w:sz w:val="20"/>
+      </w:rPr>
+    </w:lvl>
+  </w:abstractNum>
+  <w:num w:numId="1" w16cid:durableId="274410676">
+    <w:abstractNumId w:val="1"/>
+  </w:num>
+  <w:num w:numId="2" w16cid:durableId="607853408">
+    <w:abstractNumId w:val="0"/>
+  </w:num>
+</w:numbering>
+</file>
+
 <file path=word/styles.xml><?xml version="1.0" encoding="utf-8"?>
-<w:styles xmlns:wp14="http://schemas.microsoft.com/office/word/2010/wordprocessingDrawing" xmlns:mc="http://schemas.openxmlformats.org/markup-compatibility/2006" xmlns:r="http://schemas.openxmlformats.org/officeDocument/2006/relationships" xmlns:w="http://schemas.openxmlformats.org/wordprocessingml/2006/main" xmlns:w14="http://schemas.microsoft.com/office/word/2010/wordml" xmlns:w15="http://schemas.microsoft.com/office/word/2012/wordml" xmlns:w16se="http://schemas.microsoft.com/office/word/2015/wordml/symex" xmlns:w16cid="http://schemas.microsoft.com/office/word/2016/wordml/cid" xmlns:w16="http://schemas.microsoft.com/office/word/2018/wordml" xmlns:w16cex="http://schemas.microsoft.com/office/word/2018/wordml/cex" xmlns:w16sdtdh="http://schemas.microsoft.com/office/word/2020/wordml/sdtdatahash" xmlns:w16sdtfl="http://schemas.microsoft.com/office/word/2024/wordml/sdtformatlock" mc:Ignorable="w14 w15 wp14 w16se w16cid w16 w16cex w16sdtdh w16sdtfl">
+<w:styles xmlns:mc="http://schemas.openxmlformats.org/markup-compatibility/2006" xmlns:r="http://schemas.openxmlformats.org/officeDocument/2006/relationships" xmlns:w="http://schemas.openxmlformats.org/wordprocessingml/2006/main" xmlns:w14="http://schemas.microsoft.com/office/word/2010/wordml" xmlns:w15="http://schemas.microsoft.com/office/word/2012/wordml" xmlns:w16cex="http://schemas.microsoft.com/office/word/2018/wordml/cex" xmlns:w16cid="http://schemas.microsoft.com/office/word/2016/wordml/cid" xmlns:w16="http://schemas.microsoft.com/office/word/2018/wordml" xmlns:w16du="http://schemas.microsoft.com/office/word/2023/wordml/word16du" xmlns:w16sdtdh="http://schemas.microsoft.com/office/word/2020/wordml/sdtdatahash" xmlns:w16sdtfl="http://schemas.microsoft.com/office/word/2024/wordml/sdtformatlock" xmlns:w16se="http://schemas.microsoft.com/office/word/2015/wordml/symex" mc:Ignorable="w14 w15 w16se w16cid w16 w16cex w16sdtdh w16sdtfl w16du">
   <w:docDefaults>
     <w:rPrDefault>
       <w:rPr>
-        <w:rFonts w:asciiTheme="minorHAnsi" w:hAnsiTheme="minorHAnsi" w:eastAsiaTheme="minorHAnsi" w:cstheme="minorBidi"/>
+        <w:rFonts w:asciiTheme="minorHAnsi" w:eastAsiaTheme="minorHAnsi" w:hAnsiTheme="minorHAnsi" w:cstheme="minorBidi"/>
         <w:sz w:val="24"/>
         <w:szCs w:val="24"/>
         <w:lang w:val="es-ES" w:eastAsia="en-US" w:bidi="ar-SA"/>
@@ -7499,17 +7027,17 @@
       </w:pPr>
     </w:pPrDefault>
   </w:docDefaults>
-  <w:latentStyles w:defLockedState="0" w:defUIPriority="99" w:defSemiHidden="0" w:defUnhideWhenUsed="0" w:defQFormat="0" w:count="371">
+  <w:latentStyles w:defLockedState="0" w:defUIPriority="99" w:defSemiHidden="0" w:defUnhideWhenUsed="0" w:defQFormat="0" w:count="376">
     <w:lsdException w:name="Normal" w:uiPriority="0" w:qFormat="1"/>
     <w:lsdException w:name="heading 1" w:uiPriority="9" w:qFormat="1"/>
-    <w:lsdException w:name="heading 2" w:uiPriority="9" w:semiHidden="1" w:unhideWhenUsed="1" w:qFormat="1"/>
-    <w:lsdException w:name="heading 3" w:uiPriority="9" w:semiHidden="1" w:unhideWhenUsed="1" w:qFormat="1"/>
-    <w:lsdException w:name="heading 4" w:uiPriority="9" w:semiHidden="1" w:unhideWhenUsed="1" w:qFormat="1"/>
-    <w:lsdException w:name="heading 5" w:uiPriority="9" w:semiHidden="1" w:unhideWhenUsed="1" w:qFormat="1"/>
-    <w:lsdException w:name="heading 6" w:uiPriority="9" w:semiHidden="1" w:unhideWhenUsed="1" w:qFormat="1"/>
-    <w:lsdException w:name="heading 7" w:uiPriority="9" w:semiHidden="1" w:unhideWhenUsed="1" w:qFormat="1"/>
-    <w:lsdException w:name="heading 8" w:uiPriority="9" w:semiHidden="1" w:unhideWhenUsed="1" w:qFormat="1"/>
-    <w:lsdException w:name="heading 9" w:uiPriority="9" w:semiHidden="1" w:unhideWhenUsed="1" w:qFormat="1"/>
+    <w:lsdException w:name="heading 2" w:semiHidden="1" w:uiPriority="9" w:unhideWhenUsed="1" w:qFormat="1"/>
+    <w:lsdException w:name="heading 3" w:semiHidden="1" w:uiPriority="9" w:unhideWhenUsed="1" w:qFormat="1"/>
+    <w:lsdException w:name="heading 4" w:semiHidden="1" w:uiPriority="9" w:unhideWhenUsed="1" w:qFormat="1"/>
+    <w:lsdException w:name="heading 5" w:semiHidden="1" w:uiPriority="9" w:unhideWhenUsed="1" w:qFormat="1"/>
+    <w:lsdException w:name="heading 6" w:semiHidden="1" w:uiPriority="9" w:unhideWhenUsed="1" w:qFormat="1"/>
+    <w:lsdException w:name="heading 7" w:semiHidden="1" w:uiPriority="9" w:unhideWhenUsed="1" w:qFormat="1"/>
+    <w:lsdException w:name="heading 8" w:semiHidden="1" w:uiPriority="9" w:unhideWhenUsed="1" w:qFormat="1"/>
+    <w:lsdException w:name="heading 9" w:semiHidden="1" w:uiPriority="9" w:unhideWhenUsed="1" w:qFormat="1"/>
     <w:lsdException w:name="index 1" w:semiHidden="1" w:unhideWhenUsed="1"/>
     <w:lsdException w:name="index 2" w:semiHidden="1" w:unhideWhenUsed="1"/>
     <w:lsdException w:name="index 3" w:semiHidden="1" w:unhideWhenUsed="1"/>
@@ -7519,22 +7047,22 @@
     <w:lsdException w:name="index 7" w:semiHidden="1" w:unhideWhenUsed="1"/>
     <w:lsdException w:name="index 8" w:semiHidden="1" w:unhideWhenUsed="1"/>
     <w:lsdException w:name="index 9" w:semiHidden="1" w:unhideWhenUsed="1"/>
-    <w:lsdException w:name="toc 1" w:uiPriority="39" w:semiHidden="1" w:unhideWhenUsed="1"/>
-    <w:lsdException w:name="toc 2" w:uiPriority="39" w:semiHidden="1" w:unhideWhenUsed="1"/>
-    <w:lsdException w:name="toc 3" w:uiPriority="39" w:semiHidden="1" w:unhideWhenUsed="1"/>
-    <w:lsdException w:name="toc 4" w:uiPriority="39" w:semiHidden="1" w:unhideWhenUsed="1"/>
-    <w:lsdException w:name="toc 5" w:uiPriority="39" w:semiHidden="1" w:unhideWhenUsed="1"/>
-    <w:lsdException w:name="toc 6" w:uiPriority="39" w:semiHidden="1" w:unhideWhenUsed="1"/>
-    <w:lsdException w:name="toc 7" w:uiPriority="39" w:semiHidden="1" w:unhideWhenUsed="1"/>
-    <w:lsdException w:name="toc 8" w:uiPriority="39" w:semiHidden="1" w:unhideWhenUsed="1"/>
-    <w:lsdException w:name="toc 9" w:uiPriority="39" w:semiHidden="1" w:unhideWhenUsed="1"/>
+    <w:lsdException w:name="toc 1" w:semiHidden="1" w:uiPriority="39" w:unhideWhenUsed="1"/>
+    <w:lsdException w:name="toc 2" w:semiHidden="1" w:uiPriority="39" w:unhideWhenUsed="1"/>
+    <w:lsdException w:name="toc 3" w:semiHidden="1" w:uiPriority="39" w:unhideWhenUsed="1"/>
+    <w:lsdException w:name="toc 4" w:semiHidden="1" w:uiPriority="39" w:unhideWhenUsed="1"/>
+    <w:lsdException w:name="toc 5" w:semiHidden="1" w:uiPriority="39" w:unhideWhenUsed="1"/>
+    <w:lsdException w:name="toc 6" w:semiHidden="1" w:uiPriority="39" w:unhideWhenUsed="1"/>
+    <w:lsdException w:name="toc 7" w:semiHidden="1" w:uiPriority="39" w:unhideWhenUsed="1"/>
+    <w:lsdException w:name="toc 8" w:semiHidden="1" w:uiPriority="39" w:unhideWhenUsed="1"/>
+    <w:lsdException w:name="toc 9" w:semiHidden="1" w:uiPriority="39" w:unhideWhenUsed="1"/>
     <w:lsdException w:name="Normal Indent" w:semiHidden="1" w:unhideWhenUsed="1"/>
     <w:lsdException w:name="footnote text" w:semiHidden="1" w:unhideWhenUsed="1"/>
     <w:lsdException w:name="annotation text" w:semiHidden="1" w:unhideWhenUsed="1"/>
     <w:lsdException w:name="header" w:semiHidden="1" w:unhideWhenUsed="1"/>
     <w:lsdException w:name="footer" w:semiHidden="1" w:unhideWhenUsed="1"/>
     <w:lsdException w:name="index heading" w:semiHidden="1" w:unhideWhenUsed="1"/>
-    <w:lsdException w:name="caption" w:uiPriority="35" w:semiHidden="1" w:unhideWhenUsed="1" w:qFormat="1"/>
+    <w:lsdException w:name="caption" w:semiHidden="1" w:uiPriority="35" w:unhideWhenUsed="1" w:qFormat="1"/>
     <w:lsdException w:name="table of figures" w:semiHidden="1" w:unhideWhenUsed="1"/>
     <w:lsdException w:name="envelope address" w:semiHidden="1" w:unhideWhenUsed="1"/>
     <w:lsdException w:name="envelope return" w:semiHidden="1" w:unhideWhenUsed="1"/>
@@ -7565,7 +7093,7 @@
     <w:lsdException w:name="Title" w:uiPriority="10" w:qFormat="1"/>
     <w:lsdException w:name="Closing" w:semiHidden="1" w:unhideWhenUsed="1"/>
     <w:lsdException w:name="Signature" w:semiHidden="1" w:unhideWhenUsed="1"/>
-    <w:lsdException w:name="Default Paragraph Font" w:uiPriority="1" w:semiHidden="1" w:unhideWhenUsed="1"/>
+    <w:lsdException w:name="Default Paragraph Font" w:semiHidden="1" w:uiPriority="1" w:unhideWhenUsed="1"/>
     <w:lsdException w:name="Body Text" w:semiHidden="1" w:unhideWhenUsed="1"/>
     <w:lsdException w:name="Body Text Indent" w:semiHidden="1" w:unhideWhenUsed="1"/>
     <w:lsdException w:name="List Continue" w:semiHidden="1" w:unhideWhenUsed="1"/>
@@ -7765,8 +7293,8 @@
     <w:lsdException w:name="Subtle Reference" w:uiPriority="31" w:qFormat="1"/>
     <w:lsdException w:name="Intense Reference" w:uiPriority="32" w:qFormat="1"/>
     <w:lsdException w:name="Book Title" w:uiPriority="33" w:qFormat="1"/>
-    <w:lsdException w:name="Bibliography" w:uiPriority="37" w:semiHidden="1" w:unhideWhenUsed="1"/>
-    <w:lsdException w:name="TOC Heading" w:uiPriority="39" w:semiHidden="1" w:unhideWhenUsed="1" w:qFormat="1"/>
+    <w:lsdException w:name="Bibliography" w:semiHidden="1" w:uiPriority="37" w:unhideWhenUsed="1"/>
+    <w:lsdException w:name="TOC Heading" w:semiHidden="1" w:uiPriority="39" w:unhideWhenUsed="1" w:qFormat="1"/>
     <w:lsdException w:name="Plain Table 1" w:uiPriority="41"/>
     <w:lsdException w:name="Plain Table 2" w:uiPriority="42"/>
     <w:lsdException w:name="Plain Table 3" w:uiPriority="43"/>
@@ -7871,18 +7399,84 @@
     <w:lsdException w:name="List Table 5 Dark Accent 6" w:uiPriority="50"/>
     <w:lsdException w:name="List Table 6 Colorful Accent 6" w:uiPriority="51"/>
     <w:lsdException w:name="List Table 7 Colorful Accent 6" w:uiPriority="52"/>
+    <w:lsdException w:name="Mention" w:semiHidden="1" w:unhideWhenUsed="1"/>
+    <w:lsdException w:name="Smart Hyperlink" w:semiHidden="1" w:unhideWhenUsed="1"/>
+    <w:lsdException w:name="Hashtag" w:semiHidden="1" w:unhideWhenUsed="1"/>
+    <w:lsdException w:name="Unresolved Mention" w:semiHidden="1" w:unhideWhenUsed="1"/>
+    <w:lsdException w:name="Smart Link" w:semiHidden="1" w:unhideWhenUsed="1"/>
   </w:latentStyles>
-  <w:style w:type="paragraph" w:styleId="Normal" w:default="1">
+  <w:style w:type="paragraph" w:default="1" w:styleId="Normal">
     <w:name w:val="Normal"/>
     <w:qFormat/>
   </w:style>
-  <w:style w:type="character" w:styleId="DefaultParagraphFont" w:default="1">
+  <w:style w:type="paragraph" w:styleId="Ttulo1">
+    <w:name w:val="heading 1"/>
+    <w:basedOn w:val="Normal"/>
+    <w:next w:val="Normal"/>
+    <w:uiPriority w:val="9"/>
+    <w:qFormat/>
+    <w:rsid w:val="640FA94E"/>
+    <w:pPr>
+      <w:keepNext/>
+      <w:keepLines/>
+      <w:spacing w:before="360" w:after="80"/>
+      <w:outlineLvl w:val="0"/>
+    </w:pPr>
+    <w:rPr>
+      <w:rFonts w:asciiTheme="majorHAnsi" w:eastAsiaTheme="majorEastAsia" w:hAnsiTheme="majorHAnsi" w:cstheme="majorBidi"/>
+      <w:color w:val="0F4761" w:themeColor="accent1" w:themeShade="BF"/>
+      <w:sz w:val="40"/>
+      <w:szCs w:val="40"/>
+    </w:rPr>
+  </w:style>
+  <w:style w:type="paragraph" w:styleId="Ttulo2">
+    <w:name w:val="heading 2"/>
+    <w:basedOn w:val="Normal"/>
+    <w:next w:val="Normal"/>
+    <w:uiPriority w:val="9"/>
+    <w:unhideWhenUsed/>
+    <w:qFormat/>
+    <w:rsid w:val="640FA94E"/>
+    <w:pPr>
+      <w:keepNext/>
+      <w:keepLines/>
+      <w:spacing w:before="160" w:after="80"/>
+      <w:outlineLvl w:val="1"/>
+    </w:pPr>
+    <w:rPr>
+      <w:rFonts w:asciiTheme="majorHAnsi" w:eastAsiaTheme="majorEastAsia" w:hAnsiTheme="majorHAnsi" w:cstheme="majorBidi"/>
+      <w:color w:val="0F4761" w:themeColor="accent1" w:themeShade="BF"/>
+      <w:sz w:val="32"/>
+      <w:szCs w:val="32"/>
+    </w:rPr>
+  </w:style>
+  <w:style w:type="paragraph" w:styleId="Ttulo3">
+    <w:name w:val="heading 3"/>
+    <w:basedOn w:val="Normal"/>
+    <w:next w:val="Normal"/>
+    <w:uiPriority w:val="9"/>
+    <w:unhideWhenUsed/>
+    <w:qFormat/>
+    <w:rsid w:val="640FA94E"/>
+    <w:pPr>
+      <w:keepNext/>
+      <w:keepLines/>
+      <w:spacing w:before="160" w:after="80"/>
+      <w:outlineLvl w:val="2"/>
+    </w:pPr>
+    <w:rPr>
+      <w:rFonts w:eastAsiaTheme="majorEastAsia" w:cstheme="majorBidi"/>
+      <w:color w:val="0F4761" w:themeColor="accent1" w:themeShade="BF"/>
+      <w:sz w:val="28"/>
+      <w:szCs w:val="28"/>
+    </w:rPr>
+  </w:style>
+  <w:style w:type="character" w:default="1" w:styleId="Fuentedeprrafopredeter">
     <w:name w:val="Default Paragraph Font"/>
     <w:uiPriority w:val="1"/>
-    <w:semiHidden/>
     <w:unhideWhenUsed/>
   </w:style>
-  <w:style w:type="table" w:styleId="TableNormal" w:default="1">
+  <w:style w:type="table" w:default="1" w:styleId="Tablanormal">
     <w:name w:val="Normal Table"/>
     <w:uiPriority w:val="99"/>
     <w:semiHidden/>
@@ -7897,114 +7491,45 @@
       </w:tblCellMar>
     </w:tblPr>
   </w:style>
-  <w:style w:type="numbering" w:styleId="NoList" w:default="1">
+  <w:style w:type="numbering" w:default="1" w:styleId="Sinlista">
     <w:name w:val="No List"/>
     <w:uiPriority w:val="99"/>
     <w:semiHidden/>
     <w:unhideWhenUsed/>
   </w:style>
-  <w:style w:type="paragraph" w:styleId="Heading2">
-    <w:uiPriority w:val="9"/>
-    <w:name w:val="heading 2"/>
-    <w:basedOn w:val="Normal"/>
-    <w:next w:val="Normal"/>
-    <w:unhideWhenUsed/>
-    <w:qFormat/>
-    <w:rsid w:val="640FA94E"/>
-    <w:rPr>
-      <w:rFonts w:ascii="Aptos Display" w:hAnsi="Aptos Display" w:eastAsia="" w:cs="" w:asciiTheme="majorAscii" w:hAnsiTheme="majorAscii" w:eastAsiaTheme="majorEastAsia" w:cstheme="majorBidi"/>
-      <w:color w:val="0F4761" w:themeColor="accent1" w:themeTint="FF" w:themeShade="BF"/>
-      <w:sz w:val="32"/>
-      <w:szCs w:val="32"/>
-    </w:rPr>
-    <w:pPr>
-      <w:keepNext w:val="1"/>
-      <w:keepLines w:val="1"/>
-      <w:spacing w:before="160" w:after="80"/>
-      <w:outlineLvl w:val="1"/>
-    </w:pPr>
-  </w:style>
-  <w:style w:type="paragraph" w:styleId="NoSpacing">
+  <w:style w:type="paragraph" w:styleId="Sinespaciado">
+    <w:name w:val="No Spacing"/>
     <w:uiPriority w:val="1"/>
-    <w:name w:val="No Spacing"/>
     <w:qFormat/>
     <w:rsid w:val="640FA94E"/>
     <w:pPr>
       <w:spacing w:after="0"/>
     </w:pPr>
   </w:style>
-  <w:style w:type="paragraph" w:styleId="Heading1">
-    <w:uiPriority w:val="9"/>
-    <w:name w:val="heading 1"/>
-    <w:basedOn w:val="Normal"/>
-    <w:next w:val="Normal"/>
-    <w:qFormat/>
-    <w:rsid w:val="640FA94E"/>
-    <w:rPr>
-      <w:rFonts w:ascii="Aptos Display" w:hAnsi="Aptos Display" w:eastAsia="" w:cs="" w:asciiTheme="majorAscii" w:hAnsiTheme="majorAscii" w:eastAsiaTheme="majorEastAsia" w:cstheme="majorBidi"/>
-      <w:color w:val="0F4761" w:themeColor="accent1" w:themeTint="FF" w:themeShade="BF"/>
-      <w:sz w:val="40"/>
-      <w:szCs w:val="40"/>
-    </w:rPr>
+  <w:style w:type="table" w:styleId="Tablaconcuadrcula">
+    <w:name w:val="Table Grid"/>
+    <w:basedOn w:val="Tablanormal"/>
+    <w:uiPriority w:val="59"/>
+    <w:rsid w:val="00FB4123"/>
     <w:pPr>
-      <w:keepNext w:val="1"/>
-      <w:keepLines w:val="1"/>
-      <w:spacing w:before="360" w:after="80"/>
-      <w:outlineLvl w:val="0"/>
-    </w:pPr>
-  </w:style>
-  <w:style w:type="paragraph" w:styleId="Heading3">
-    <w:uiPriority w:val="9"/>
-    <w:name w:val="heading 3"/>
-    <w:basedOn w:val="Normal"/>
-    <w:next w:val="Normal"/>
-    <w:unhideWhenUsed/>
-    <w:qFormat/>
-    <w:rsid w:val="640FA94E"/>
-    <w:rPr>
-      <w:rFonts w:eastAsia="" w:cs="" w:eastAsiaTheme="majorEastAsia" w:cstheme="majorBidi"/>
-      <w:color w:val="0F4761" w:themeColor="accent1" w:themeTint="FF" w:themeShade="BF"/>
-      <w:sz w:val="28"/>
-      <w:szCs w:val="28"/>
-    </w:rPr>
-    <w:pPr>
-      <w:keepNext w:val="1"/>
-      <w:keepLines w:val="1"/>
-      <w:spacing w:before="160" w:after="80"/>
-      <w:outlineLvl w:val="2"/>
-    </w:pPr>
-  </w:style>
-  <w:style xmlns:w="http://schemas.openxmlformats.org/wordprocessingml/2006/main" w:type="table" w:styleId="TableGrid">
-    <w:name xmlns:w="http://schemas.openxmlformats.org/wordprocessingml/2006/main" w:val="Table Grid"/>
-    <w:basedOn xmlns:w="http://schemas.openxmlformats.org/wordprocessingml/2006/main" w:val="TableNormal"/>
-    <w:uiPriority xmlns:w="http://schemas.openxmlformats.org/wordprocessingml/2006/main" w:val="59"/>
-    <w:rsid xmlns:w="http://schemas.openxmlformats.org/wordprocessingml/2006/main" w:val="00FB4123"/>
-    <w:pPr xmlns:w="http://schemas.openxmlformats.org/wordprocessingml/2006/main">
       <w:spacing w:after="0" w:line="240" w:lineRule="auto"/>
     </w:pPr>
-    <w:tblPr xmlns:w="http://schemas.openxmlformats.org/wordprocessingml/2006/main">
-      <w:tblInd w:w="0" w:type="dxa"/>
+    <w:tblPr>
       <w:tblBorders>
-        <w:top w:val="single" w:color="000000" w:themeColor="text1" w:sz="4" w:space="0"/>
-        <w:left w:val="single" w:color="000000" w:themeColor="text1" w:sz="4" w:space="0"/>
-        <w:bottom w:val="single" w:color="000000" w:themeColor="text1" w:sz="4" w:space="0"/>
-        <w:right w:val="single" w:color="000000" w:themeColor="text1" w:sz="4" w:space="0"/>
-        <w:insideH w:val="single" w:color="000000" w:themeColor="text1" w:sz="4" w:space="0"/>
-        <w:insideV w:val="single" w:color="000000" w:themeColor="text1" w:sz="4" w:space="0"/>
+        <w:top w:val="single" w:sz="4" w:space="0" w:color="000000" w:themeColor="text1"/>
+        <w:left w:val="single" w:sz="4" w:space="0" w:color="000000" w:themeColor="text1"/>
+        <w:bottom w:val="single" w:sz="4" w:space="0" w:color="000000" w:themeColor="text1"/>
+        <w:right w:val="single" w:sz="4" w:space="0" w:color="000000" w:themeColor="text1"/>
+        <w:insideH w:val="single" w:sz="4" w:space="0" w:color="000000" w:themeColor="text1"/>
+        <w:insideV w:val="single" w:sz="4" w:space="0" w:color="000000" w:themeColor="text1"/>
       </w:tblBorders>
-      <w:tblCellMar>
-        <w:top w:w="0" w:type="dxa"/>
-        <w:left w:w="108" w:type="dxa"/>
-        <w:bottom w:w="0" w:type="dxa"/>
-        <w:right w:w="108" w:type="dxa"/>
-      </w:tblCellMar>
     </w:tblPr>
   </w:style>
 </w:styles>
 </file>
 
 <file path=word/theme/theme1.xml><?xml version="1.0" encoding="utf-8"?>
-<a:theme xmlns:thm15="http://schemas.microsoft.com/office/thememl/2012/main" xmlns:a="http://schemas.openxmlformats.org/drawingml/2006/main" name="Office Theme">
+<a:theme xmlns:a="http://schemas.openxmlformats.org/drawingml/2006/main" name="Office Theme">
   <a:themeElements>
     <a:clrScheme name="Office">
       <a:dk1>
